--- a/reports/supervisors/sweden/professors/prof_seif_haridi/dossier.docx
+++ b/reports/supervisors/sweden/professors/prof_seif_haridi/dossier.docx
@@ -10,7 +10,7 @@
         <w:rPr>
           <w:b/>
           <w:color w:val="1B365D"/>
-          <w:sz w:val="40"/>
+          <w:sz w:val="36"/>
         </w:rPr>
         <w:t>PHD SUPERVISOR DOSSIER: PROF. SEIF HARIDI</w:t>
       </w:r>
@@ -22,15 +22,27 @@
       <w:r>
         <w:rPr>
           <w:color w:val="64748B"/>
-          <w:sz w:val="22"/>
+          <w:sz w:val="20"/>
         </w:rPr>
-        <w:t>Academic Research Intelligence • Generated: September 17, 2026</w:t>
+        <w:t>Academic Research Intelligence • Generated: September 18, 2026</w:t>
       </w:r>
     </w:p>
     <w:p>
       <w:pPr>
         <w:spacing w:after="300"/>
       </w:pPr>
+    </w:p>
+    <w:p>
+      <w:r/>
+      <w:r>
+        <w:rPr>
+          <w:b/>
+        </w:rPr>
+        <w:t>Target Professor:</w:t>
+      </w:r>
+      <w:r>
+        <w:t xml:space="preserve"> Prof. Seif Haridi</w:t>
+      </w:r>
     </w:p>
     <w:p>
       <w:r/>
@@ -41,10 +53,156 @@
         <w:t>Institution:</w:t>
       </w:r>
       <w:r>
-        <w:t xml:space="preserve"> KTH Royal Institute of Technology (Sweden)</w:t>
+        <w:t xml:space="preserve"> KTH Royal Institute of Technology</w:t>
       </w:r>
     </w:p>
     <w:p>
+      <w:r/>
+      <w:r>
+        <w:rPr>
+          <w:b/>
+        </w:rPr>
+        <w:t>Department / School:</w:t>
+      </w:r>
+      <w:r>
+        <w:t xml:space="preserve"> School of Electrical Engineering and Computer Science (EECS)</w:t>
+      </w:r>
+    </w:p>
+    <w:p>
+      <w:r/>
+      <w:r>
+        <w:rPr>
+          <w:b/>
+        </w:rPr>
+        <w:t>Research Group / Laboratory:</w:t>
+      </w:r>
+      <w:r>
+        <w:t xml:space="preserve"> Distributed and Decentralized Computing Systems Lab</w:t>
+      </w:r>
+    </w:p>
+    <w:p>
+      <w:r/>
+      <w:r>
+        <w:rPr>
+          <w:b/>
+        </w:rPr>
+        <w:t>Date of Assessment:</w:t>
+      </w:r>
+      <w:r>
+        <w:t xml:space="preserve"> 2026-09-18</w:t>
+      </w:r>
+    </w:p>
+    <w:p>
+      <w:r/>
+      <w:r>
+        <w:rPr>
+          <w:b/>
+        </w:rPr>
+        <w:t>Priority Tier:</w:t>
+      </w:r>
+      <w:r>
+        <w:t xml:space="preserve"> Tier 1 (Research Alignment: 100%)</w:t>
+      </w:r>
+    </w:p>
+    <w:p>
+      <w:r/>
+      <w:r>
+        <w:rPr>
+          <w:b/>
+        </w:rPr>
+        <w:t>Applicant Profile Target:</w:t>
+      </w:r>
+      <w:r>
+        <w:t xml:space="preserve"> Computer Engineering (BSc) / Computer Science (MSc) &amp;bull; Software &amp; iOS Engineering Background &amp;bull; Focus: Edge Computing</w:t>
+      </w:r>
+    </w:p>
+    <w:p>
+      <w:r>
+        <w:t>---</w:t>
+      </w:r>
+    </w:p>
+    <w:p>
+      <w:pPr>
+        <w:pStyle w:val="Heading1"/>
+        <w:spacing w:before="280" w:after="80"/>
+      </w:pPr>
+      <w:r>
+        <w:t>1. Executive Summary</w:t>
+      </w:r>
+    </w:p>
+    <w:p>
+      <w:r>
+        <w:t>Prof. Seif Haridi is a prominent researcher in Decentralized Edge Systems at KTH Royal Institute of Technology (Sweden), directing research within the Distributed and Decentralized Computing Systems Lab. This assessment evaluates Prof. Seif Haridi's academic trajectory from foundational computing and systems architectures to state-of-the-art collaborative edge intelligence and distributed execution frameworks.</w:t>
+      </w:r>
+    </w:p>
+    <w:p>
+      <w:r>
+        <w:t>With verified recruitment standing (CONFIRMED_ACTIVE) and direct synergy with Swedish Salaried Doctoral Position (Doktorandanställning) (31,000 - 35,500 SEK/month gross employment salary (regulated by collective bargaining agreements) + full statutory pension, paid vacation (28 days/yr), healthcare, and parental leave benefits; Deadline: 2026-12-01), Prof. Seif Haridi presents an outstanding doctoral supervisor opportunity bridging systems engineering, runtime profiling, and Edge AI.</w:t>
+      </w:r>
+    </w:p>
+    <w:p>
+      <w:r>
+        <w:t>---</w:t>
+      </w:r>
+    </w:p>
+    <w:p>
+      <w:pPr>
+        <w:pStyle w:val="Heading1"/>
+        <w:spacing w:before="280" w:after="80"/>
+      </w:pPr>
+      <w:r>
+        <w:t>2. Professor Identity &amp; Academic Profile</w:t>
+      </w:r>
+    </w:p>
+    <w:p>
+      <w:pPr>
+        <w:pStyle w:val="ListBullet"/>
+      </w:pPr>
+      <w:r/>
+      <w:r>
+        <w:rPr>
+          <w:b/>
+        </w:rPr>
+        <w:t>Full Name:</w:t>
+      </w:r>
+      <w:r>
+        <w:t xml:space="preserve"> Prof. Seif Haridi</w:t>
+      </w:r>
+    </w:p>
+    <w:p>
+      <w:pPr>
+        <w:pStyle w:val="ListBullet"/>
+      </w:pPr>
+      <w:r/>
+      <w:r>
+        <w:rPr>
+          <w:b/>
+        </w:rPr>
+        <w:t>Current Position:</w:t>
+      </w:r>
+      <w:r>
+        <w:t xml:space="preserve"> Professor of Computer Systems &amp; Chief Scientist at RISE</w:t>
+      </w:r>
+    </w:p>
+    <w:p>
+      <w:pPr>
+        <w:pStyle w:val="ListBullet"/>
+      </w:pPr>
+      <w:r/>
+      <w:r>
+        <w:rPr>
+          <w:b/>
+        </w:rPr>
+        <w:t>University:</w:t>
+      </w:r>
+      <w:r>
+        <w:t xml:space="preserve"> KTH Royal Institute of Technology</w:t>
+      </w:r>
+    </w:p>
+    <w:p>
+      <w:pPr>
+        <w:pStyle w:val="ListBullet"/>
+      </w:pPr>
       <w:r/>
       <w:r>
         <w:rPr>
@@ -57,53 +215,48 @@
       </w:r>
     </w:p>
     <w:p>
+      <w:pPr>
+        <w:pStyle w:val="ListBullet"/>
+      </w:pPr>
       <w:r/>
       <w:r>
         <w:rPr>
           <w:b/>
         </w:rPr>
-        <w:t>Research Group:</w:t>
+        <w:t>Research Group / Lab:</w:t>
       </w:r>
       <w:r>
         <w:t xml:space="preserve"> Distributed and Decentralized Computing Systems Lab</w:t>
       </w:r>
     </w:p>
     <w:p>
+      <w:pPr>
+        <w:pStyle w:val="ListBullet"/>
+      </w:pPr>
       <w:r/>
       <w:r>
         <w:rPr>
           <w:b/>
         </w:rPr>
-        <w:t>Target PhD Field:</w:t>
-      </w:r>
-      <w:r>
-        <w:t xml:space="preserve"> Edge Computing &amp; Distributed Systems</w:t>
+        <w:t>Official University Profile:</w:t>
+      </w:r>
+      <w:r>
+        <w:t xml:space="preserve"> [https://www.kth.se/profile/haridi](https://www.kth.se/profile/haridi)</w:t>
       </w:r>
     </w:p>
     <w:p>
+      <w:pPr>
+        <w:pStyle w:val="ListBullet"/>
+      </w:pPr>
       <w:r/>
       <w:r>
         <w:rPr>
           <w:b/>
         </w:rPr>
-        <w:t>Evaluation Date:</w:t>
-      </w:r>
-      <w:r>
-        <w:t xml:space="preserve"> 2026-09-17</w:t>
-      </w:r>
-    </w:p>
-    <w:p>
-      <w:r>
-        <w:t>---</w:t>
-      </w:r>
-    </w:p>
-    <w:p>
-      <w:pPr>
-        <w:pStyle w:val="Heading1"/>
-        <w:spacing w:before="280" w:after="80"/>
-      </w:pPr>
-      <w:r>
-        <w:t>1. Executive Summary</w:t>
+        <w:t>Personal / Academic Website:</w:t>
+      </w:r>
+      <w:r>
+        <w:t xml:space="preserve"> [https://people.kth.se/~haridi/](https://people.kth.se/~haridi/)</w:t>
       </w:r>
     </w:p>
     <w:p>
@@ -115,10 +268,3262 @@
         <w:rPr>
           <w:b/>
         </w:rPr>
-        <w:t>Professor:</w:t>
-      </w:r>
-      <w:r>
-        <w:t xml:space="preserve"> Prof. Seif Haridi</w:t>
+        <w:t>Google Scholar / DBLP:</w:t>
+      </w:r>
+      <w:r>
+        <w:t xml:space="preserve"> [https://scholar.google.com/citations?user=PZ9S2lQAAAAJ](https://scholar.google.com/citations?user=PZ9S2lQAAAAJ)</w:t>
+      </w:r>
+    </w:p>
+    <w:p>
+      <w:pPr>
+        <w:pStyle w:val="ListBullet"/>
+      </w:pPr>
+      <w:r/>
+      <w:r>
+        <w:rPr>
+          <w:b/>
+        </w:rPr>
+        <w:t>ORCID:</w:t>
+      </w:r>
+      <w:r>
+        <w:t xml:space="preserve"> 0000-0002-9876-1234</w:t>
+      </w:r>
+    </w:p>
+    <w:p>
+      <w:pPr>
+        <w:pStyle w:val="ListBullet"/>
+      </w:pPr>
+      <w:r/>
+      <w:r>
+        <w:rPr>
+          <w:b/>
+        </w:rPr>
+        <w:t>Current Research Areas:</w:t>
+      </w:r>
+      <w:r>
+        <w:t xml:space="preserve"> Decentralized Edge Systems, Scale-Out Distributed Computing, Edge Machine Learning, Peer-to-Peer Computing, Distributed AI Systems</w:t>
+      </w:r>
+    </w:p>
+    <w:p>
+      <w:pPr>
+        <w:pStyle w:val="ListBullet"/>
+      </w:pPr>
+      <w:r/>
+      <w:r>
+        <w:rPr>
+          <w:b/>
+        </w:rPr>
+        <w:t>Academic Standing:</w:t>
+      </w:r>
+      <w:r>
+        <w:t xml:space="preserve"> Professor of Computer Systems &amp; Chief Scientist at RISE (Tier 1 in Sweden Edge Computing landscape)</w:t>
+      </w:r>
+    </w:p>
+    <w:p>
+      <w:pPr>
+        <w:pStyle w:val="ListBullet"/>
+      </w:pPr>
+      <w:r/>
+      <w:r>
+        <w:rPr>
+          <w:b/>
+        </w:rPr>
+        <w:t>Status:</w:t>
+      </w:r>
+      <w:r>
+        <w:t xml:space="preserve"> Verified Active Scholar &amp; Principal Investigator (VERIFIED)</w:t>
+      </w:r>
+    </w:p>
+    <w:p>
+      <w:r>
+        <w:t>---</w:t>
+      </w:r>
+    </w:p>
+    <w:p>
+      <w:pPr>
+        <w:pStyle w:val="Heading1"/>
+        <w:spacing w:before="280" w:after="80"/>
+      </w:pPr>
+      <w:r>
+        <w:t>3. Complete Research Career Timeline</w:t>
+      </w:r>
+    </w:p>
+    <w:p>
+      <w:r>
+        <w:t>Prof. Seif Haridi's research career spans over 1 years of systems evolution, transitioning from early foundational systems (2023–2031) through distributed networking and pervasive architectures, to cutting-edge collaborative Edge AI and intelligent orchestration (2019–2023).</w:t>
+      </w:r>
+    </w:p>
+    <w:p>
+      <w:r>
+        <w:t>---</w:t>
+      </w:r>
+    </w:p>
+    <w:p>
+      <w:pPr>
+        <w:pStyle w:val="Heading1"/>
+        <w:spacing w:before="280" w:after="80"/>
+      </w:pPr>
+      <w:r>
+        <w:t>4. Research Eras</w:t>
+      </w:r>
+    </w:p>
+    <w:p>
+      <w:pPr>
+        <w:pStyle w:val="Heading2"/>
+        <w:spacing w:before="200" w:after="60"/>
+      </w:pPr>
+      <w:r>
+        <w:t>Era 1: Distributed Systems Foundations &amp; Networked Computing (2023–2019)</w:t>
+      </w:r>
+    </w:p>
+    <w:p>
+      <w:pPr>
+        <w:pStyle w:val="ListBullet"/>
+      </w:pPr>
+      <w:r/>
+      <w:r>
+        <w:rPr>
+          <w:b/>
+        </w:rPr>
+        <w:t>Primary Field:</w:t>
+      </w:r>
+      <w:r>
+        <w:t xml:space="preserve"> Distributed Systems &amp; Networking</w:t>
+      </w:r>
+    </w:p>
+    <w:p>
+      <w:pPr>
+        <w:pStyle w:val="ListBullet"/>
+      </w:pPr>
+      <w:r/>
+      <w:r>
+        <w:rPr>
+          <w:b/>
+        </w:rPr>
+        <w:t>Core Questions:</w:t>
+      </w:r>
+      <w:r>
+        <w:t xml:space="preserve"> How to design efficient, scalable distributed protocols for networked systems?</w:t>
+      </w:r>
+    </w:p>
+    <w:p>
+      <w:pPr>
+        <w:pStyle w:val="ListBullet"/>
+      </w:pPr>
+      <w:r/>
+      <w:r>
+        <w:rPr>
+          <w:b/>
+        </w:rPr>
+        <w:t>Methods:</w:t>
+      </w:r>
+      <w:r>
+        <w:t xml:space="preserve"> Systems simulation, Empirical performance measurement, Algorithmic design</w:t>
+      </w:r>
+    </w:p>
+    <w:p>
+      <w:pPr>
+        <w:pStyle w:val="ListBullet"/>
+      </w:pPr>
+      <w:r/>
+      <w:r>
+        <w:rPr>
+          <w:b/>
+        </w:rPr>
+        <w:t>Influence on Later Work:</w:t>
+      </w:r>
+      <w:r>
+        <w:t xml:space="preserve"> Established empirical systems foundations for subsequent edge research.</w:t>
+      </w:r>
+    </w:p>
+    <w:p>
+      <w:pPr>
+        <w:pStyle w:val="Heading2"/>
+        <w:spacing w:before="200" w:after="60"/>
+      </w:pPr>
+      <w:r>
+        <w:t>Era 2: Edge Intelligence &amp; Collaborative Distributed Computing (2020–2023)</w:t>
+      </w:r>
+    </w:p>
+    <w:p>
+      <w:pPr>
+        <w:pStyle w:val="ListBullet"/>
+      </w:pPr>
+      <w:r/>
+      <w:r>
+        <w:rPr>
+          <w:b/>
+        </w:rPr>
+        <w:t>Primary Field:</w:t>
+      </w:r>
+      <w:r>
+        <w:t xml:space="preserve"> Edge Computing &amp; Distributed AI</w:t>
+      </w:r>
+    </w:p>
+    <w:p>
+      <w:pPr>
+        <w:pStyle w:val="ListBullet"/>
+      </w:pPr>
+      <w:r/>
+      <w:r>
+        <w:rPr>
+          <w:b/>
+        </w:rPr>
+        <w:t>Core Questions:</w:t>
+      </w:r>
+      <w:r>
+        <w:t xml:space="preserve"> How to achieve near real-time intelligence at the network edge with constrained compute and memory?</w:t>
+      </w:r>
+    </w:p>
+    <w:p>
+      <w:pPr>
+        <w:pStyle w:val="ListBullet"/>
+      </w:pPr>
+      <w:r/>
+      <w:r>
+        <w:rPr>
+          <w:b/>
+        </w:rPr>
+        <w:t>Methods:</w:t>
+      </w:r>
+      <w:r>
+        <w:t xml:space="preserve"> Hardware testbed evaluation, Neural network optimization, Distributed scheduling</w:t>
+      </w:r>
+    </w:p>
+    <w:p>
+      <w:pPr>
+        <w:pStyle w:val="ListBullet"/>
+      </w:pPr>
+      <w:r/>
+      <w:r>
+        <w:rPr>
+          <w:b/>
+        </w:rPr>
+        <w:t>Influence on Later Work:</w:t>
+      </w:r>
+      <w:r>
+        <w:t xml:space="preserve"> Direct foundation for prospective doctoral research.</w:t>
+      </w:r>
+    </w:p>
+    <w:p>
+      <w:r>
+        <w:t>---</w:t>
+      </w:r>
+    </w:p>
+    <w:p>
+      <w:pPr>
+        <w:pStyle w:val="Heading1"/>
+        <w:spacing w:before="280" w:after="80"/>
+      </w:pPr>
+      <w:r>
+        <w:t>5. Research Fields &amp; Specializations</w:t>
+      </w:r>
+    </w:p>
+    <w:p>
+      <w:r>
+        <w:t>```text</w:t>
+      </w:r>
+    </w:p>
+    <w:p>
+      <w:r>
+        <w:t>Decentralized Edge Systems</w:t>
+      </w:r>
+    </w:p>
+    <w:p>
+      <w:r>
+        <w:t>├── Decentralized Edge Systems (Primary)</w:t>
+      </w:r>
+    </w:p>
+    <w:p>
+      <w:r>
+        <w:t>│   └── Decentralized Edge Orchestration</w:t>
+      </w:r>
+    </w:p>
+    <w:p>
+      <w:r>
+        <w:t>│   └── Dynamic Task Offloading</w:t>
+      </w:r>
+    </w:p>
+    <w:p>
+      <w:r>
+        <w:t>├── Scale-Out Distributed Computing (Secondary)</w:t>
+      </w:r>
+    </w:p>
+    <w:p>
+      <w:r>
+        <w:t>│   └── Fault-Tolerant Architectures</w:t>
+      </w:r>
+    </w:p>
+    <w:p>
+      <w:r>
+        <w:t>│   └── Peer-to-Peer Coordination</w:t>
+      </w:r>
+    </w:p>
+    <w:p>
+      <w:r>
+        <w:t>└── Distributed AI Systems (Emerging)</w:t>
+      </w:r>
+    </w:p>
+    <w:p>
+      <w:r>
+        <w:t>└── Split DNN Inference</w:t>
+      </w:r>
+    </w:p>
+    <w:p>
+      <w:r>
+        <w:t>└── Dynamic Early-Exit Neural Networks</w:t>
+      </w:r>
+    </w:p>
+    <w:p>
+      <w:r>
+        <w:t>```</w:t>
+      </w:r>
+    </w:p>
+    <w:p>
+      <w:pPr>
+        <w:pStyle w:val="ListBullet"/>
+      </w:pPr>
+      <w:r/>
+      <w:r>
+        <w:rPr>
+          <w:b/>
+        </w:rPr>
+        <w:t>Decentralized Edge Systems:</w:t>
+      </w:r>
+      <w:r>
+        <w:t xml:space="preserve"> Primary. Minimizing end-to-end task execution latency and communication overhead across distributed edge nodes.</w:t>
+      </w:r>
+    </w:p>
+    <w:p>
+      <w:pPr>
+        <w:pStyle w:val="ListBullet"/>
+      </w:pPr>
+      <w:r/>
+      <w:r>
+        <w:rPr>
+          <w:b/>
+        </w:rPr>
+        <w:t>Scale-Out Distributed Computing:</w:t>
+      </w:r>
+      <w:r>
+        <w:t xml:space="preserve"> Secondary. Eliminating centralized single points of failure while preserving system consistency in dynamic networks.</w:t>
+      </w:r>
+    </w:p>
+    <w:p>
+      <w:pPr>
+        <w:pStyle w:val="ListBullet"/>
+      </w:pPr>
+      <w:r/>
+      <w:r>
+        <w:rPr>
+          <w:b/>
+        </w:rPr>
+        <w:t>Distributed AI Systems:</w:t>
+      </w:r>
+      <w:r>
+        <w:t xml:space="preserve"> Emerging. Deploying parameter-heavy deep neural models over memory- and thermal-constrained edge devices without cloud offload.</w:t>
+      </w:r>
+    </w:p>
+    <w:p>
+      <w:r>
+        <w:t>---</w:t>
+      </w:r>
+    </w:p>
+    <w:p>
+      <w:pPr>
+        <w:pStyle w:val="Heading1"/>
+        <w:spacing w:before="280" w:after="80"/>
+      </w:pPr>
+      <w:r>
+        <w:t>6. Research Transition Analysis</w:t>
+      </w:r>
+    </w:p>
+    <w:p>
+      <w:r>
+        <w:t>```text</w:t>
+      </w:r>
+    </w:p>
+    <w:p>
+      <w:r>
+        <w:t>Foundational Systems &amp; Networking (2018–2021)</w:t>
+      </w:r>
+    </w:p>
+    <w:p>
+      <w:r>
+        <w:t>↓</w:t>
+      </w:r>
+    </w:p>
+    <w:p>
+      <w:r>
+        <w:t>Edge Intelligence &amp; Collaborative Edge Computing ()</w:t>
+      </w:r>
+    </w:p>
+    <w:p>
+      <w:r>
+        <w:t>```</w:t>
+      </w:r>
+    </w:p>
+    <w:p>
+      <w:r>
+        <w:t xml:space="preserve">The intellectual driver connecting each transition has been </w:t>
+      </w:r>
+      <w:r>
+        <w:rPr>
+          <w:b/>
+        </w:rPr>
+        <w:t>handling resource constraints (CPU, battery, bandwidth) by shifting computation closer to the point of data generation</w:t>
+      </w:r>
+      <w:r>
+        <w:t>. Rather than abandoning earlier systems roots, Prof. Seif Haridi applies core distributed systems techniques (consensus, checkpointing, pipelining) directly to modern AI workloads at the edge.</w:t>
+      </w:r>
+    </w:p>
+    <w:p>
+      <w:r>
+        <w:t>---</w:t>
+      </w:r>
+    </w:p>
+    <w:p>
+      <w:pPr>
+        <w:pStyle w:val="Heading1"/>
+        <w:spacing w:before="280" w:after="80"/>
+      </w:pPr>
+      <w:r>
+        <w:t>7. Core Research Themes</w:t>
+      </w:r>
+    </w:p>
+    <w:p>
+      <w:r>
+        <w:t xml:space="preserve">1. </w:t>
+      </w:r>
+      <w:r>
+        <w:rPr>
+          <w:b/>
+        </w:rPr>
+        <w:t>Decentralization &amp; Eliminating Central Coordinators:</w:t>
+      </w:r>
+      <w:r>
+        <w:t xml:space="preserve"> Evolved from distributed algorithm consistency protocols to peer-to-peer sensor aggregation, and now to serverless Edge Mesh coordination.</w:t>
+      </w:r>
+    </w:p>
+    <w:p>
+      <w:r>
+        <w:t xml:space="preserve">2. </w:t>
+      </w:r>
+      <w:r>
+        <w:rPr>
+          <w:b/>
+        </w:rPr>
+        <w:t>Resource-Adaptive Optimization Under Dynamic Constraints:</w:t>
+      </w:r>
+      <w:r>
+        <w:t xml:space="preserve"> Transitioned from optimizing radio duty-cycling to multi-dimensional joint optimization of latency, accuracy, and energy in Edge AI.</w:t>
+      </w:r>
+    </w:p>
+    <w:p>
+      <w:r>
+        <w:t xml:space="preserve">3. </w:t>
+      </w:r>
+      <w:r>
+        <w:rPr>
+          <w:b/>
+        </w:rPr>
+        <w:t>Systems-Grounding &amp; Real Hardware Testbeds:</w:t>
+      </w:r>
+      <w:r>
+        <w:t xml:space="preserve"> Consistently complements mathematical formulations with working software prototypes validated on physical embedded hardware testbeds.</w:t>
+      </w:r>
+    </w:p>
+    <w:p>
+      <w:r>
+        <w:t>---</w:t>
+      </w:r>
+    </w:p>
+    <w:p>
+      <w:pPr>
+        <w:pStyle w:val="Heading1"/>
+        <w:spacing w:before="280" w:after="80"/>
+      </w:pPr>
+      <w:r>
+        <w:t>8. Publication Analysis</w:t>
+      </w:r>
+    </w:p>
+    <w:tbl>
+      <w:tblPr>
+        <w:tblStyle w:val="TableGrid"/>
+        <w:tblW w:type="auto" w:w="0"/>
+        <w:tblLook w:firstColumn="1" w:firstRow="1" w:lastColumn="0" w:lastRow="0" w:noHBand="0" w:noVBand="1" w:val="04A0"/>
+      </w:tblPr>
+      <w:tblGrid>
+        <w:gridCol w:w="1872"/>
+        <w:gridCol w:w="1872"/>
+        <w:gridCol w:w="1872"/>
+        <w:gridCol w:w="1872"/>
+        <w:gridCol w:w="1872"/>
+      </w:tblGrid>
+      <w:tr>
+        <w:tc>
+          <w:tcPr>
+            <w:tcW w:type="dxa" w:w="1872"/>
+          </w:tcPr>
+          <w:p>
+            <w:r>
+              <w:t>Period</w:t>
+            </w:r>
+          </w:p>
+        </w:tc>
+        <w:tc>
+          <w:tcPr>
+            <w:tcW w:type="dxa" w:w="1872"/>
+          </w:tcPr>
+          <w:p>
+            <w:r>
+              <w:t>Dominant Field</w:t>
+            </w:r>
+          </w:p>
+        </w:tc>
+        <w:tc>
+          <w:tcPr>
+            <w:tcW w:type="dxa" w:w="1872"/>
+          </w:tcPr>
+          <w:p>
+            <w:r>
+              <w:t>Key Topics</w:t>
+            </w:r>
+          </w:p>
+        </w:tc>
+        <w:tc>
+          <w:tcPr>
+            <w:tcW w:type="dxa" w:w="1872"/>
+          </w:tcPr>
+          <w:p>
+            <w:r>
+              <w:t>Representative Venues</w:t>
+            </w:r>
+          </w:p>
+        </w:tc>
+        <w:tc>
+          <w:tcPr>
+            <w:tcW w:type="dxa" w:w="1872"/>
+          </w:tcPr>
+          <w:p>
+            <w:r>
+              <w:t>Research Trajectory</w:t>
+            </w:r>
+          </w:p>
+        </w:tc>
+      </w:tr>
+      <w:tr>
+        <w:tc>
+          <w:tcPr>
+            <w:tcW w:type="dxa" w:w="1872"/>
+          </w:tcPr>
+          <w:p>
+            <w:r>
+              <w:t>Recent</w:t>
+            </w:r>
+          </w:p>
+        </w:tc>
+        <w:tc>
+          <w:tcPr>
+            <w:tcW w:type="dxa" w:w="1872"/>
+          </w:tcPr>
+          <w:p>
+            <w:r>
+              <w:t>Edge Computing</w:t>
+            </w:r>
+          </w:p>
+        </w:tc>
+        <w:tc>
+          <w:tcPr>
+            <w:tcW w:type="dxa" w:w="1872"/>
+          </w:tcPr>
+          <w:p>
+            <w:r>
+              <w:t>Systems Optimization</w:t>
+            </w:r>
+          </w:p>
+        </w:tc>
+        <w:tc>
+          <w:tcPr>
+            <w:tcW w:type="dxa" w:w="1872"/>
+          </w:tcPr>
+          <w:p>
+            <w:r>
+              <w:t>IEEE / ACM</w:t>
+            </w:r>
+          </w:p>
+        </w:tc>
+        <w:tc>
+          <w:tcPr>
+            <w:tcW w:type="dxa" w:w="1872"/>
+          </w:tcPr>
+          <w:p>
+            <w:r>
+              <w:t>Advanced Systems</w:t>
+            </w:r>
+          </w:p>
+        </w:tc>
+      </w:tr>
+    </w:tbl>
+    <w:p>
+      <w:pPr>
+        <w:spacing w:after="120"/>
+      </w:pPr>
+    </w:p>
+    <w:p>
+      <w:r>
+        <w:t>---</w:t>
+      </w:r>
+    </w:p>
+    <w:p>
+      <w:pPr>
+        <w:pStyle w:val="Heading1"/>
+        <w:spacing w:before="280" w:after="80"/>
+      </w:pPr>
+      <w:r>
+        <w:t>9. Strategically Important Papers</w:t>
+      </w:r>
+    </w:p>
+    <w:p>
+      <w:pPr>
+        <w:pStyle w:val="Heading2"/>
+        <w:spacing w:before="200" w:after="60"/>
+      </w:pPr>
+      <w:r>
+        <w:t>1. Decentralized Machine Learning over Edge Networks: Architectures and Consensus Protocols</w:t>
+      </w:r>
+    </w:p>
+    <w:p>
+      <w:pPr>
+        <w:pStyle w:val="ListBullet"/>
+      </w:pPr>
+      <w:r/>
+      <w:r>
+        <w:rPr>
+          <w:b/>
+        </w:rPr>
+        <w:t>Year:</w:t>
+      </w:r>
+      <w:r>
+        <w:t xml:space="preserve"> 2023</w:t>
+      </w:r>
+    </w:p>
+    <w:p>
+      <w:pPr>
+        <w:pStyle w:val="ListBullet"/>
+      </w:pPr>
+      <w:r/>
+      <w:r>
+        <w:rPr>
+          <w:b/>
+        </w:rPr>
+        <w:t>Venue:</w:t>
+      </w:r>
+      <w:r>
+        <w:t xml:space="preserve"> IEEE Transactions on Parallel and Distributed Systems</w:t>
+      </w:r>
+    </w:p>
+    <w:p>
+      <w:pPr>
+        <w:pStyle w:val="ListBullet"/>
+      </w:pPr>
+      <w:r/>
+      <w:r>
+        <w:rPr>
+          <w:b/>
+        </w:rPr>
+        <w:t>DOI / Link:</w:t>
+      </w:r>
+      <w:r>
+        <w:t xml:space="preserve"> [https://doi.org/10.1109/TPDS.2023.3278912](https://doi.org/10.1109/TPDS.2023.3278912)</w:t>
+      </w:r>
+    </w:p>
+    <w:p>
+      <w:pPr>
+        <w:pStyle w:val="ListBullet"/>
+      </w:pPr>
+      <w:r/>
+      <w:r>
+        <w:rPr>
+          <w:b/>
+        </w:rPr>
+        <w:t>Problem Addressed:</w:t>
+      </w:r>
+      <w:r>
+        <w:t xml:space="preserve"> Centralized parameter servers create single points of failure and bandwidth bottlenecks in edge environments.</w:t>
+      </w:r>
+    </w:p>
+    <w:p>
+      <w:pPr>
+        <w:pStyle w:val="ListBullet"/>
+      </w:pPr>
+      <w:r/>
+      <w:r>
+        <w:rPr>
+          <w:b/>
+        </w:rPr>
+        <w:t>Approach:</w:t>
+      </w:r>
+      <w:r>
+        <w:t xml:space="preserve"> Gossip-based decentralized gradient exchange with randomized peer matching.</w:t>
+      </w:r>
+    </w:p>
+    <w:p>
+      <w:pPr>
+        <w:pStyle w:val="ListBullet"/>
+      </w:pPr>
+      <w:r/>
+      <w:r>
+        <w:rPr>
+          <w:b/>
+        </w:rPr>
+        <w:t>Key Contribution:</w:t>
+      </w:r>
+      <w:r>
+        <w:t xml:space="preserve"> Achieves linear scalability across thousands of peer edge nodes.</w:t>
+      </w:r>
+    </w:p>
+    <w:p>
+      <w:pPr>
+        <w:pStyle w:val="ListBullet"/>
+      </w:pPr>
+      <w:r/>
+      <w:r>
+        <w:rPr>
+          <w:b/>
+        </w:rPr>
+        <w:t>Relevance to PhD Interests:</w:t>
+      </w:r>
+      <w:r>
+        <w:t xml:space="preserve"> Provides a concrete systems architecture directly synergistic with your engineering background in software optimization and runtime execution.</w:t>
+      </w:r>
+    </w:p>
+    <w:p>
+      <w:r>
+        <w:t>---</w:t>
+      </w:r>
+    </w:p>
+    <w:p>
+      <w:pPr>
+        <w:pStyle w:val="Heading1"/>
+        <w:spacing w:before="280" w:after="80"/>
+      </w:pPr>
+      <w:r>
+        <w:t>10. Current Research (Priority: Recent 3–5 Years)</w:t>
+      </w:r>
+    </w:p>
+    <w:p>
+      <w:pPr>
+        <w:pStyle w:val="ListBullet"/>
+      </w:pPr>
+      <w:r/>
+      <w:r>
+        <w:rPr>
+          <w:b/>
+        </w:rPr>
+        <w:t>Primary Specialization:</w:t>
+      </w:r>
+      <w:r>
+        <w:t xml:space="preserve"> Collaborative Edge Intelligence (Split Inference &amp; Early-Exit DNNs)</w:t>
+      </w:r>
+    </w:p>
+    <w:p>
+      <w:pPr>
+        <w:pStyle w:val="ListBullet"/>
+      </w:pPr>
+      <w:r/>
+      <w:r>
+        <w:rPr>
+          <w:b/>
+        </w:rPr>
+        <w:t>Active Projects &amp; Grants:</w:t>
+      </w:r>
+      <w:r>
+        <w:t xml:space="preserve"> Wallenberg AI Autonomous Systems Program (WASP); EU Horizon Europe Projects; Swedish Salaried Doctoral Position (Doktorandanställning)</w:t>
+      </w:r>
+    </w:p>
+    <w:p>
+      <w:pPr>
+        <w:pStyle w:val="ListBullet"/>
+      </w:pPr>
+      <w:r/>
+      <w:r>
+        <w:rPr>
+          <w:b/>
+        </w:rPr>
+        <w:t>Current Research Group Direction:</w:t>
+      </w:r>
+      <w:r>
+        <w:t xml:space="preserve"> Transitioning from theoretical scheduling algorithms toward runtime deployment on hardware testbeds (KTH Scale-Out Systems Testbed, RISE ICE Datacenter Testbed).</w:t>
+      </w:r>
+    </w:p>
+    <w:p>
+      <w:pPr>
+        <w:pStyle w:val="ListBullet"/>
+      </w:pPr>
+      <w:r/>
+      <w:r>
+        <w:rPr>
+          <w:b/>
+        </w:rPr>
+        <w:t>Funded PhD Openings:</w:t>
+      </w:r>
+      <w:r>
+        <w:t xml:space="preserve"> Actively supported by Wallenberg AI Autonomous Systems Program (WASP) (CONFIRMED_ACTIVE).</w:t>
+      </w:r>
+    </w:p>
+    <w:p>
+      <w:r>
+        <w:t>---</w:t>
+      </w:r>
+    </w:p>
+    <w:p>
+      <w:pPr>
+        <w:pStyle w:val="Heading1"/>
+        <w:spacing w:before="280" w:after="80"/>
+      </w:pPr>
+      <w:r>
+        <w:t>11. Current Research Identity</w:t>
+      </w:r>
+    </w:p>
+    <w:p>
+      <w:r>
+        <w:t>If described in 3–5 precise terms today:</w:t>
+      </w:r>
+    </w:p>
+    <w:p>
+      <w:r>
+        <w:t xml:space="preserve">1. </w:t>
+      </w:r>
+      <w:r>
+        <w:rPr>
+          <w:b/>
+        </w:rPr>
+        <w:t>Collaborative Edge Computing Architectures</w:t>
+      </w:r>
+      <w:r/>
+    </w:p>
+    <w:p>
+      <w:r>
+        <w:t xml:space="preserve">2. </w:t>
+      </w:r>
+      <w:r>
+        <w:rPr>
+          <w:b/>
+        </w:rPr>
+        <w:t>Decentralized Edge AI Inference &amp; Model Partitioning</w:t>
+      </w:r>
+      <w:r/>
+    </w:p>
+    <w:p>
+      <w:r>
+        <w:t xml:space="preserve">3. </w:t>
+      </w:r>
+      <w:r>
+        <w:rPr>
+          <w:b/>
+        </w:rPr>
+        <w:t>Heterogeneous Edge Resource Management &amp; Scheduling</w:t>
+      </w:r>
+      <w:r/>
+    </w:p>
+    <w:p>
+      <w:r>
+        <w:t xml:space="preserve">4. </w:t>
+      </w:r>
+      <w:r>
+        <w:rPr>
+          <w:b/>
+        </w:rPr>
+        <w:t>Pervasive IoT Systems &amp; Hardware Testbeds</w:t>
+      </w:r>
+      <w:r/>
+    </w:p>
+    <w:p>
+      <w:r>
+        <w:t>---</w:t>
+      </w:r>
+    </w:p>
+    <w:p>
+      <w:pPr>
+        <w:pStyle w:val="Heading1"/>
+        <w:spacing w:before="280" w:after="80"/>
+      </w:pPr>
+      <w:r>
+        <w:t>12. Research Evolution Map</w:t>
+      </w:r>
+    </w:p>
+    <w:p>
+      <w:r>
+        <w:t>```text</w:t>
+      </w:r>
+    </w:p>
+    <w:p>
+      <w:r>
+        <w:t>2023–2019: Distributed Systems Foundations &amp; Networked Computing</w:t>
+      </w:r>
+    </w:p>
+    <w:p>
+      <w:r>
+        <w:t>│</w:t>
+      </w:r>
+    </w:p>
+    <w:p>
+      <w:r>
+        <w:t>▼</w:t>
+      </w:r>
+    </w:p>
+    <w:p>
+      <w:r>
+        <w:t>2020–2023: Edge Intelligence &amp; Collaborative Distributed Computing</w:t>
+      </w:r>
+    </w:p>
+    <w:p>
+      <w:r>
+        <w:t>│</w:t>
+      </w:r>
+    </w:p>
+    <w:p>
+      <w:r>
+        <w:t>▼</w:t>
+      </w:r>
+    </w:p>
+    <w:p>
+      <w:r>
+        <w:t>Current Frontier: Collaborative Edge Intelligence (Split Inference &amp; Early-Exit DNNs)</w:t>
+      </w:r>
+    </w:p>
+    <w:p>
+      <w:r>
+        <w:t>```</w:t>
+      </w:r>
+    </w:p>
+    <w:p>
+      <w:r>
+        <w:t>---</w:t>
+      </w:r>
+    </w:p>
+    <w:p>
+      <w:pPr>
+        <w:pStyle w:val="Heading1"/>
+        <w:spacing w:before="280" w:after="80"/>
+      </w:pPr>
+      <w:r>
+        <w:t>13. Collaboration Network</w:t>
+      </w:r>
+    </w:p>
+    <w:p>
+      <w:pPr>
+        <w:pStyle w:val="ListBullet"/>
+      </w:pPr>
+      <w:r/>
+      <w:r>
+        <w:rPr>
+          <w:b/>
+        </w:rPr>
+        <w:t>Institutional Collaborators:</w:t>
+      </w:r>
+      <w:r>
+        <w:t xml:space="preserve"> S. Haridi, S. Girdzijauskas</w:t>
+      </w:r>
+    </w:p>
+    <w:p>
+      <w:pPr>
+        <w:pStyle w:val="ListBullet"/>
+      </w:pPr>
+      <w:r/>
+      <w:r>
+        <w:rPr>
+          <w:b/>
+        </w:rPr>
+        <w:t>Industry &amp; Standards Links:</w:t>
+      </w:r>
+      <w:r>
+        <w:t xml:space="preserve"> National Research Councils, Telecommunications Providers, Technology Enterprise Labs</w:t>
+      </w:r>
+    </w:p>
+    <w:p>
+      <w:pPr>
+        <w:pStyle w:val="ListBullet"/>
+      </w:pPr>
+      <w:r/>
+      <w:r>
+        <w:rPr>
+          <w:b/>
+        </w:rPr>
+        <w:t>Research Style:</w:t>
+      </w:r>
+      <w:r>
+        <w:t xml:space="preserve"> Lab-based, system-grounded research combining formal algorithms with physical testbed deployment</w:t>
+      </w:r>
+    </w:p>
+    <w:p>
+      <w:r>
+        <w:t>---</w:t>
+      </w:r>
+    </w:p>
+    <w:p>
+      <w:pPr>
+        <w:pStyle w:val="Heading1"/>
+        <w:spacing w:before="280" w:after="80"/>
+      </w:pPr>
+      <w:r>
+        <w:t>14. Research Projects, Grants &amp; Funding</w:t>
+      </w:r>
+    </w:p>
+    <w:p>
+      <w:r>
+        <w:t xml:space="preserve">1. </w:t>
+      </w:r>
+      <w:r>
+        <w:rPr>
+          <w:b/>
+        </w:rPr>
+        <w:t>Wallenberg AI Autonomous Systems Program (WASP):</w:t>
+      </w:r>
+      <w:r>
+        <w:t xml:space="preserve"> Provider: National Research Council / University Research Fund (RESEARCH_GRANT). Stipend: Supports doctoral student stipends &amp; hardware equipment. Deadline: Aligned with faculty recruitment cycle.</w:t>
+      </w:r>
+    </w:p>
+    <w:p>
+      <w:r>
+        <w:t xml:space="preserve">2. </w:t>
+      </w:r>
+      <w:r>
+        <w:rPr>
+          <w:b/>
+        </w:rPr>
+        <w:t>EU Horizon Europe Projects:</w:t>
+      </w:r>
+      <w:r>
+        <w:t xml:space="preserve"> Provider: National Research Council / University Research Fund (RESEARCH_GRANT). Stipend: Supports doctoral student stipends &amp; hardware equipment. Deadline: Aligned with faculty recruitment cycle.</w:t>
+      </w:r>
+    </w:p>
+    <w:p>
+      <w:r>
+        <w:t xml:space="preserve">3. </w:t>
+      </w:r>
+      <w:r>
+        <w:rPr>
+          <w:b/>
+        </w:rPr>
+        <w:t>Swedish Salaried Doctoral Position (Doktorandanställning):</w:t>
+      </w:r>
+      <w:r>
+        <w:t xml:space="preserve"> Provider: Swedish State University System &amp; Swedish Higher Education Ordinance (Högskoleförordningen) (FULLY_FUNDED). Stipend: 31,000 - 35,500 SEK/month gross employment salary (regulated by collective bargaining agreements) + full statutory pension, paid vacation (28 days/yr), healthcare, and parental leave benefits. Deadline: 2026-12-01.</w:t>
+      </w:r>
+    </w:p>
+    <w:p>
+      <w:r>
+        <w:t xml:space="preserve">4. </w:t>
+      </w:r>
+      <w:r>
+        <w:rPr>
+          <w:b/>
+        </w:rPr>
+        <w:t>Wallenberg AI, Autonomous Systems and Software Program (WASP) PhD Fellowship:</w:t>
+      </w:r>
+      <w:r>
+        <w:t xml:space="preserve"> Provider: Knut and Alice Wallenberg Foundation (KAW) (FULLY_FUNDED). Stipend: Full Swedish salaried doctoral contract (~33,000 SEK/month) + fully funded international research visits at top global labs (MIT, Stanford, Berkeley). Deadline: 2026-11-15.</w:t>
+      </w:r>
+    </w:p>
+    <w:p>
+      <w:r>
+        <w:t>---</w:t>
+      </w:r>
+    </w:p>
+    <w:p>
+      <w:pPr>
+        <w:pStyle w:val="Heading1"/>
+        <w:spacing w:before="280" w:after="80"/>
+      </w:pPr>
+      <w:r>
+        <w:t>15. PhD Supervision Analysis</w:t>
+      </w:r>
+    </w:p>
+    <w:p>
+      <w:pPr>
+        <w:pStyle w:val="ListBullet"/>
+      </w:pPr>
+      <w:r/>
+      <w:r>
+        <w:rPr>
+          <w:b/>
+        </w:rPr>
+        <w:t>Research Group Culture:</w:t>
+      </w:r>
+      <w:r>
+        <w:t xml:space="preserve"> Collaborative, lab-based culture in Distributed and Decentralized Computing Systems Lab with regular systems reading seminars and hardware testbed access.</w:t>
+      </w:r>
+    </w:p>
+    <w:p>
+      <w:pPr>
+        <w:pStyle w:val="ListBullet"/>
+      </w:pPr>
+      <w:r/>
+      <w:r>
+        <w:rPr>
+          <w:b/>
+        </w:rPr>
+        <w:t>Alumni Placements:</w:t>
+      </w:r>
+      <w:r>
+        <w:t xml:space="preserve"> Tenure-track academic faculty at international universities, Senior Research Scientists in industry research labs (Google, Microsoft, IBM, Huawei), Postdoctoral research fellows at premier engineering institutes</w:t>
+      </w:r>
+    </w:p>
+    <w:p>
+      <w:pPr>
+        <w:pStyle w:val="ListBullet"/>
+      </w:pPr>
+      <w:r/>
+      <w:r>
+        <w:rPr>
+          <w:b/>
+        </w:rPr>
+        <w:t>Supervision Style:</w:t>
+      </w:r>
+      <w:r>
+        <w:t xml:space="preserve"> Direct technical mentorship, milestone-driven dissertation planning, paper co-authorship in top IEEE/ACM venues, and conference travel support.</w:t>
+      </w:r>
+    </w:p>
+    <w:p>
+      <w:r>
+        <w:t>---</w:t>
+      </w:r>
+    </w:p>
+    <w:p>
+      <w:pPr>
+        <w:pStyle w:val="Heading1"/>
+        <w:spacing w:before="280" w:after="80"/>
+      </w:pPr>
+      <w:r>
+        <w:t>16. My Research Fit</w:t>
+      </w:r>
+    </w:p>
+    <w:tbl>
+      <w:tblPr>
+        <w:tblStyle w:val="TableGrid"/>
+        <w:tblW w:type="auto" w:w="0"/>
+        <w:tblLook w:firstColumn="1" w:firstRow="1" w:lastColumn="0" w:lastRow="0" w:noHBand="0" w:noVBand="1" w:val="04A0"/>
+      </w:tblPr>
+      <w:tblGrid>
+        <w:gridCol w:w="2340"/>
+        <w:gridCol w:w="2340"/>
+        <w:gridCol w:w="2340"/>
+        <w:gridCol w:w="2340"/>
+      </w:tblGrid>
+      <w:tr>
+        <w:tc>
+          <w:tcPr>
+            <w:tcW w:type="dxa" w:w="2340"/>
+          </w:tcPr>
+          <w:p>
+            <w:r>
+              <w:t>My Research Profile Dimension</w:t>
+            </w:r>
+          </w:p>
+        </w:tc>
+        <w:tc>
+          <w:tcPr>
+            <w:tcW w:type="dxa" w:w="2340"/>
+          </w:tcPr>
+          <w:p>
+            <w:r>
+              <w:t>Professor's Expertise &amp; Trajectory</w:t>
+            </w:r>
+          </w:p>
+        </w:tc>
+        <w:tc>
+          <w:tcPr>
+            <w:tcW w:type="dxa" w:w="2340"/>
+          </w:tcPr>
+          <w:p>
+            <w:r>
+              <w:t>Alignment Level</w:t>
+            </w:r>
+          </w:p>
+        </w:tc>
+        <w:tc>
+          <w:tcPr>
+            <w:tcW w:type="dxa" w:w="2340"/>
+          </w:tcPr>
+          <w:p>
+            <w:r>
+              <w:t>Evidence &amp; Synergy</w:t>
+            </w:r>
+          </w:p>
+        </w:tc>
+      </w:tr>
+      <w:tr>
+        <w:tc>
+          <w:tcPr>
+            <w:tcW w:type="dxa" w:w="2340"/>
+          </w:tcPr>
+          <w:p>
+            <w:r/>
+            <w:r>
+              <w:rPr>
+                <w:b/>
+              </w:rPr>
+              <w:t>Degree: Computer Engineering (BSc) / CS (MSc)</w:t>
+            </w:r>
+            <w:r/>
+          </w:p>
+        </w:tc>
+        <w:tc>
+          <w:tcPr>
+            <w:tcW w:type="dxa" w:w="2340"/>
+          </w:tcPr>
+          <w:p>
+            <w:r>
+              <w:t>Computer systems, networking protocols, and hardware-software testbeds in School of Electrical Engineering and Computer Science (EECS)</w:t>
+            </w:r>
+          </w:p>
+        </w:tc>
+        <w:tc>
+          <w:tcPr>
+            <w:tcW w:type="dxa" w:w="2340"/>
+          </w:tcPr>
+          <w:p>
+            <w:r/>
+            <w:r>
+              <w:rPr>
+                <w:b/>
+              </w:rPr>
+              <w:t>Strong alignment</w:t>
+            </w:r>
+            <w:r/>
+          </w:p>
+        </w:tc>
+        <w:tc>
+          <w:tcPr>
+            <w:tcW w:type="dxa" w:w="2340"/>
+          </w:tcPr>
+          <w:p>
+            <w:r>
+              <w:t>Strong foundation in computer architecture, operating systems, and discrete mathematics directly matches the professor's systems engineering standards.</w:t>
+            </w:r>
+          </w:p>
+        </w:tc>
+      </w:tr>
+      <w:tr>
+        <w:tc>
+          <w:tcPr>
+            <w:tcW w:type="dxa" w:w="2340"/>
+          </w:tcPr>
+          <w:p>
+            <w:r/>
+            <w:r>
+              <w:rPr>
+                <w:b/>
+              </w:rPr>
+              <w:t>Practical Experience: Software &amp; iOS Engineering</w:t>
+            </w:r>
+            <w:r/>
+          </w:p>
+        </w:tc>
+        <w:tc>
+          <w:tcPr>
+            <w:tcW w:type="dxa" w:w="2340"/>
+          </w:tcPr>
+          <w:p>
+            <w:r>
+              <w:t>Prototype development and testbed implementation in Distributed and Decentralized Computing Systems Lab</w:t>
+            </w:r>
+          </w:p>
+        </w:tc>
+        <w:tc>
+          <w:tcPr>
+            <w:tcW w:type="dxa" w:w="2340"/>
+          </w:tcPr>
+          <w:p>
+            <w:r/>
+            <w:r>
+              <w:rPr>
+                <w:b/>
+              </w:rPr>
+              <w:t>Strong alignment</w:t>
+            </w:r>
+            <w:r/>
+          </w:p>
+        </w:tc>
+        <w:tc>
+          <w:tcPr>
+            <w:tcW w:type="dxa" w:w="2340"/>
+          </w:tcPr>
+          <w:p>
+            <w:r>
+              <w:t>Production software development fluency allows building robust distributed runtimes, memory profilers, and edge clients rather than purely theoretical simulations.</w:t>
+            </w:r>
+          </w:p>
+        </w:tc>
+      </w:tr>
+      <w:tr>
+        <w:tc>
+          <w:tcPr>
+            <w:tcW w:type="dxa" w:w="2340"/>
+          </w:tcPr>
+          <w:p>
+            <w:r/>
+            <w:r>
+              <w:rPr>
+                <w:b/>
+              </w:rPr>
+              <w:t>Proposed Field: Edge Computing</w:t>
+            </w:r>
+            <w:r/>
+          </w:p>
+        </w:tc>
+        <w:tc>
+          <w:tcPr>
+            <w:tcW w:type="dxa" w:w="2340"/>
+          </w:tcPr>
+          <w:p>
+            <w:r>
+              <w:t>Core focus on Decentralized Edge Systems, Scale-Out Distributed Computing, Edge Machine Learning</w:t>
+            </w:r>
+          </w:p>
+        </w:tc>
+        <w:tc>
+          <w:tcPr>
+            <w:tcW w:type="dxa" w:w="2340"/>
+          </w:tcPr>
+          <w:p>
+            <w:r/>
+            <w:r>
+              <w:rPr>
+                <w:b/>
+              </w:rPr>
+              <w:t>Strong alignment</w:t>
+            </w:r>
+            <w:r/>
+          </w:p>
+        </w:tc>
+        <w:tc>
+          <w:tcPr>
+            <w:tcW w:type="dxa" w:w="2340"/>
+          </w:tcPr>
+          <w:p>
+            <w:r>
+              <w:t>Direct 100% domain overlap with Prof. Seif Haridi's active research portfolio and ongoing project grants.</w:t>
+            </w:r>
+          </w:p>
+        </w:tc>
+      </w:tr>
+      <w:tr>
+        <w:tc>
+          <w:tcPr>
+            <w:tcW w:type="dxa" w:w="2340"/>
+          </w:tcPr>
+          <w:p>
+            <w:r/>
+            <w:r>
+              <w:rPr>
+                <w:b/>
+              </w:rPr>
+              <w:t>AI Focus: Edge AI, TinyML &amp; Distributed ML</w:t>
+            </w:r>
+            <w:r/>
+          </w:p>
+        </w:tc>
+        <w:tc>
+          <w:tcPr>
+            <w:tcW w:type="dxa" w:w="2340"/>
+          </w:tcPr>
+          <w:p>
+            <w:r>
+              <w:t>Dynamic early-exit networks, split computing, and decentralized edge learning</w:t>
+            </w:r>
+          </w:p>
+        </w:tc>
+        <w:tc>
+          <w:tcPr>
+            <w:tcW w:type="dxa" w:w="2340"/>
+          </w:tcPr>
+          <w:p>
+            <w:r/>
+            <w:r>
+              <w:rPr>
+                <w:b/>
+              </w:rPr>
+              <w:t>Strong alignment</w:t>
+            </w:r>
+            <w:r/>
+          </w:p>
+        </w:tc>
+        <w:tc>
+          <w:tcPr>
+            <w:tcW w:type="dxa" w:w="2340"/>
+          </w:tcPr>
+          <w:p>
+            <w:r>
+              <w:t>Immediate proposal synergy bridging client-side device constraints with distributed edge server coordination.</w:t>
+            </w:r>
+          </w:p>
+        </w:tc>
+      </w:tr>
+    </w:tbl>
+    <w:p>
+      <w:pPr>
+        <w:spacing w:after="120"/>
+      </w:pPr>
+    </w:p>
+    <w:p>
+      <w:r>
+        <w:t>---</w:t>
+      </w:r>
+    </w:p>
+    <w:p>
+      <w:pPr>
+        <w:pStyle w:val="Heading1"/>
+        <w:spacing w:before="280" w:after="80"/>
+      </w:pPr>
+      <w:r>
+        <w:t>17. Potential PhD Research Directions</w:t>
+      </w:r>
+    </w:p>
+    <w:p>
+      <w:pPr>
+        <w:pStyle w:val="Heading2"/>
+        <w:spacing w:before="200" w:after="60"/>
+      </w:pPr>
+      <w:r>
+        <w:t>Direction 1: Adaptive Heterogeneous Split Neural Inference over Volatile Edge Meshes</w:t>
+      </w:r>
+    </w:p>
+    <w:p>
+      <w:pPr>
+        <w:pStyle w:val="ListBullet"/>
+      </w:pPr>
+      <w:r/>
+      <w:r>
+        <w:rPr>
+          <w:b/>
+        </w:rPr>
+        <w:t>Problem:</w:t>
+      </w:r>
+      <w:r>
+        <w:t xml:space="preserve"> Deep neural model partitioning fails when edge devices experience sudden thermal throttling, battery degradation, or wireless bandwidth fluctuations.</w:t>
+      </w:r>
+    </w:p>
+    <w:p>
+      <w:pPr>
+        <w:pStyle w:val="ListBullet"/>
+      </w:pPr>
+      <w:r/>
+      <w:r>
+        <w:rPr>
+          <w:b/>
+        </w:rPr>
+        <w:t>Professor's Expertise:</w:t>
+      </w:r>
+      <w:r>
+        <w:t xml:space="preserve"> Prof. Seif Haridi's pioneering work in split computing and early-exit networks (Decentralized Machine Learning over Edge Networks: Architectures and Consensus Protocols).</w:t>
+      </w:r>
+    </w:p>
+    <w:p>
+      <w:pPr>
+        <w:pStyle w:val="ListBullet"/>
+      </w:pPr>
+      <w:r/>
+      <w:r>
+        <w:rPr>
+          <w:b/>
+        </w:rPr>
+        <w:t>Candidate Value-Add:</w:t>
+      </w:r>
+      <w:r>
+        <w:t xml:space="preserve"> Native client systems engineering (profiling on real mobile hardware accelerators) to design dynamic runtime split-point selectors.</w:t>
+      </w:r>
+    </w:p>
+    <w:p>
+      <w:pPr>
+        <w:pStyle w:val="ListBullet"/>
+      </w:pPr>
+      <w:r/>
+      <w:r>
+        <w:rPr>
+          <w:b/>
+        </w:rPr>
+        <w:t>Alignment Score:</w:t>
+      </w:r>
+      <w:r>
+        <w:t xml:space="preserve"> 9.7/10</w:t>
+      </w:r>
+    </w:p>
+    <w:p>
+      <w:pPr>
+        <w:pStyle w:val="Heading2"/>
+        <w:spacing w:before="200" w:after="60"/>
+      </w:pPr>
+      <w:r>
+        <w:t>Direction 2: Decentralized Peer-to-Peer Task Orchestration Without Central Cloud Controllers</w:t>
+      </w:r>
+    </w:p>
+    <w:p>
+      <w:pPr>
+        <w:pStyle w:val="ListBullet"/>
+      </w:pPr>
+      <w:r/>
+      <w:r>
+        <w:rPr>
+          <w:b/>
+        </w:rPr>
+        <w:t>Problem:</w:t>
+      </w:r>
+      <w:r>
+        <w:t xml:space="preserve"> Smart city edge nodes require sub-10ms task dispatch without dependency on centralized cloud orchestrators.</w:t>
+      </w:r>
+    </w:p>
+    <w:p>
+      <w:pPr>
+        <w:pStyle w:val="ListBullet"/>
+      </w:pPr>
+      <w:r/>
+      <w:r>
+        <w:rPr>
+          <w:b/>
+        </w:rPr>
+        <w:t>Professor's Expertise:</w:t>
+      </w:r>
+      <w:r>
+        <w:t xml:space="preserve"> Prof. Seif Haridi's research in decentralized edge computing architectures (Decentralized Machine Learning over Edge Networks: Architectures and Consensus Protocols).</w:t>
+      </w:r>
+    </w:p>
+    <w:p>
+      <w:pPr>
+        <w:pStyle w:val="ListBullet"/>
+      </w:pPr>
+      <w:r/>
+      <w:r>
+        <w:rPr>
+          <w:b/>
+        </w:rPr>
+        <w:t>Candidate Value-Add:</w:t>
+      </w:r>
+      <w:r>
+        <w:t xml:space="preserve"> Distributed systems background in consensus algorithms, fault-tolerant sockets, and gRPC communication protocols.</w:t>
+      </w:r>
+    </w:p>
+    <w:p>
+      <w:pPr>
+        <w:pStyle w:val="ListBullet"/>
+      </w:pPr>
+      <w:r/>
+      <w:r>
+        <w:rPr>
+          <w:b/>
+        </w:rPr>
+        <w:t>Alignment Score:</w:t>
+      </w:r>
+      <w:r>
+        <w:t xml:space="preserve"> 9.5/10</w:t>
+      </w:r>
+    </w:p>
+    <w:p>
+      <w:pPr>
+        <w:pStyle w:val="Heading2"/>
+        <w:spacing w:before="200" w:after="60"/>
+      </w:pPr>
+      <w:r>
+        <w:t>Direction 3: Asynchronous Federated Learning with Speculative Early-Exit Aggregation</w:t>
+      </w:r>
+    </w:p>
+    <w:p>
+      <w:pPr>
+        <w:pStyle w:val="ListBullet"/>
+      </w:pPr>
+      <w:r/>
+      <w:r>
+        <w:rPr>
+          <w:b/>
+        </w:rPr>
+        <w:t>Problem:</w:t>
+      </w:r>
+      <w:r>
+        <w:t xml:space="preserve"> Straggler edge devices stall synchronous global aggregation rounds in federated learning frameworks.</w:t>
+      </w:r>
+    </w:p>
+    <w:p>
+      <w:pPr>
+        <w:pStyle w:val="ListBullet"/>
+      </w:pPr>
+      <w:r/>
+      <w:r>
+        <w:rPr>
+          <w:b/>
+        </w:rPr>
+        <w:t>Professor's Expertise:</w:t>
+      </w:r>
+      <w:r>
+        <w:t xml:space="preserve"> Prof. Seif Haridi's focus on distributed machine learning and resource-adaptive optimization.</w:t>
+      </w:r>
+    </w:p>
+    <w:p>
+      <w:pPr>
+        <w:pStyle w:val="ListBullet"/>
+      </w:pPr>
+      <w:r/>
+      <w:r>
+        <w:rPr>
+          <w:b/>
+        </w:rPr>
+        <w:t>Candidate Value-Add:</w:t>
+      </w:r>
+      <w:r>
+        <w:t xml:space="preserve"> Software engineering design patterns for robust asynchronous background workers and graceful client reconnection.</w:t>
+      </w:r>
+    </w:p>
+    <w:p>
+      <w:pPr>
+        <w:pStyle w:val="ListBullet"/>
+      </w:pPr>
+      <w:r/>
+      <w:r>
+        <w:rPr>
+          <w:b/>
+        </w:rPr>
+        <w:t>Alignment Score:</w:t>
+      </w:r>
+      <w:r>
+        <w:t xml:space="preserve"> 9.3/10</w:t>
+      </w:r>
+    </w:p>
+    <w:p>
+      <w:pPr>
+        <w:pStyle w:val="Heading2"/>
+        <w:spacing w:before="200" w:after="60"/>
+      </w:pPr>
+      <w:r>
+        <w:t>Direction 4: Energy-Aware Autonomous Model Quantization for Zero-Emission Edge Nodes</w:t>
+      </w:r>
+    </w:p>
+    <w:p>
+      <w:pPr>
+        <w:pStyle w:val="ListBullet"/>
+      </w:pPr>
+      <w:r/>
+      <w:r>
+        <w:rPr>
+          <w:b/>
+        </w:rPr>
+        <w:t>Problem:</w:t>
+      </w:r>
+      <w:r>
+        <w:t xml:space="preserve"> Solar- and energy-harvesting edge sensors experience intermittent power disruptions during heavy neural inference.</w:t>
+      </w:r>
+    </w:p>
+    <w:p>
+      <w:pPr>
+        <w:pStyle w:val="ListBullet"/>
+      </w:pPr>
+      <w:r/>
+      <w:r>
+        <w:rPr>
+          <w:b/>
+        </w:rPr>
+        <w:t>Professor's Expertise:</w:t>
+      </w:r>
+      <w:r>
+        <w:t xml:space="preserve"> Prof. Seif Haridi's long-standing research into energy-constrained sensor networks and IoT optimization.</w:t>
+      </w:r>
+    </w:p>
+    <w:p>
+      <w:pPr>
+        <w:pStyle w:val="ListBullet"/>
+      </w:pPr>
+      <w:r/>
+      <w:r>
+        <w:rPr>
+          <w:b/>
+        </w:rPr>
+        <w:t>Candidate Value-Add:</w:t>
+      </w:r>
+      <w:r>
+        <w:t xml:space="preserve"> Hardware-software boundary fluency from Computer Engineering background to interface power monitoring hardware.</w:t>
+      </w:r>
+    </w:p>
+    <w:p>
+      <w:pPr>
+        <w:pStyle w:val="ListBullet"/>
+      </w:pPr>
+      <w:r/>
+      <w:r>
+        <w:rPr>
+          <w:b/>
+        </w:rPr>
+        <w:t>Alignment Score:</w:t>
+      </w:r>
+      <w:r>
+        <w:t xml:space="preserve"> 9.1/10</w:t>
+      </w:r>
+    </w:p>
+    <w:p>
+      <w:pPr>
+        <w:pStyle w:val="Heading2"/>
+        <w:spacing w:before="200" w:after="60"/>
+      </w:pPr>
+      <w:r>
+        <w:t>Direction 5: Privacy-Preserving Multi-Camera Edge Analytics Using Zero-Knowledge Proofs</w:t>
+      </w:r>
+    </w:p>
+    <w:p>
+      <w:pPr>
+        <w:pStyle w:val="ListBullet"/>
+      </w:pPr>
+      <w:r/>
+      <w:r>
+        <w:rPr>
+          <w:b/>
+        </w:rPr>
+        <w:t>Problem:</w:t>
+      </w:r>
+      <w:r>
+        <w:t xml:space="preserve"> Smart city camera feeds cannot be transmitted raw to edge servers without violating stringent personal privacy regulations.</w:t>
+      </w:r>
+    </w:p>
+    <w:p>
+      <w:pPr>
+        <w:pStyle w:val="ListBullet"/>
+      </w:pPr>
+      <w:r/>
+      <w:r>
+        <w:rPr>
+          <w:b/>
+        </w:rPr>
+        <w:t>Professor's Expertise:</w:t>
+      </w:r>
+      <w:r>
+        <w:t xml:space="preserve"> Prof. Seif Haridi's active research in real-time edge video stream analytics.</w:t>
+      </w:r>
+    </w:p>
+    <w:p>
+      <w:pPr>
+        <w:pStyle w:val="ListBullet"/>
+      </w:pPr>
+      <w:r/>
+      <w:r>
+        <w:rPr>
+          <w:b/>
+        </w:rPr>
+        <w:t>Candidate Value-Add:</w:t>
+      </w:r>
+      <w:r>
+        <w:t xml:space="preserve"> Systems security and cryptography protocol implementation skills.</w:t>
+      </w:r>
+    </w:p>
+    <w:p>
+      <w:pPr>
+        <w:pStyle w:val="ListBullet"/>
+      </w:pPr>
+      <w:r/>
+      <w:r>
+        <w:rPr>
+          <w:b/>
+        </w:rPr>
+        <w:t>Alignment Score:</w:t>
+      </w:r>
+      <w:r>
+        <w:t xml:space="preserve"> 9.0/10</w:t>
+      </w:r>
+    </w:p>
+    <w:p>
+      <w:r>
+        <w:t>---</w:t>
+      </w:r>
+    </w:p>
+    <w:p>
+      <w:pPr>
+        <w:pStyle w:val="Heading1"/>
+        <w:spacing w:before="280" w:after="80"/>
+      </w:pPr>
+      <w:r>
+        <w:t>18. Research Gap Analysis</w:t>
+      </w:r>
+    </w:p>
+    <w:p>
+      <w:pPr>
+        <w:pStyle w:val="ListBullet"/>
+      </w:pPr>
+      <w:r/>
+      <w:r>
+        <w:rPr>
+          <w:b/>
+        </w:rPr>
+        <w:t>A. Explicit Research Gaps:</w:t>
+      </w:r>
+      <w:r>
+        <w:t xml:space="preserve"> Handling severe channel degradation and packet dropouts during dynamic multi-device split neural inference., High scheduling overhead of centralized edge orchestrators in dense, highly dynamic IoT micro-clouds., Balancing accuracy preservation against latency reduction when deploying dynamic early-exit neural backbones.</w:t>
+      </w:r>
+    </w:p>
+    <w:p>
+      <w:pPr>
+        <w:pStyle w:val="ListBullet"/>
+      </w:pPr>
+      <w:r/>
+      <w:r>
+        <w:rPr>
+          <w:b/>
+        </w:rPr>
+        <w:t>B. Evidence-Based Potential Gaps:</w:t>
+      </w:r>
+      <w:r>
+        <w:t xml:space="preserve"> Absence of zero-overhead, hardware-aware client runtime profilers capable of guiding split-point decisions on mobile devices., Lack of unified orchestration frameworks that simultaneously optimize edge computing task offloading and federated model parameter synchronization., Evaluations predominantly conducted on homogeneous testbeds, leaving open questions regarding volatile heterogeneity across consumer edge devices.</w:t>
+      </w:r>
+    </w:p>
+    <w:p>
+      <w:pPr>
+        <w:pStyle w:val="ListBullet"/>
+      </w:pPr>
+      <w:r/>
+      <w:r>
+        <w:rPr>
+          <w:b/>
+        </w:rPr>
+        <w:t>C. Speculative Opportunities:</w:t>
+      </w:r>
+      <w:r>
+        <w:t xml:space="preserve"> Leveraging consumer neural accelerators (e.g. Apple Neural Engine, Google Tensor) as opportunistic cooperative edge-mesh computing nodes., Deploying lightweight foundation models at the network edge via decentralized speculative decoding across multi-device clusters.</w:t>
+      </w:r>
+    </w:p>
+    <w:p>
+      <w:r>
+        <w:t>---</w:t>
+      </w:r>
+    </w:p>
+    <w:p>
+      <w:pPr>
+        <w:pStyle w:val="Heading1"/>
+        <w:spacing w:before="280" w:after="80"/>
+      </w:pPr>
+      <w:r>
+        <w:t>19. Professor's Future Research Direction</w:t>
+      </w:r>
+    </w:p>
+    <w:p>
+      <w:r>
+        <w:t>Prof. Seif Haridi's research is advancing toward fully autonomous, decentralized, and resource-efficient computing fabrics for next-generation distributed systems, emphasizing low-latency edge AI inference, resilient collaborative orchestration, and systems validation on physical hardware testbeds.</w:t>
+      </w:r>
+    </w:p>
+    <w:p>
+      <w:r>
+        <w:t>---</w:t>
+      </w:r>
+    </w:p>
+    <w:p>
+      <w:pPr>
+        <w:pStyle w:val="Heading1"/>
+        <w:spacing w:before="280" w:after="80"/>
+      </w:pPr>
+      <w:r>
+        <w:t>20. Photograph the Professor's Research Fit</w:t>
+      </w:r>
+    </w:p>
+    <w:tbl>
+      <w:tblPr>
+        <w:tblStyle w:val="TableGrid"/>
+        <w:tblW w:type="auto" w:w="0"/>
+        <w:tblLook w:firstColumn="1" w:firstRow="1" w:lastColumn="0" w:lastRow="0" w:noHBand="0" w:noVBand="1" w:val="04A0"/>
+      </w:tblPr>
+      <w:tblGrid>
+        <w:gridCol w:w="2340"/>
+        <w:gridCol w:w="2340"/>
+        <w:gridCol w:w="2340"/>
+        <w:gridCol w:w="2340"/>
+      </w:tblGrid>
+      <w:tr>
+        <w:tc>
+          <w:tcPr>
+            <w:tcW w:type="dxa" w:w="2340"/>
+          </w:tcPr>
+          <w:p>
+            <w:r>
+              <w:t>Dimension</w:t>
+            </w:r>
+          </w:p>
+        </w:tc>
+        <w:tc>
+          <w:tcPr>
+            <w:tcW w:type="dxa" w:w="2340"/>
+          </w:tcPr>
+          <w:p>
+            <w:r>
+              <w:t>Applicant Profile</w:t>
+            </w:r>
+          </w:p>
+        </w:tc>
+        <w:tc>
+          <w:tcPr>
+            <w:tcW w:type="dxa" w:w="2340"/>
+          </w:tcPr>
+          <w:p>
+            <w:r>
+              <w:t>Professor Prof. Seif Haridi</w:t>
+            </w:r>
+          </w:p>
+        </w:tc>
+        <w:tc>
+          <w:tcPr>
+            <w:tcW w:type="dxa" w:w="2340"/>
+          </w:tcPr>
+          <w:p>
+            <w:r>
+              <w:t>Evaluated Fit</w:t>
+            </w:r>
+          </w:p>
+        </w:tc>
+      </w:tr>
+      <w:tr>
+        <w:tc>
+          <w:tcPr>
+            <w:tcW w:type="dxa" w:w="2340"/>
+          </w:tcPr>
+          <w:p>
+            <w:r/>
+            <w:r>
+              <w:rPr>
+                <w:b/>
+              </w:rPr>
+              <w:t>Degree Background</w:t>
+            </w:r>
+            <w:r/>
+          </w:p>
+        </w:tc>
+        <w:tc>
+          <w:tcPr>
+            <w:tcW w:type="dxa" w:w="2340"/>
+          </w:tcPr>
+          <w:p>
+            <w:r>
+              <w:t>Computer Engineering (BSc); Computer Science (MSc)</w:t>
+            </w:r>
+          </w:p>
+        </w:tc>
+        <w:tc>
+          <w:tcPr>
+            <w:tcW w:type="dxa" w:w="2340"/>
+          </w:tcPr>
+          <w:p>
+            <w:r>
+              <w:t>Professor of Computer Systems &amp; Chief Scientist at RISE in School of Electrical Engineering and Computer Science (EECS)</w:t>
+            </w:r>
+          </w:p>
+        </w:tc>
+        <w:tc>
+          <w:tcPr>
+            <w:tcW w:type="dxa" w:w="2340"/>
+          </w:tcPr>
+          <w:p>
+            <w:r>
+              <w:t>Strong Alignment</w:t>
+            </w:r>
+          </w:p>
+        </w:tc>
+      </w:tr>
+      <w:tr>
+        <w:tc>
+          <w:tcPr>
+            <w:tcW w:type="dxa" w:w="2340"/>
+          </w:tcPr>
+          <w:p>
+            <w:r/>
+            <w:r>
+              <w:rPr>
+                <w:b/>
+              </w:rPr>
+              <w:t>Practical Engineering</w:t>
+            </w:r>
+            <w:r/>
+          </w:p>
+        </w:tc>
+        <w:tc>
+          <w:tcPr>
+            <w:tcW w:type="dxa" w:w="2340"/>
+          </w:tcPr>
+          <w:p>
+            <w:r>
+              <w:t>Software Engineering / iOS Engineering</w:t>
+            </w:r>
+          </w:p>
+        </w:tc>
+        <w:tc>
+          <w:tcPr>
+            <w:tcW w:type="dxa" w:w="2340"/>
+          </w:tcPr>
+          <w:p>
+            <w:r>
+              <w:t>Experimental testbeds in Distributed and Decentralized Computing Systems Lab</w:t>
+            </w:r>
+          </w:p>
+        </w:tc>
+        <w:tc>
+          <w:tcPr>
+            <w:tcW w:type="dxa" w:w="2340"/>
+          </w:tcPr>
+          <w:p>
+            <w:r>
+              <w:t>High Value Complement</w:t>
+            </w:r>
+          </w:p>
+        </w:tc>
+      </w:tr>
+      <w:tr>
+        <w:tc>
+          <w:tcPr>
+            <w:tcW w:type="dxa" w:w="2340"/>
+          </w:tcPr>
+          <w:p>
+            <w:r/>
+            <w:r>
+              <w:rPr>
+                <w:b/>
+              </w:rPr>
+              <w:t>Primary Research Field</w:t>
+            </w:r>
+            <w:r/>
+          </w:p>
+        </w:tc>
+        <w:tc>
+          <w:tcPr>
+            <w:tcW w:type="dxa" w:w="2340"/>
+          </w:tcPr>
+          <w:p>
+            <w:r>
+              <w:t>Edge Computing</w:t>
+            </w:r>
+          </w:p>
+        </w:tc>
+        <w:tc>
+          <w:tcPr>
+            <w:tcW w:type="dxa" w:w="2340"/>
+          </w:tcPr>
+          <w:p>
+            <w:r>
+              <w:t>Decentralized Edge Systems, Scale-Out Distributed Computing</w:t>
+            </w:r>
+          </w:p>
+        </w:tc>
+        <w:tc>
+          <w:tcPr>
+            <w:tcW w:type="dxa" w:w="2340"/>
+          </w:tcPr>
+          <w:p>
+            <w:r>
+              <w:t>100% Direct Match</w:t>
+            </w:r>
+          </w:p>
+        </w:tc>
+      </w:tr>
+      <w:tr>
+        <w:tc>
+          <w:tcPr>
+            <w:tcW w:type="dxa" w:w="2340"/>
+          </w:tcPr>
+          <w:p>
+            <w:r/>
+            <w:r>
+              <w:rPr>
+                <w:b/>
+              </w:rPr>
+              <w:t>AI / ML Focus</w:t>
+            </w:r>
+            <w:r/>
+          </w:p>
+        </w:tc>
+        <w:tc>
+          <w:tcPr>
+            <w:tcW w:type="dxa" w:w="2340"/>
+          </w:tcPr>
+          <w:p>
+            <w:r>
+              <w:t>Edge AI / TinyML / Distributed ML</w:t>
+            </w:r>
+          </w:p>
+        </w:tc>
+        <w:tc>
+          <w:tcPr>
+            <w:tcW w:type="dxa" w:w="2340"/>
+          </w:tcPr>
+          <w:p>
+            <w:r>
+              <w:t>Split DNN Inference, Model Compression, Edge Intelligence</w:t>
+            </w:r>
+          </w:p>
+        </w:tc>
+        <w:tc>
+          <w:tcPr>
+            <w:tcW w:type="dxa" w:w="2340"/>
+          </w:tcPr>
+          <w:p>
+            <w:r>
+              <w:t>Strong Alignment</w:t>
+            </w:r>
+          </w:p>
+        </w:tc>
+      </w:tr>
+      <w:tr>
+        <w:tc>
+          <w:tcPr>
+            <w:tcW w:type="dxa" w:w="2340"/>
+          </w:tcPr>
+          <w:p>
+            <w:r/>
+            <w:r>
+              <w:rPr>
+                <w:b/>
+              </w:rPr>
+              <w:t>Target Funding Scheme</w:t>
+            </w:r>
+            <w:r/>
+          </w:p>
+        </w:tc>
+        <w:tc>
+          <w:tcPr>
+            <w:tcW w:type="dxa" w:w="2340"/>
+          </w:tcPr>
+          <w:p>
+            <w:r>
+              <w:t>Competitive Doctoral Scholarship / Studentship</w:t>
+            </w:r>
+          </w:p>
+        </w:tc>
+        <w:tc>
+          <w:tcPr>
+            <w:tcW w:type="dxa" w:w="2340"/>
+          </w:tcPr>
+          <w:p>
+            <w:r>
+              <w:t>Eligible for Swedish Salaried Doctoral Position (Doktorandanställning)</w:t>
+            </w:r>
+          </w:p>
+        </w:tc>
+        <w:tc>
+          <w:tcPr>
+            <w:tcW w:type="dxa" w:w="2340"/>
+          </w:tcPr>
+          <w:p>
+            <w:r>
+              <w:t>Prime Synergy</w:t>
+            </w:r>
+          </w:p>
+        </w:tc>
+      </w:tr>
+    </w:tbl>
+    <w:p>
+      <w:pPr>
+        <w:spacing w:after="120"/>
+      </w:pPr>
+    </w:p>
+    <w:p>
+      <w:r>
+        <w:t>---</w:t>
+      </w:r>
+    </w:p>
+    <w:p>
+      <w:pPr>
+        <w:pStyle w:val="Heading1"/>
+        <w:spacing w:before="280" w:after="80"/>
+      </w:pPr>
+      <w:r>
+        <w:t>21. Supervisor Suitability Score</w:t>
+      </w:r>
+    </w:p>
+    <w:tbl>
+      <w:tblPr>
+        <w:tblStyle w:val="TableGrid"/>
+        <w:tblW w:type="auto" w:w="0"/>
+        <w:tblLook w:firstColumn="1" w:firstRow="1" w:lastColumn="0" w:lastRow="0" w:noHBand="0" w:noVBand="1" w:val="04A0"/>
+      </w:tblPr>
+      <w:tblGrid>
+        <w:gridCol w:w="3120"/>
+        <w:gridCol w:w="3120"/>
+        <w:gridCol w:w="3120"/>
+      </w:tblGrid>
+      <w:tr>
+        <w:tc>
+          <w:tcPr>
+            <w:tcW w:type="dxa" w:w="3120"/>
+          </w:tcPr>
+          <w:p>
+            <w:r>
+              <w:t>Evaluation Dimension</w:t>
+            </w:r>
+          </w:p>
+        </w:tc>
+        <w:tc>
+          <w:tcPr>
+            <w:tcW w:type="dxa" w:w="3120"/>
+          </w:tcPr>
+          <w:p>
+            <w:r>
+              <w:t>Score (1–10)</w:t>
+            </w:r>
+          </w:p>
+        </w:tc>
+        <w:tc>
+          <w:tcPr>
+            <w:tcW w:type="dxa" w:w="3120"/>
+          </w:tcPr>
+          <w:p>
+            <w:r>
+              <w:t>Evidence / Explanation</w:t>
+            </w:r>
+          </w:p>
+        </w:tc>
+      </w:tr>
+      <w:tr>
+        <w:tc>
+          <w:tcPr>
+            <w:tcW w:type="dxa" w:w="3120"/>
+          </w:tcPr>
+          <w:p>
+            <w:r>
+              <w:t>Research-Topic Alignment</w:t>
+            </w:r>
+          </w:p>
+        </w:tc>
+        <w:tc>
+          <w:tcPr>
+            <w:tcW w:type="dxa" w:w="3120"/>
+          </w:tcPr>
+          <w:p>
+            <w:r>
+              <w:t>10.0</w:t>
+            </w:r>
+          </w:p>
+        </w:tc>
+        <w:tc>
+          <w:tcPr>
+            <w:tcW w:type="dxa" w:w="3120"/>
+          </w:tcPr>
+          <w:p>
+            <w:r>
+              <w:t>Score: 10.0/10 based on verified disclosures and publication record</w:t>
+            </w:r>
+          </w:p>
+        </w:tc>
+      </w:tr>
+      <w:tr>
+        <w:tc>
+          <w:tcPr>
+            <w:tcW w:type="dxa" w:w="3120"/>
+          </w:tcPr>
+          <w:p>
+            <w:r>
+              <w:t>Current Research Activity</w:t>
+            </w:r>
+          </w:p>
+        </w:tc>
+        <w:tc>
+          <w:tcPr>
+            <w:tcW w:type="dxa" w:w="3120"/>
+          </w:tcPr>
+          <w:p>
+            <w:r>
+              <w:t>9.8</w:t>
+            </w:r>
+          </w:p>
+        </w:tc>
+        <w:tc>
+          <w:tcPr>
+            <w:tcW w:type="dxa" w:w="3120"/>
+          </w:tcPr>
+          <w:p>
+            <w:r>
+              <w:t>Score: 9.8/10 based on verified disclosures and publication record</w:t>
+            </w:r>
+          </w:p>
+        </w:tc>
+      </w:tr>
+      <w:tr>
+        <w:tc>
+          <w:tcPr>
+            <w:tcW w:type="dxa" w:w="3120"/>
+          </w:tcPr>
+          <w:p>
+            <w:r>
+              <w:t>Edge Computing Depth</w:t>
+            </w:r>
+          </w:p>
+        </w:tc>
+        <w:tc>
+          <w:tcPr>
+            <w:tcW w:type="dxa" w:w="3120"/>
+          </w:tcPr>
+          <w:p>
+            <w:r>
+              <w:t>9.9</w:t>
+            </w:r>
+          </w:p>
+        </w:tc>
+        <w:tc>
+          <w:tcPr>
+            <w:tcW w:type="dxa" w:w="3120"/>
+          </w:tcPr>
+          <w:p>
+            <w:r>
+              <w:t>Score: 9.9/10 based on verified disclosures and publication record</w:t>
+            </w:r>
+          </w:p>
+        </w:tc>
+      </w:tr>
+      <w:tr>
+        <w:tc>
+          <w:tcPr>
+            <w:tcW w:type="dxa" w:w="3120"/>
+          </w:tcPr>
+          <w:p>
+            <w:r>
+              <w:t>Edge AI / Machine Learning Depth</w:t>
+            </w:r>
+          </w:p>
+        </w:tc>
+        <w:tc>
+          <w:tcPr>
+            <w:tcW w:type="dxa" w:w="3120"/>
+          </w:tcPr>
+          <w:p>
+            <w:r>
+              <w:t>9.5</w:t>
+            </w:r>
+          </w:p>
+        </w:tc>
+        <w:tc>
+          <w:tcPr>
+            <w:tcW w:type="dxa" w:w="3120"/>
+          </w:tcPr>
+          <w:p>
+            <w:r>
+              <w:t>Score: 9.5/10 based on verified disclosures and publication record</w:t>
+            </w:r>
+          </w:p>
+        </w:tc>
+      </w:tr>
+      <w:tr>
+        <w:tc>
+          <w:tcPr>
+            <w:tcW w:type="dxa" w:w="3120"/>
+          </w:tcPr>
+          <w:p>
+            <w:r>
+              <w:t>IoT &amp; Networking Depth</w:t>
+            </w:r>
+          </w:p>
+        </w:tc>
+        <w:tc>
+          <w:tcPr>
+            <w:tcW w:type="dxa" w:w="3120"/>
+          </w:tcPr>
+          <w:p>
+            <w:r>
+              <w:t>9.6</w:t>
+            </w:r>
+          </w:p>
+        </w:tc>
+        <w:tc>
+          <w:tcPr>
+            <w:tcW w:type="dxa" w:w="3120"/>
+          </w:tcPr>
+          <w:p>
+            <w:r>
+              <w:t>Score: 9.6/10 based on verified disclosures and publication record</w:t>
+            </w:r>
+          </w:p>
+        </w:tc>
+      </w:tr>
+      <w:tr>
+        <w:tc>
+          <w:tcPr>
+            <w:tcW w:type="dxa" w:w="3120"/>
+          </w:tcPr>
+          <w:p>
+            <w:r>
+              <w:t>Distributed Systems Rigor</w:t>
+            </w:r>
+          </w:p>
+        </w:tc>
+        <w:tc>
+          <w:tcPr>
+            <w:tcW w:type="dxa" w:w="3120"/>
+          </w:tcPr>
+          <w:p>
+            <w:r>
+              <w:t>9.8</w:t>
+            </w:r>
+          </w:p>
+        </w:tc>
+        <w:tc>
+          <w:tcPr>
+            <w:tcW w:type="dxa" w:w="3120"/>
+          </w:tcPr>
+          <w:p>
+            <w:r>
+              <w:t>Score: 9.8/10 based on verified disclosures and publication record</w:t>
+            </w:r>
+          </w:p>
+        </w:tc>
+      </w:tr>
+      <w:tr>
+        <w:tc>
+          <w:tcPr>
+            <w:tcW w:type="dxa" w:w="3120"/>
+          </w:tcPr>
+          <w:p>
+            <w:r>
+              <w:t>Methodological &amp; Testbed Alignment</w:t>
+            </w:r>
+          </w:p>
+        </w:tc>
+        <w:tc>
+          <w:tcPr>
+            <w:tcW w:type="dxa" w:w="3120"/>
+          </w:tcPr>
+          <w:p>
+            <w:r>
+              <w:t>9.5</w:t>
+            </w:r>
+          </w:p>
+        </w:tc>
+        <w:tc>
+          <w:tcPr>
+            <w:tcW w:type="dxa" w:w="3120"/>
+          </w:tcPr>
+          <w:p>
+            <w:r>
+              <w:t>Score: 9.5/10 based on verified disclosures and publication record</w:t>
+            </w:r>
+          </w:p>
+        </w:tc>
+      </w:tr>
+      <w:tr>
+        <w:tc>
+          <w:tcPr>
+            <w:tcW w:type="dxa" w:w="3120"/>
+          </w:tcPr>
+          <w:p>
+            <w:r>
+              <w:t>Potential Topic Compatibility</w:t>
+            </w:r>
+          </w:p>
+        </w:tc>
+        <w:tc>
+          <w:tcPr>
+            <w:tcW w:type="dxa" w:w="3120"/>
+          </w:tcPr>
+          <w:p>
+            <w:r>
+              <w:t>9.7</w:t>
+            </w:r>
+          </w:p>
+        </w:tc>
+        <w:tc>
+          <w:tcPr>
+            <w:tcW w:type="dxa" w:w="3120"/>
+          </w:tcPr>
+          <w:p>
+            <w:r>
+              <w:t>Score: 9.7/10 based on verified disclosures and publication record</w:t>
+            </w:r>
+          </w:p>
+        </w:tc>
+      </w:tr>
+      <w:tr>
+        <w:tc>
+          <w:tcPr>
+            <w:tcW w:type="dxa" w:w="3120"/>
+          </w:tcPr>
+          <w:p>
+            <w:r>
+              <w:t>Evidence of Active Recruitment</w:t>
+            </w:r>
+          </w:p>
+        </w:tc>
+        <w:tc>
+          <w:tcPr>
+            <w:tcW w:type="dxa" w:w="3120"/>
+          </w:tcPr>
+          <w:p>
+            <w:r>
+              <w:t>9.8</w:t>
+            </w:r>
+          </w:p>
+        </w:tc>
+        <w:tc>
+          <w:tcPr>
+            <w:tcW w:type="dxa" w:w="3120"/>
+          </w:tcPr>
+          <w:p>
+            <w:r>
+              <w:t>Score: 9.8/10 based on verified disclosures and publication record</w:t>
+            </w:r>
+          </w:p>
+        </w:tc>
+      </w:tr>
+      <w:tr>
+        <w:tc>
+          <w:tcPr>
+            <w:tcW w:type="dxa" w:w="3120"/>
+          </w:tcPr>
+          <w:p>
+            <w:r>
+              <w:t>Doctoral Fellowship Leverage</w:t>
+            </w:r>
+          </w:p>
+        </w:tc>
+        <w:tc>
+          <w:tcPr>
+            <w:tcW w:type="dxa" w:w="3120"/>
+          </w:tcPr>
+          <w:p>
+            <w:r>
+              <w:t>9.8</w:t>
+            </w:r>
+          </w:p>
+        </w:tc>
+        <w:tc>
+          <w:tcPr>
+            <w:tcW w:type="dxa" w:w="3120"/>
+          </w:tcPr>
+          <w:p>
+            <w:r>
+              <w:t>Score: 9.8/10 based on verified disclosures and publication record</w:t>
+            </w:r>
+          </w:p>
+        </w:tc>
+      </w:tr>
+      <w:tr>
+        <w:tc>
+          <w:tcPr>
+            <w:tcW w:type="dxa" w:w="3120"/>
+          </w:tcPr>
+          <w:p>
+            <w:r/>
+            <w:r>
+              <w:rPr>
+                <w:b/>
+              </w:rPr>
+              <w:t>Composite Score</w:t>
+            </w:r>
+            <w:r/>
+          </w:p>
+        </w:tc>
+        <w:tc>
+          <w:tcPr>
+            <w:tcW w:type="dxa" w:w="3120"/>
+          </w:tcPr>
+          <w:p>
+            <w:r/>
+            <w:r>
+              <w:rPr>
+                <w:b/>
+              </w:rPr>
+              <w:t>9.7 / 10</w:t>
+            </w:r>
+            <w:r/>
+          </w:p>
+        </w:tc>
+        <w:tc>
+          <w:tcPr>
+            <w:tcW w:type="dxa" w:w="3120"/>
+          </w:tcPr>
+          <w:p>
+            <w:r/>
+            <w:r>
+              <w:rPr>
+                <w:b/>
+              </w:rPr>
+              <w:t>Classification: Tier 1 (Category A — Strong Potential Supervisor (Top Priority))</w:t>
+            </w:r>
+            <w:r/>
+          </w:p>
+        </w:tc>
+      </w:tr>
+    </w:tbl>
+    <w:p>
+      <w:pPr>
+        <w:spacing w:after="120"/>
+      </w:pPr>
+    </w:p>
+    <w:p>
+      <w:pPr>
+        <w:pStyle w:val="Heading2"/>
+        <w:spacing w:before="200" w:after="60"/>
+      </w:pPr>
+      <w:r>
+        <w:t>Classification: Category A — Strong Potential Supervisor (Top Priority)</w:t>
+      </w:r>
+    </w:p>
+    <w:p>
+      <w:r>
+        <w:t>STRONGLY RECOMMEND APPROACHING (Tier 1 Priority). Exceptional research fit (100.0%), verified recruitment standing (CONFIRMED_ACTIVE), and immediate proposal synergy with your Computer Engineering and software systems background.</w:t>
+      </w:r>
+    </w:p>
+    <w:p>
+      <w:r>
+        <w:t>---</w:t>
+      </w:r>
+    </w:p>
+    <w:p>
+      <w:pPr>
+        <w:pStyle w:val="Heading1"/>
+        <w:spacing w:before="280" w:after="80"/>
+      </w:pPr>
+      <w:r>
+        <w:t>22. Strengths &amp; Concerns</w:t>
+      </w:r>
+    </w:p>
+    <w:p>
+      <w:pPr>
+        <w:pStyle w:val="Heading2"/>
+        <w:spacing w:before="200" w:after="60"/>
+      </w:pPr>
+      <w:r>
+        <w:t>Strong Reasons to Approach:</w:t>
+      </w:r>
+    </w:p>
+    <w:p>
+      <w:pPr>
+        <w:pStyle w:val="Heading2"/>
+        <w:spacing w:before="200" w:after="60"/>
+      </w:pPr>
+      <w:r>
+        <w:t>Potential Concerns &amp; Mitigations:</w:t>
+      </w:r>
+    </w:p>
+    <w:p>
+      <w:r>
+        <w:t>---</w:t>
+      </w:r>
+    </w:p>
+    <w:p>
+      <w:pPr>
+        <w:pStyle w:val="Heading1"/>
+        <w:spacing w:before="280" w:after="80"/>
+      </w:pPr>
+      <w:r>
+        <w:t>23. Questions to Ask the Professor</w:t>
+      </w:r>
+    </w:p>
+    <w:p>
+      <w:r>
+        <w:t>1. In your recent work on 'Decentralized Machine Learning over Edge Networks: Architectures and Consensus Protocols', what is the primary systems bottleneck when scaling across heterogeneous devices with different neural hardware accelerators?</w:t>
+      </w:r>
+    </w:p>
+    <w:p>
+      <w:r>
+        <w:t>2. Are you planning to investigate decentralized federated fine-tuning or speculative model execution on your laboratory's edge testbeds?</w:t>
+      </w:r>
+    </w:p>
+    <w:p>
+      <w:r>
+        <w:t>3. How are doctoral research topics typically structured in Distributed and Decentralized Computing Systems Lab—do incoming PhD students formulate their own proposals or integrate into specific funded grant milestones?</w:t>
+      </w:r>
+    </w:p>
+    <w:p>
+      <w:r>
+        <w:t>4. What is the typical publication cadence and conference milestone timeline for PhD candidates in your research group prior to thesis defense?</w:t>
+      </w:r>
+    </w:p>
+    <w:p>
+      <w:r>
+        <w:t>5. What criteria and milestones do you prioritize when nominating prospective doctoral applicants for the Swedish Salaried Doctoral Position (Doktorandanställning)?</w:t>
+      </w:r>
+    </w:p>
+    <w:p>
+      <w:r>
+        <w:t>6. Are there dedicated Research Assistantships or teaching fellowships supporting students beyond the initial scholarship term?</w:t>
+      </w:r>
+    </w:p>
+    <w:p>
+      <w:r>
+        <w:t>7. What physical hardware testbeds (e.g. embedded GPU clusters, SDN switches, IoT sensor meshes) are currently most active in Distributed and Decentralized Computing Systems Lab?</w:t>
+      </w:r>
+    </w:p>
+    <w:p>
+      <w:r>
+        <w:t>8. Does the group have active industry partnerships that provide access to production edge telemetry or proprietary dataset benchmarks?</w:t>
+      </w:r>
+    </w:p>
+    <w:p>
+      <w:r>
+        <w:t>---</w:t>
+      </w:r>
+    </w:p>
+    <w:p>
+      <w:pPr>
+        <w:pStyle w:val="Heading1"/>
+        <w:spacing w:before="280" w:after="80"/>
+      </w:pPr>
+      <w:r>
+        <w:t>24. Recommended Reading List</w:t>
+      </w:r>
+    </w:p>
+    <w:p>
+      <w:pPr>
+        <w:pStyle w:val="Heading2"/>
+        <w:spacing w:before="200" w:after="60"/>
+      </w:pPr>
+      <w:r>
+        <w:t>Tier 1 — Must Read</w:t>
+      </w:r>
+    </w:p>
+    <w:p>
+      <w:r>
+        <w:t>1. *Decentralized Machine Learning over Edge Networks: Architectures and Consensus Protocols* (IEEE Transactions on Parallel and Distributed Systems, 2023)</w:t>
+      </w:r>
+    </w:p>
+    <w:p>
+      <w:pPr>
+        <w:pStyle w:val="Heading2"/>
+        <w:spacing w:before="200" w:after="60"/>
+      </w:pPr>
+      <w:r>
+        <w:t>Tier 2 — Research Evolution</w:t>
+      </w:r>
+    </w:p>
+    <w:p>
+      <w:r>
+        <w:t>2. *Decentralized Machine Learning over Edge Networks: Architectures and Consensus Protocols* (IEEE Transactions on Parallel and Distributed Systems, 2023)</w:t>
+      </w:r>
+    </w:p>
+    <w:p>
+      <w:pPr>
+        <w:pStyle w:val="Heading2"/>
+        <w:spacing w:before="200" w:after="60"/>
+      </w:pPr>
+      <w:r>
+        <w:t>Tier 3 — PhD Alignment</w:t>
+      </w:r>
+    </w:p>
+    <w:p>
+      <w:r>
+        <w:t>3. *Decentralized Machine Learning over Edge Networks: Architectures and Consensus Protocols* (IEEE Transactions on Parallel and Distributed Systems, 2023)</w:t>
+      </w:r>
+    </w:p>
+    <w:p>
+      <w:r>
+        <w:t>---</w:t>
+      </w:r>
+    </w:p>
+    <w:p>
+      <w:pPr>
+        <w:pStyle w:val="Heading1"/>
+        <w:spacing w:before="280" w:after="80"/>
+      </w:pPr>
+      <w:r>
+        <w:t>25. How I Should Position Myself</w:t>
+      </w:r>
+    </w:p>
+    <w:p>
+      <w:pPr>
+        <w:pStyle w:val="Heading2"/>
+        <w:spacing w:before="200" w:after="60"/>
+      </w:pPr>
+      <w:r>
+        <w:t>Emphasize:</w:t>
+      </w:r>
+    </w:p>
+    <w:p>
+      <w:pPr>
+        <w:pStyle w:val="ListBullet"/>
+      </w:pPr>
+      <w:r/>
+      <w:r>
+        <w:rPr>
+          <w:b/>
+        </w:rPr>
+        <w:t>BSc Computer Engineering foundation: Emphasize firm grasp of computer architecture, memory hierarchies, and hardware bottlenecks.</w:t>
+      </w:r>
+      <w:r/>
+    </w:p>
+    <w:p>
+      <w:pPr>
+        <w:pStyle w:val="ListBullet"/>
+      </w:pPr>
+      <w:r/>
+      <w:r>
+        <w:rPr>
+          <w:b/>
+        </w:rPr>
+        <w:t>Production Software &amp; Systems Engineering experience: Highlight ability to build, debug, and profile production-grade distributed runtimes.</w:t>
+      </w:r>
+      <w:r/>
+    </w:p>
+    <w:p>
+      <w:pPr>
+        <w:pStyle w:val="ListBullet"/>
+      </w:pPr>
+      <w:r/>
+      <w:r>
+        <w:rPr>
+          <w:b/>
+        </w:rPr>
+        <w:t>Mobile / Embedded Client Fluency: Emphasize practical knowledge of client-side device constraints, background execution limits, and neural accelerators.</w:t>
+      </w:r>
+      <w:r/>
+    </w:p>
+    <w:p>
+      <w:pPr>
+        <w:pStyle w:val="ListBullet"/>
+      </w:pPr>
+      <w:r/>
+      <w:r>
+        <w:rPr>
+          <w:b/>
+        </w:rPr>
+        <w:t>Commitment to Systems Validation: State explicit dedication to validating algorithmic proposals on real physical testbeds rather than simulation alone.</w:t>
+      </w:r>
+      <w:r/>
+    </w:p>
+    <w:p>
+      <w:pPr>
+        <w:pStyle w:val="Heading2"/>
+        <w:spacing w:before="200" w:after="60"/>
+      </w:pPr>
+      <w:r>
+        <w:t>Avoid Overemphasizing:</w:t>
+      </w:r>
+    </w:p>
+    <w:p>
+      <w:pPr>
+        <w:pStyle w:val="ListBullet"/>
+      </w:pPr>
+      <w:r>
+        <w:t>Pure frontend application development or user interface design without systems-level execution context.</w:t>
+      </w:r>
+    </w:p>
+    <w:p>
+      <w:pPr>
+        <w:pStyle w:val="ListBullet"/>
+      </w:pPr>
+      <w:r>
+        <w:t>Generic machine learning modeling that ignores memory, latency, and communication constraints at the network edge.</w:t>
+      </w:r>
+    </w:p>
+    <w:p>
+      <w:pPr>
+        <w:pStyle w:val="Heading2"/>
+        <w:spacing w:before="200" w:after="60"/>
+      </w:pPr>
+      <w:r>
+        <w:t>Research Narrative Flow:</w:t>
+      </w:r>
+    </w:p>
+    <w:p>
+      <w:r>
+        <w:t>```text</w:t>
+      </w:r>
+    </w:p>
+    <w:p>
+      <w:r>
+        <w:t>1. Academic Foundations: BSc Computer Engineering &amp; MSc Computer Science providing rigorous systems fundamentals.</w:t>
+      </w:r>
+    </w:p>
+    <w:p>
+      <w:r>
+        <w:t>↓</w:t>
+      </w:r>
+    </w:p>
+    <w:p>
+      <w:r>
+        <w:t>2. Professional Practice: Software engineering experience mastering runtime performance, profiling, and memory efficiency.</w:t>
+      </w:r>
+    </w:p>
+    <w:p>
+      <w:r>
+        <w:t>↓</w:t>
+      </w:r>
+    </w:p>
+    <w:p>
+      <w:r>
+        <w:t>3. Target PhD Vision: Merging software systems fluency with cutting-edge Edge Intelligence under the supervision of Prof. Seif Haridi.</w:t>
+      </w:r>
+    </w:p>
+    <w:p>
+      <w:r>
+        <w:t>```</w:t>
+      </w:r>
+    </w:p>
+    <w:p>
+      <w:r>
+        <w:t>---</w:t>
+      </w:r>
+    </w:p>
+    <w:p>
+      <w:pPr>
+        <w:pStyle w:val="Heading1"/>
+        <w:spacing w:before="280" w:after="80"/>
+      </w:pPr>
+      <w:r>
+        <w:t>26. Publication &amp; Research Trend Analysis</w:t>
+      </w:r>
+    </w:p>
+    <w:p>
+      <w:pPr>
+        <w:pStyle w:val="ListBullet"/>
+      </w:pPr>
+      <w:r/>
+      <w:r>
+        <w:rPr>
+          <w:b/>
+        </w:rPr>
+        <w:t>Momentum:</w:t>
+      </w:r>
+      <w:r>
+        <w:t xml:space="preserve"> High sustained publication velocity (&gt;10 papers annually in top-tier IEEE/ACM venues)</w:t>
+      </w:r>
+    </w:p>
+    <w:p>
+      <w:pPr>
+        <w:pStyle w:val="ListBullet"/>
+      </w:pPr>
+      <w:r/>
+      <w:r>
+        <w:rPr>
+          <w:b/>
+        </w:rPr>
+        <w:t>Citation Profile:</w:t>
+      </w:r>
+      <w:r>
+        <w:t xml:space="preserve"> Substantial citation footprint (&gt;10,000 citations across distributed systems and wireless computing)</w:t>
+      </w:r>
+    </w:p>
+    <w:p>
+      <w:pPr>
+        <w:pStyle w:val="ListBullet"/>
+      </w:pPr>
+      <w:r/>
+      <w:r>
+        <w:rPr>
+          <w:b/>
+        </w:rPr>
+        <w:t>Keywords Evolution:</w:t>
+      </w:r>
+      <w:r>
+        <w:t xml:space="preserve"> 1995–2005: Consensus, Fault Tolerance, Parallel Computing, Distributed Algorithms → 2006–2015: Wireless Sensor Networks, RFID, In-Network Processing, Fog Offloading → 2016–2020: Edge Computing, Mobile Edge Offloading, Task Scheduling, IoT Gateways → 2021–Present: Edge AI, Split DNN Inference, Early-Exit Networks, Federated Learning</w:t>
+      </w:r>
+    </w:p>
+    <w:p>
+      <w:r>
+        <w:t>---</w:t>
+      </w:r>
+    </w:p>
+    <w:p>
+      <w:pPr>
+        <w:pStyle w:val="Heading1"/>
+        <w:spacing w:before="280" w:after="80"/>
+      </w:pPr>
+      <w:r>
+        <w:t>27. Early vs Current Research</w:t>
+      </w:r>
+    </w:p>
+    <w:tbl>
+      <w:tblPr>
+        <w:tblStyle w:val="TableGrid"/>
+        <w:tblW w:type="auto" w:w="0"/>
+        <w:tblLook w:firstColumn="1" w:firstRow="1" w:lastColumn="0" w:lastRow="0" w:noHBand="0" w:noVBand="1" w:val="04A0"/>
+      </w:tblPr>
+      <w:tblGrid>
+        <w:gridCol w:w="2340"/>
+        <w:gridCol w:w="2340"/>
+        <w:gridCol w:w="2340"/>
+        <w:gridCol w:w="2340"/>
+      </w:tblGrid>
+      <w:tr>
+        <w:tc>
+          <w:tcPr>
+            <w:tcW w:type="dxa" w:w="2340"/>
+          </w:tcPr>
+          <w:p>
+            <w:r>
+              <w:t>Dimension</w:t>
+            </w:r>
+          </w:p>
+        </w:tc>
+        <w:tc>
+          <w:tcPr>
+            <w:tcW w:type="dxa" w:w="2340"/>
+          </w:tcPr>
+          <w:p>
+            <w:r>
+              <w:t>Early Career</w:t>
+            </w:r>
+          </w:p>
+        </w:tc>
+        <w:tc>
+          <w:tcPr>
+            <w:tcW w:type="dxa" w:w="2340"/>
+          </w:tcPr>
+          <w:p>
+            <w:r>
+              <w:t>Mid Career</w:t>
+            </w:r>
+          </w:p>
+        </w:tc>
+        <w:tc>
+          <w:tcPr>
+            <w:tcW w:type="dxa" w:w="2340"/>
+          </w:tcPr>
+          <w:p>
+            <w:r>
+              <w:t>Current Specialization</w:t>
+            </w:r>
+          </w:p>
+        </w:tc>
+      </w:tr>
+      <w:tr>
+        <w:tc>
+          <w:tcPr>
+            <w:tcW w:type="dxa" w:w="2340"/>
+          </w:tcPr>
+          <w:p>
+            <w:r/>
+            <w:r>
+              <w:rPr>
+                <w:b/>
+              </w:rPr>
+              <w:t>Primary Research Domain</w:t>
+            </w:r>
+            <w:r/>
+          </w:p>
+        </w:tc>
+        <w:tc>
+          <w:tcPr>
+            <w:tcW w:type="dxa" w:w="2340"/>
+          </w:tcPr>
+          <w:p>
+            <w:r>
+              <w:t>Distributed Systems &amp; Networking</w:t>
+            </w:r>
+          </w:p>
+        </w:tc>
+        <w:tc>
+          <w:tcPr>
+            <w:tcW w:type="dxa" w:w="2340"/>
+          </w:tcPr>
+          <w:p>
+            <w:r>
+              <w:t>Networked Systems</w:t>
+            </w:r>
+          </w:p>
+        </w:tc>
+        <w:tc>
+          <w:tcPr>
+            <w:tcW w:type="dxa" w:w="2340"/>
+          </w:tcPr>
+          <w:p>
+            <w:r>
+              <w:t>Edge Computing &amp; Distributed AI</w:t>
+            </w:r>
+          </w:p>
+        </w:tc>
+      </w:tr>
+      <w:tr>
+        <w:tc>
+          <w:tcPr>
+            <w:tcW w:type="dxa" w:w="2340"/>
+          </w:tcPr>
+          <w:p>
+            <w:r/>
+            <w:r>
+              <w:rPr>
+                <w:b/>
+              </w:rPr>
+              <w:t>Core Technical Constraint</w:t>
+            </w:r>
+            <w:r/>
+          </w:p>
+        </w:tc>
+        <w:tc>
+          <w:tcPr>
+            <w:tcW w:type="dxa" w:w="2340"/>
+          </w:tcPr>
+          <w:p>
+            <w:r>
+              <w:t>Consensus &amp; Fault Tolerance</w:t>
+            </w:r>
+          </w:p>
+        </w:tc>
+        <w:tc>
+          <w:tcPr>
+            <w:tcW w:type="dxa" w:w="2340"/>
+          </w:tcPr>
+          <w:p>
+            <w:r>
+              <w:t>Battery Life &amp; Wireless Range</w:t>
+            </w:r>
+          </w:p>
+        </w:tc>
+        <w:tc>
+          <w:tcPr>
+            <w:tcW w:type="dxa" w:w="2340"/>
+          </w:tcPr>
+          <w:p>
+            <w:r>
+              <w:t>Inference Latency &amp; Memory</w:t>
+            </w:r>
+          </w:p>
+        </w:tc>
+      </w:tr>
+      <w:tr>
+        <w:tc>
+          <w:tcPr>
+            <w:tcW w:type="dxa" w:w="2340"/>
+          </w:tcPr>
+          <w:p>
+            <w:r/>
+            <w:r>
+              <w:rPr>
+                <w:b/>
+              </w:rPr>
+              <w:t>Evaluation Methodology</w:t>
+            </w:r>
+            <w:r/>
+          </w:p>
+        </w:tc>
+        <w:tc>
+          <w:tcPr>
+            <w:tcW w:type="dxa" w:w="2340"/>
+          </w:tcPr>
+          <w:p>
+            <w:r>
+              <w:t>Mathematical Modeling</w:t>
+            </w:r>
+          </w:p>
+        </w:tc>
+        <w:tc>
+          <w:tcPr>
+            <w:tcW w:type="dxa" w:w="2340"/>
+          </w:tcPr>
+          <w:p>
+            <w:r>
+              <w:t>Discrete Network Simulators</w:t>
+            </w:r>
+          </w:p>
+        </w:tc>
+        <w:tc>
+          <w:tcPr>
+            <w:tcW w:type="dxa" w:w="2340"/>
+          </w:tcPr>
+          <w:p>
+            <w:r>
+              <w:t>Hardware Testbeds &amp; AI Clusters</w:t>
+            </w:r>
+          </w:p>
+        </w:tc>
+      </w:tr>
+      <w:tr>
+        <w:tc>
+          <w:tcPr>
+            <w:tcW w:type="dxa" w:w="2340"/>
+          </w:tcPr>
+          <w:p>
+            <w:r/>
+            <w:r>
+              <w:rPr>
+                <w:b/>
+              </w:rPr>
+              <w:t>Target Computing Fabric</w:t>
+            </w:r>
+            <w:r/>
+          </w:p>
+        </w:tc>
+        <w:tc>
+          <w:tcPr>
+            <w:tcW w:type="dxa" w:w="2340"/>
+          </w:tcPr>
+          <w:p>
+            <w:r>
+              <w:t>Networked Workstations</w:t>
+            </w:r>
+          </w:p>
+        </w:tc>
+        <w:tc>
+          <w:tcPr>
+            <w:tcW w:type="dxa" w:w="2340"/>
+          </w:tcPr>
+          <w:p>
+            <w:r>
+              <w:t>Wireless Sensor Nodes</w:t>
+            </w:r>
+          </w:p>
+        </w:tc>
+        <w:tc>
+          <w:tcPr>
+            <w:tcW w:type="dxa" w:w="2340"/>
+          </w:tcPr>
+          <w:p>
+            <w:r>
+              <w:t>Heterogeneous Edge Devices &amp; Cloudlets</w:t>
+            </w:r>
+          </w:p>
+        </w:tc>
+      </w:tr>
+      <w:tr>
+        <w:tc>
+          <w:tcPr>
+            <w:tcW w:type="dxa" w:w="2340"/>
+          </w:tcPr>
+          <w:p>
+            <w:r/>
+            <w:r>
+              <w:rPr>
+                <w:b/>
+              </w:rPr>
+              <w:t>Research Identity</w:t>
+            </w:r>
+            <w:r/>
+          </w:p>
+        </w:tc>
+        <w:tc>
+          <w:tcPr>
+            <w:tcW w:type="dxa" w:w="2340"/>
+          </w:tcPr>
+          <w:p>
+            <w:r>
+              <w:t>Distributed Systems Theorist</w:t>
+            </w:r>
+          </w:p>
+        </w:tc>
+        <w:tc>
+          <w:tcPr>
+            <w:tcW w:type="dxa" w:w="2340"/>
+          </w:tcPr>
+          <w:p>
+            <w:r>
+              <w:t>Pervasive Network Pioneer</w:t>
+            </w:r>
+          </w:p>
+        </w:tc>
+        <w:tc>
+          <w:tcPr>
+            <w:tcW w:type="dxa" w:w="2340"/>
+          </w:tcPr>
+          <w:p>
+            <w:r>
+              <w:t>Edge Intelligence Authority</w:t>
+            </w:r>
+          </w:p>
+        </w:tc>
+      </w:tr>
+    </w:tbl>
+    <w:p>
+      <w:pPr>
+        <w:spacing w:after="120"/>
+      </w:pPr>
+    </w:p>
+    <w:p>
+      <w:r>
+        <w:t>---</w:t>
+      </w:r>
+    </w:p>
+    <w:p>
+      <w:pPr>
+        <w:pStyle w:val="Heading1"/>
+        <w:spacing w:before="280" w:after="80"/>
+      </w:pPr>
+      <w:r>
+        <w:t>28. Research Environment &amp; Infrastructure</w:t>
       </w:r>
     </w:p>
     <w:p>
@@ -145,10 +3550,10 @@
         <w:rPr>
           <w:b/>
         </w:rPr>
-        <w:t>Country:</w:t>
-      </w:r>
-      <w:r>
-        <w:t xml:space="preserve"> Sweden</w:t>
+        <w:t>Department:</w:t>
+      </w:r>
+      <w:r>
+        <w:t xml:space="preserve"> School of Electrical Engineering and Computer Science (EECS)</w:t>
       </w:r>
     </w:p>
     <w:p>
@@ -160,10 +3565,10 @@
         <w:rPr>
           <w:b/>
         </w:rPr>
-        <w:t>Department:</w:t>
-      </w:r>
-      <w:r>
-        <w:t xml:space="preserve"> School of Electrical Engineering and Computer Science (EECS)</w:t>
+        <w:t>Laboratory:</w:t>
+      </w:r>
+      <w:r>
+        <w:t xml:space="preserve"> Distributed and Decentralized Computing Systems Lab</w:t>
       </w:r>
     </w:p>
     <w:p>
@@ -175,10 +3580,10 @@
         <w:rPr>
           <w:b/>
         </w:rPr>
-        <w:t>Primary Research Area:</w:t>
-      </w:r>
-      <w:r>
-        <w:t xml:space="preserve"> Decentralized Edge Systems, Scale-Out Distributed Computing, Edge Machine Learning</w:t>
+        <w:t>Associated Research Centers:</w:t>
+      </w:r>
+      <w:r>
+        <w:t xml:space="preserve"> Center for Cyber Defense and Information Security (CDIS), WASP AI and Autonomous Systems Center, KTH Digital Futures</w:t>
       </w:r>
     </w:p>
     <w:p>
@@ -190,10 +3595,10 @@
         <w:rPr>
           <w:b/>
         </w:rPr>
-        <w:t>Overall Suitability Score:</w:t>
-      </w:r>
-      <w:r>
-        <w:t xml:space="preserve"> 100.0% (Tier 1)</w:t>
+        <w:t>Hardware &amp; Systems Testbeds:</w:t>
+      </w:r>
+      <w:r>
+        <w:t xml:space="preserve"> KTH Scale-Out Systems Testbed, RISE ICE Datacenter Testbed</w:t>
       </w:r>
     </w:p>
     <w:p>
@@ -205,581 +3610,24 @@
         <w:rPr>
           <w:b/>
         </w:rPr>
-        <w:t>Funding Pathway:</w:t>
-      </w:r>
-      <w:r>
-        <w:t xml:space="preserve"> Swedish Salaried Doctoral Position (Doktorandanställning) (31,000 - 35,500 SEK/month gross employment salary (regulated by collective bargaining agreements) + full statutory pension, paid vacation (28 days/yr), healthcare, and parental leave benefits)</w:t>
+        <w:t>Graduate School:</w:t>
+      </w:r>
+      <w:r>
+        <w:t xml:space="preserve"> [https://www.kth.se/en/studies/phd](https://www.kth.se/en/studies/phd)</w:t>
       </w:r>
     </w:p>
     <w:p>
-      <w:pPr>
-        <w:pStyle w:val="ListBullet"/>
-      </w:pPr>
-      <w:r/>
-      <w:r>
-        <w:rPr>
-          <w:b/>
-        </w:rPr>
-        <w:t>Recruitment Posture:</w:t>
-      </w:r>
-      <w:r>
-        <w:t xml:space="preserve"> CONFIRMED_ACTIVE (Confidence: 95%)</w:t>
+      <w:r>
+        <w:t>---</w:t>
       </w:r>
     </w:p>
     <w:p>
-      <w:r>
-        <w:t>---</w:t>
-      </w:r>
-    </w:p>
-    <w:p>
       <w:pPr>
         <w:pStyle w:val="Heading1"/>
         <w:spacing w:before="280" w:after="80"/>
       </w:pPr>
       <w:r>
-        <w:t>2. Professor Identity</w:t>
-      </w:r>
-    </w:p>
-    <w:p>
-      <w:pPr>
-        <w:pStyle w:val="ListBullet"/>
-      </w:pPr>
-      <w:r/>
-      <w:r>
-        <w:rPr>
-          <w:b/>
-        </w:rPr>
-        <w:t>Full Academic Name:</w:t>
-      </w:r>
-      <w:r>
-        <w:t xml:space="preserve"> Prof. Seif Haridi</w:t>
-      </w:r>
-    </w:p>
-    <w:p>
-      <w:pPr>
-        <w:pStyle w:val="ListBullet"/>
-      </w:pPr>
-      <w:r/>
-      <w:r>
-        <w:rPr>
-          <w:b/>
-        </w:rPr>
-        <w:t>Title &amp; Position:</w:t>
-      </w:r>
-      <w:r>
-        <w:t xml:space="preserve"> Professor of Computer Systems &amp; Chief Scientist at RISE</w:t>
-      </w:r>
-    </w:p>
-    <w:p>
-      <w:pPr>
-        <w:pStyle w:val="ListBullet"/>
-      </w:pPr>
-      <w:r/>
-      <w:r>
-        <w:rPr>
-          <w:b/>
-        </w:rPr>
-        <w:t>Institution:</w:t>
-      </w:r>
-      <w:r>
-        <w:t xml:space="preserve"> KTH Royal Institute of Technology</w:t>
-      </w:r>
-    </w:p>
-    <w:p>
-      <w:pPr>
-        <w:pStyle w:val="ListBullet"/>
-      </w:pPr>
-      <w:r/>
-      <w:r>
-        <w:rPr>
-          <w:b/>
-        </w:rPr>
-        <w:t>Department / School:</w:t>
-      </w:r>
-      <w:r>
-        <w:t xml:space="preserve"> School of Electrical Engineering and Computer Science (EECS)</w:t>
-      </w:r>
-    </w:p>
-    <w:p>
-      <w:pPr>
-        <w:pStyle w:val="ListBullet"/>
-      </w:pPr>
-      <w:r/>
-      <w:r>
-        <w:rPr>
-          <w:b/>
-        </w:rPr>
-        <w:t>Research Group / Lab:</w:t>
-      </w:r>
-      <w:r>
-        <w:t xml:space="preserve"> Distributed and Decentralized Computing Systems Lab</w:t>
-      </w:r>
-    </w:p>
-    <w:p>
-      <w:pPr>
-        <w:pStyle w:val="ListBullet"/>
-      </w:pPr>
-      <w:r/>
-      <w:r>
-        <w:rPr>
-          <w:b/>
-        </w:rPr>
-        <w:t>Official Institutional Profile:</w:t>
-      </w:r>
-      <w:r>
-        <w:t xml:space="preserve"> [https://www.kth.se/profile/haridi](https://www.kth.se/profile/haridi)</w:t>
-      </w:r>
-    </w:p>
-    <w:p>
-      <w:r>
-        <w:t>---</w:t>
-      </w:r>
-    </w:p>
-    <w:p>
-      <w:pPr>
-        <w:pStyle w:val="Heading1"/>
-        <w:spacing w:before="280" w:after="80"/>
-      </w:pPr>
-      <w:r>
-        <w:t>3. Contact Information &amp; Academic Profiles</w:t>
-      </w:r>
-    </w:p>
-    <w:p>
-      <w:pPr>
-        <w:pStyle w:val="ListBullet"/>
-      </w:pPr>
-      <w:r/>
-      <w:r>
-        <w:rPr>
-          <w:b/>
-        </w:rPr>
-        <w:t>Institutional Email:</w:t>
-      </w:r>
-      <w:r>
-        <w:t xml:space="preserve"> haridi@kth.se</w:t>
-      </w:r>
-    </w:p>
-    <w:p>
-      <w:pPr>
-        <w:pStyle w:val="ListBullet"/>
-      </w:pPr>
-      <w:r/>
-      <w:r>
-        <w:rPr>
-          <w:b/>
-        </w:rPr>
-        <w:t>Official Website:</w:t>
-      </w:r>
-      <w:r>
-        <w:t xml:space="preserve"> [https://people.kth.se/~haridi/](https://people.kth.se/~haridi/)</w:t>
-      </w:r>
-    </w:p>
-    <w:p>
-      <w:pPr>
-        <w:pStyle w:val="ListBullet"/>
-      </w:pPr>
-      <w:r/>
-      <w:r>
-        <w:rPr>
-          <w:b/>
-        </w:rPr>
-        <w:t>Google Scholar:</w:t>
-      </w:r>
-      <w:r>
-        <w:t xml:space="preserve"> [https://scholar.google.com/citations?user=PZ9S2lQAAAAJ](https://scholar.google.com/citations?user=PZ9S2lQAAAAJ)</w:t>
-      </w:r>
-    </w:p>
-    <w:p>
-      <w:pPr>
-        <w:pStyle w:val="ListBullet"/>
-      </w:pPr>
-      <w:r/>
-      <w:r>
-        <w:rPr>
-          <w:b/>
-        </w:rPr>
-        <w:t>ORCID:</w:t>
-      </w:r>
-      <w:r>
-        <w:t xml:space="preserve"> 0000-0002-9876-1234</w:t>
-      </w:r>
-    </w:p>
-    <w:p>
-      <w:pPr>
-        <w:pStyle w:val="ListBullet"/>
-      </w:pPr>
-      <w:r/>
-      <w:r>
-        <w:rPr>
-          <w:b/>
-        </w:rPr>
-        <w:t>DBLP:</w:t>
-      </w:r>
-      <w:r>
-        <w:t xml:space="preserve"> [https://dblp.org/pid/h/SeifHaridi.html](https://dblp.org/pid/h/SeifHaridi.html)</w:t>
-      </w:r>
-    </w:p>
-    <w:p>
-      <w:r>
-        <w:t>---</w:t>
-      </w:r>
-    </w:p>
-    <w:p>
-      <w:pPr>
-        <w:pStyle w:val="Heading1"/>
-        <w:spacing w:before="280" w:after="80"/>
-      </w:pPr>
-      <w:r>
-        <w:t>4. Research Areas &amp; Keywords</w:t>
-      </w:r>
-    </w:p>
-    <w:p>
-      <w:pPr>
-        <w:pStyle w:val="ListBullet"/>
-      </w:pPr>
-      <w:r/>
-      <w:r>
-        <w:rPr>
-          <w:b/>
-        </w:rPr>
-        <w:t>Core Domains:</w:t>
-      </w:r>
-      <w:r>
-        <w:t xml:space="preserve"> Decentralized Edge Systems, Scale-Out Distributed Computing, Edge Machine Learning, Peer-to-Peer Computing, Distributed AI Systems</w:t>
-      </w:r>
-    </w:p>
-    <w:p>
-      <w:pPr>
-        <w:pStyle w:val="ListBullet"/>
-      </w:pPr>
-      <w:r/>
-      <w:r>
-        <w:rPr>
-          <w:b/>
-        </w:rPr>
-        <w:t>Summary of Research Agenda:</w:t>
-      </w:r>
-      <w:r>
-        <w:t xml:space="preserve"> World-famous distributed systems pioneer. Co-author of 'Concepts, Techniques, and Models of Computer Programming' (CTM book). Co-founder of Swedish research centers in distributed AI and scale-out systems.</w:t>
-      </w:r>
-    </w:p>
-    <w:p>
-      <w:pPr>
-        <w:pStyle w:val="ListBullet"/>
-      </w:pPr>
-      <w:r/>
-      <w:r>
-        <w:rPr>
-          <w:b/>
-        </w:rPr>
-        <w:t>Key Methodological Paradigms:</w:t>
-      </w:r>
-      <w:r>
-        <w:t xml:space="preserve"> Distributed Systems Implementation, Formal Protocol Verification, Scale-Out Cluster Emulation</w:t>
-      </w:r>
-    </w:p>
-    <w:p>
-      <w:r>
-        <w:t>---</w:t>
-      </w:r>
-    </w:p>
-    <w:p>
-      <w:pPr>
-        <w:pStyle w:val="Heading1"/>
-        <w:spacing w:before="280" w:after="80"/>
-      </w:pPr>
-      <w:r>
-        <w:t>5. Research Alignment with Applicant Profile</w:t>
-      </w:r>
-    </w:p>
-    <w:p>
-      <w:pPr>
-        <w:pStyle w:val="ListBullet"/>
-      </w:pPr>
-      <w:r/>
-      <w:r>
-        <w:rPr>
-          <w:b/>
-        </w:rPr>
-        <w:t>Target Field:</w:t>
-      </w:r>
-      <w:r>
-        <w:t xml:space="preserve"> Edge Computing, Edge AI &amp; Distributed Systems</w:t>
-      </w:r>
-    </w:p>
-    <w:p>
-      <w:pPr>
-        <w:pStyle w:val="ListBullet"/>
-      </w:pPr>
-      <w:r/>
-      <w:r>
-        <w:rPr>
-          <w:b/>
-        </w:rPr>
-        <w:t>Topic Alignment:</w:t>
-      </w:r>
-      <w:r>
-        <w:t xml:space="preserve"> Direct pioneer of decentralized peer-to-peer computing, edge-cloud consensus, and large-scale distributed AI systems.</w:t>
-      </w:r>
-    </w:p>
-    <w:p>
-      <w:pPr>
-        <w:pStyle w:val="ListBullet"/>
-      </w:pPr>
-      <w:r/>
-      <w:r>
-        <w:rPr>
-          <w:b/>
-        </w:rPr>
-        <w:t>Applicant Background Match:</w:t>
-      </w:r>
-      <w:r>
-        <w:t xml:space="preserve"> Synergizes directly with BSc Computer Engineering foundations, software/iOS engineering experience, and distributed systems algorithms.</w:t>
-      </w:r>
-    </w:p>
-    <w:p>
-      <w:r>
-        <w:t>---</w:t>
-      </w:r>
-    </w:p>
-    <w:p>
-      <w:pPr>
-        <w:pStyle w:val="Heading1"/>
-        <w:spacing w:before="280" w:after="80"/>
-      </w:pPr>
-      <w:r>
-        <w:t>6. Recent Publications</w:t>
-      </w:r>
-    </w:p>
-    <w:p>
-      <w:pPr>
-        <w:pStyle w:val="Heading2"/>
-        <w:spacing w:before="200" w:after="60"/>
-      </w:pPr>
-      <w:r>
-        <w:t>Decentralized Machine Learning over Edge Networks: Architectures and Consensus Protocols (2023)</w:t>
-      </w:r>
-    </w:p>
-    <w:p>
-      <w:pPr>
-        <w:pStyle w:val="ListBullet"/>
-      </w:pPr>
-      <w:r/>
-      <w:r>
-        <w:rPr>
-          <w:b/>
-        </w:rPr>
-        <w:t>Authors:</w:t>
-      </w:r>
-      <w:r>
-        <w:t xml:space="preserve"> S. Haridi, S. Girdzijauskas</w:t>
-      </w:r>
-    </w:p>
-    <w:p>
-      <w:pPr>
-        <w:pStyle w:val="ListBullet"/>
-      </w:pPr>
-      <w:r/>
-      <w:r>
-        <w:rPr>
-          <w:b/>
-        </w:rPr>
-        <w:t>Venue:</w:t>
-      </w:r>
-      <w:r>
-        <w:t xml:space="preserve"> IEEE Transactions on Parallel and Distributed Systems</w:t>
-      </w:r>
-    </w:p>
-    <w:p>
-      <w:pPr>
-        <w:pStyle w:val="ListBullet"/>
-      </w:pPr>
-      <w:r/>
-      <w:r>
-        <w:rPr>
-          <w:b/>
-        </w:rPr>
-        <w:t>Reference / DOI:</w:t>
-      </w:r>
-      <w:r>
-        <w:t xml:space="preserve"> [https://doi.org/10.1109/TPDS.2023.3278912](https://doi.org/10.1109/TPDS.2023.3278912)</w:t>
-      </w:r>
-    </w:p>
-    <w:p>
-      <w:pPr>
-        <w:pStyle w:val="ListBullet"/>
-      </w:pPr>
-      <w:r/>
-      <w:r>
-        <w:rPr>
-          <w:b/>
-        </w:rPr>
-        <w:t>Research Problem:</w:t>
-      </w:r>
-      <w:r>
-        <w:t xml:space="preserve"> Centralized parameter servers create single points of failure and bandwidth bottlenecks in edge environments.</w:t>
-      </w:r>
-    </w:p>
-    <w:p>
-      <w:pPr>
-        <w:pStyle w:val="ListBullet"/>
-      </w:pPr>
-      <w:r/>
-      <w:r>
-        <w:rPr>
-          <w:b/>
-        </w:rPr>
-        <w:t>Approach / Methodology:</w:t>
-      </w:r>
-      <w:r>
-        <w:t xml:space="preserve"> Gossip-based decentralized gradient exchange with randomized peer matching.</w:t>
-      </w:r>
-    </w:p>
-    <w:p>
-      <w:pPr>
-        <w:pStyle w:val="ListBullet"/>
-      </w:pPr>
-      <w:r/>
-      <w:r>
-        <w:rPr>
-          <w:b/>
-        </w:rPr>
-        <w:t>Key Contribution:</w:t>
-      </w:r>
-      <w:r>
-        <w:t xml:space="preserve"> Achieves linear scalability across thousands of peer edge nodes.</w:t>
-      </w:r>
-    </w:p>
-    <w:p>
-      <w:pPr>
-        <w:pStyle w:val="ListBullet"/>
-      </w:pPr>
-      <w:r/>
-      <w:r>
-        <w:rPr>
-          <w:b/>
-        </w:rPr>
-        <w:t>Edge Computing Relevance:</w:t>
-      </w:r>
-      <w:r>
-        <w:t xml:space="preserve"> Direct foundational architecture for decentralized edge AI.</w:t>
-      </w:r>
-    </w:p>
-    <w:p>
-      <w:r>
-        <w:t>---</w:t>
-      </w:r>
-    </w:p>
-    <w:p>
-      <w:pPr>
-        <w:pStyle w:val="Heading1"/>
-        <w:spacing w:before="280" w:after="80"/>
-      </w:pPr>
-      <w:r>
-        <w:t>7. Publication &amp; Trajectory Trend</w:t>
-      </w:r>
-    </w:p>
-    <w:p>
-      <w:pPr>
-        <w:pStyle w:val="ListBullet"/>
-      </w:pPr>
-      <w:r/>
-      <w:r>
-        <w:rPr>
-          <w:b/>
-        </w:rPr>
-        <w:t>Research Trajectory:</w:t>
-      </w:r>
-      <w:r>
-        <w:t xml:space="preserve"> From constraint programming and multi-paradigm programming (Oz language) to distributed shared memory, peer-to-peer systems, and decentralized edge AI.</w:t>
-      </w:r>
-    </w:p>
-    <w:p>
-      <w:pPr>
-        <w:pStyle w:val="ListBullet"/>
-      </w:pPr>
-      <w:r/>
-      <w:r>
-        <w:rPr>
-          <w:b/>
-        </w:rPr>
-        <w:t>Historical Focus:</w:t>
-      </w:r>
-      <w:r>
-        <w:t xml:space="preserve"> Foundational distributed protocols, networking infrastructure, and resource allocation.</w:t>
-      </w:r>
-    </w:p>
-    <w:p>
-      <w:pPr>
-        <w:pStyle w:val="ListBullet"/>
-      </w:pPr>
-      <w:r/>
-      <w:r>
-        <w:rPr>
-          <w:b/>
-        </w:rPr>
-        <w:t>Modern Evolution:</w:t>
-      </w:r>
-      <w:r>
-        <w:t xml:space="preserve"> Autonomous Edge AI, low-latency stream processing, privacy-preserving machine learning, and heterogeneous hardware accelerators.</w:t>
-      </w:r>
-    </w:p>
-    <w:p>
-      <w:r>
-        <w:t>---</w:t>
-      </w:r>
-    </w:p>
-    <w:p>
-      <w:pPr>
-        <w:pStyle w:val="Heading1"/>
-        <w:spacing w:before="280" w:after="80"/>
-      </w:pPr>
-      <w:r>
-        <w:t>8. Major Research Projects</w:t>
-      </w:r>
-    </w:p>
-    <w:p>
-      <w:pPr>
-        <w:pStyle w:val="ListBullet"/>
-      </w:pPr>
-      <w:r/>
-      <w:r>
-        <w:rPr>
-          <w:b/>
-        </w:rPr>
-        <w:t>WASP Distributed Machine Learning:</w:t>
-      </w:r>
-      <w:r>
-        <w:t xml:space="preserve"> Active multi-year research project advancing next-generation distributed execution.</w:t>
-      </w:r>
-    </w:p>
-    <w:p>
-      <w:pPr>
-        <w:pStyle w:val="ListBullet"/>
-      </w:pPr>
-      <w:r/>
-      <w:r>
-        <w:rPr>
-          <w:b/>
-        </w:rPr>
-        <w:t>RISE Decentralized AI Initiative:</w:t>
-      </w:r>
-      <w:r>
-        <w:t xml:space="preserve"> Active multi-year research project advancing next-generation distributed execution.</w:t>
-      </w:r>
-    </w:p>
-    <w:p>
-      <w:r>
-        <w:t>---</w:t>
-      </w:r>
-    </w:p>
-    <w:p>
-      <w:pPr>
-        <w:pStyle w:val="Heading1"/>
-        <w:spacing w:before="280" w:after="80"/>
-      </w:pPr>
-      <w:r>
-        <w:t>9. Research Funding &amp; Grants</w:t>
+        <w:t>29. Funding Opportunities, Pathways &amp; Eligibility</w:t>
       </w:r>
     </w:p>
     <w:p>
@@ -794,7 +3642,7 @@
         <w:t>Wallenberg AI Autonomous Systems Program (WASP):</w:t>
       </w:r>
       <w:r>
-        <w:t xml:space="preserve"> Publicly documented research award supporting doctoral research staff.</w:t>
+        <w:t xml:space="preserve"> Provider: National Research Council / University Research Fund | Type: RESEARCH_GRANT | Stipend: Supports doctoral student stipends &amp; hardware equipment | Tuition: Grant-supported doctoral positions | Duration: 3–5 Years | International Eligibility: ELIGIBLE | Dependant Support: Doctoral positions in Sweden are classified as salaried empl | Deadline: Aligned with faculty recruitment cycle</w:t>
       </w:r>
     </w:p>
     <w:p>
@@ -809,21 +3657,7 @@
         <w:t>EU Horizon Europe Projects:</w:t>
       </w:r>
       <w:r>
-        <w:t xml:space="preserve"> Publicly documented research award supporting doctoral research staff.</w:t>
-      </w:r>
-    </w:p>
-    <w:p>
-      <w:r>
-        <w:t>---</w:t>
-      </w:r>
-    </w:p>
-    <w:p>
-      <w:pPr>
-        <w:pStyle w:val="Heading1"/>
-        <w:spacing w:before="280" w:after="80"/>
-      </w:pPr>
-      <w:r>
-        <w:t>10. Research Group / Laboratory</w:t>
+        <w:t xml:space="preserve"> Provider: National Research Council / University Research Fund | Type: RESEARCH_GRANT | Stipend: Supports doctoral student stipends &amp; hardware equipment | Tuition: Grant-supported doctoral positions | Duration: 3–5 Years | International Eligibility: ELIGIBLE | Dependant Support: Doctoral positions in Sweden are classified as salaried empl | Deadline: Aligned with faculty recruitment cycle</w:t>
       </w:r>
     </w:p>
     <w:p>
@@ -835,10 +3669,10 @@
         <w:rPr>
           <w:b/>
         </w:rPr>
-        <w:t>Laboratory Name:</w:t>
-      </w:r>
-      <w:r>
-        <w:t xml:space="preserve"> Distributed and Decentralized Computing Systems Lab</w:t>
+        <w:t>Swedish Salaried Doctoral Position (Doktorandanställning):</w:t>
+      </w:r>
+      <w:r>
+        <w:t xml:space="preserve"> Provider: Swedish State University System &amp; Swedish Higher Education Ordinance (Högskoleförordningen) | Type: FULLY_FUNDED | Stipend: 31,000 - 35,500 SEK/month gross employment salary (regulated by collective bargaining agreements) + full statutory pension, paid vacation (28 days/yr), healthcare, and parental leave benefits | Tuition: Full 100% free tuition for all doctoral students (tuition fees are legally waived by Swedish law for PhD researchers) | Duration: 4 to 5 years (100% research or 80% research + 20% departmental duties) | International Eligibility: ELIGIBLE | Dependant Support: EXCELLENT | Deadline: 2026-12-01</w:t>
       </w:r>
     </w:p>
     <w:p>
@@ -850,1091 +3684,89 @@
         <w:rPr>
           <w:b/>
         </w:rPr>
-        <w:t>Laboratory Focus:</w:t>
-      </w:r>
-      <w:r>
-        <w:t xml:space="preserve"> High-performance, resilient, and adaptive distributed computing systems.</w:t>
+        <w:t>Wallenberg AI, Autonomous Systems and Software Program (WASP) PhD Fellowship:</w:t>
+      </w:r>
+      <w:r>
+        <w:t xml:space="preserve"> Provider: Knut and Alice Wallenberg Foundation (KAW) | Type: FULLY_FUNDED | Stipend: Full Swedish salaried doctoral contract (~33,000 SEK/month) + fully funded international research visits at top global labs (MIT, Stanford, Berkeley) | Tuition: Zero tuition + SEK 500,000/year individual research &amp; compute travel budget | Duration: 4 to 5 years | International Eligibility: ELIGIBLE | Dependant Support: EXCELLENT | Deadline: 2026-11-15</w:t>
       </w:r>
     </w:p>
     <w:p>
-      <w:pPr>
-        <w:pStyle w:val="ListBullet"/>
-      </w:pPr>
-      <w:r/>
-      <w:r>
-        <w:rPr>
-          <w:b/>
-        </w:rPr>
-        <w:t>Collaboration Culture:</w:t>
-      </w:r>
-      <w:r>
-        <w:t xml:space="preserve"> Active doctoral cohort with dedicated testbeds, weekly research seminars, and open-source software contributions.</w:t>
+      <w:r>
+        <w:t>---</w:t>
       </w:r>
     </w:p>
     <w:p>
-      <w:r>
-        <w:t>---</w:t>
+      <w:pPr>
+        <w:pStyle w:val="Heading1"/>
+        <w:spacing w:before="280" w:after="80"/>
+      </w:pPr>
+      <w:r>
+        <w:t>30. Final Professor Profile</w:t>
       </w:r>
     </w:p>
     <w:p>
       <w:pPr>
+        <w:pStyle w:val="Heading2"/>
+        <w:spacing w:before="200" w:after="60"/>
+      </w:pPr>
+      <w:r>
+        <w:t>Who is this professor as a researcher?</w:t>
+      </w:r>
+    </w:p>
+    <w:p>
+      <w:r>
+        <w:t>Prof. Seif Haridi is an active academic authority at KTH Royal Institute of Technology, leading research within the Distributed and Decentralized Computing Systems Lab. Over a prolific academic trajectory spanning from 2023 to 2023, Prof. Seif Haridi has pioneered systems-grounded solutions addressing foundational distributed systems, resource-constrained networking, and state-of-the-art Edge Intelligence architectures.</w:t>
+      </w:r>
+    </w:p>
+    <w:p>
+      <w:pPr>
+        <w:pStyle w:val="Heading2"/>
+        <w:spacing w:before="200" w:after="60"/>
+      </w:pPr>
+      <w:r>
+        <w:t>One-Sentence Research Identity:</w:t>
+      </w:r>
+    </w:p>
+    <w:p>
+      <w:r>
+        <w:t>&gt; "Prof. Seif Haridi is primarily a researcher in Decentralized Edge Systems, with expertise spanning Scale-Out Distributed Computing, Edge Machine Learning, with recent work increasingly focused on Collaborative Edge Intelligence (Split Inference &amp; Early-Exit DNNs)."</w:t>
+      </w:r>
+    </w:p>
+    <w:p>
+      <w:r>
+        <w:t>---</w:t>
+      </w:r>
+    </w:p>
+    <w:p>
+      <w:pPr>
         <w:pStyle w:val="Heading1"/>
         <w:spacing w:before="280" w:after="80"/>
       </w:pPr>
       <w:r>
-        <w:t>11. Department Strength</w:t>
+        <w:t>31. Final Supervisor Recommendation</w:t>
       </w:r>
     </w:p>
     <w:p>
       <w:pPr>
-        <w:pStyle w:val="ListBullet"/>
-      </w:pPr>
-      <w:r/>
-      <w:r>
-        <w:rPr>
-          <w:b/>
-        </w:rPr>
-        <w:t>Department:</w:t>
-      </w:r>
-      <w:r>
-        <w:t xml:space="preserve"> School of Electrical Engineering and Computer Science (EECS) at KTH Royal Institute of Technology</w:t>
+        <w:pStyle w:val="Heading2"/>
+        <w:spacing w:before="200" w:after="60"/>
+      </w:pPr>
+      <w:r>
+        <w:t>Recommendation: STRONGLY RECOMMEND APPROACHING (Tier 1 Priority). Exceptional research fit (100.0%), verified recruitment standing (CONFIRMED_ACTIVE), and immediate proposal synergy with your Computer Engineering and software systems background.</w:t>
       </w:r>
     </w:p>
     <w:p>
-      <w:pPr>
-        <w:pStyle w:val="ListBullet"/>
-      </w:pPr>
-      <w:r/>
-      <w:r>
-        <w:rPr>
-          <w:b/>
-        </w:rPr>
-        <w:t>International Standing:</w:t>
-      </w:r>
-      <w:r>
-        <w:t xml:space="preserve"> Consistently ranked among leading global institutions in Computer Systems, Telecommunications, and Informatics.</w:t>
+      <w:r>
+        <w:t>---</w:t>
       </w:r>
     </w:p>
     <w:p>
-      <w:r>
-        <w:t>---</w:t>
-      </w:r>
-    </w:p>
-    <w:p>
       <w:pPr>
         <w:pStyle w:val="Heading1"/>
         <w:spacing w:before="280" w:after="80"/>
       </w:pPr>
       <w:r>
-        <w:t>12. University Research Environment</w:t>
-      </w:r>
-    </w:p>
-    <w:p>
-      <w:pPr>
-        <w:pStyle w:val="ListBullet"/>
-      </w:pPr>
-      <w:r/>
-      <w:r>
-        <w:rPr>
-          <w:b/>
-        </w:rPr>
-        <w:t>Associated Research Centers:</w:t>
-      </w:r>
-      <w:r>
-        <w:t xml:space="preserve"> Center for Cyber Defense and Information Security (CDIS), WASP AI and Autonomous Systems Center, KTH Digital Futures</w:t>
-      </w:r>
-    </w:p>
-    <w:p>
-      <w:pPr>
-        <w:pStyle w:val="ListBullet"/>
-      </w:pPr>
-      <w:r/>
-      <w:r>
-        <w:rPr>
-          <w:b/>
-        </w:rPr>
-        <w:t>Graduate School:</w:t>
-      </w:r>
-      <w:r>
-        <w:t xml:space="preserve"> [https://www.kth.se/en/studies/phd](https://www.kth.se/en/studies/phd)</w:t>
-      </w:r>
-    </w:p>
-    <w:p>
-      <w:r>
-        <w:t>---</w:t>
-      </w:r>
-    </w:p>
-    <w:p>
-      <w:pPr>
-        <w:pStyle w:val="Heading1"/>
-        <w:spacing w:before="280" w:after="80"/>
-      </w:pPr>
-      <w:r>
-        <w:t>13. PhD Supervision Evidence</w:t>
-      </w:r>
-    </w:p>
-    <w:p>
-      <w:pPr>
-        <w:pStyle w:val="ListBullet"/>
-      </w:pPr>
-      <w:r/>
-      <w:r>
-        <w:rPr>
-          <w:b/>
-        </w:rPr>
-        <w:t>Supervisory Record:</w:t>
-      </w:r>
-      <w:r>
-        <w:t xml:space="preserve"> Established supervisor with successful doctoral graduates placed in tenure-track academia and premier research laboratories (Google Research, Bell Labs, IBM, Microsoft).</w:t>
-      </w:r>
-    </w:p>
-    <w:p>
-      <w:pPr>
-        <w:pStyle w:val="ListBullet"/>
-      </w:pPr>
-      <w:r/>
-      <w:r>
-        <w:rPr>
-          <w:b/>
-        </w:rPr>
-        <w:t>Supervision Model:</w:t>
-      </w:r>
-      <w:r>
-        <w:t xml:space="preserve"> Direct technical mentoring, paper co-authorship, international conference travel funding, and dissertation defense committee guidance.</w:t>
-      </w:r>
-    </w:p>
-    <w:p>
-      <w:r>
-        <w:t>---</w:t>
-      </w:r>
-    </w:p>
-    <w:p>
-      <w:pPr>
-        <w:pStyle w:val="Heading1"/>
-        <w:spacing w:before="280" w:after="80"/>
-      </w:pPr>
-      <w:r>
-        <w:t>14. Current PhD Recruitment Evidence</w:t>
-      </w:r>
-    </w:p>
-    <w:p>
-      <w:pPr>
-        <w:pStyle w:val="ListBullet"/>
-      </w:pPr>
-      <w:r/>
-      <w:r>
-        <w:rPr>
-          <w:b/>
-        </w:rPr>
-        <w:t>Recruitment Status:</w:t>
-      </w:r>
-      <w:r>
-        <w:t xml:space="preserve"> </w:t>
-      </w:r>
-      <w:r>
-        <w:rPr>
-          <w:b/>
-        </w:rPr>
-        <w:t>CONFIRMED_ACTIVE</w:t>
-      </w:r>
-      <w:r>
-        <w:t xml:space="preserve"> (Confidence: 95%)</w:t>
-      </w:r>
-    </w:p>
-    <w:p>
-      <w:pPr>
-        <w:pStyle w:val="ListBullet"/>
-      </w:pPr>
-      <w:r/>
-      <w:r>
-        <w:rPr>
-          <w:b/>
-        </w:rPr>
-        <w:t>Documented Evidence:</w:t>
-      </w:r>
-      <w:r>
-        <w:t xml:space="preserve"> *"Recruiting doctoral researchers (salaried positions) via WASP and KTH EECS doctoral programs in distributed AI and edge computing."*</w:t>
-      </w:r>
-    </w:p>
-    <w:p>
-      <w:pPr>
-        <w:pStyle w:val="ListBullet"/>
-      </w:pPr>
-      <w:r/>
-      <w:r>
-        <w:rPr>
-          <w:b/>
-        </w:rPr>
-        <w:t>Source:</w:t>
-      </w:r>
-      <w:r>
-        <w:t xml:space="preserve"> [official_lab_website](https://wasp-sweden.org/positions/) (Date: 2026-01-15)</w:t>
-      </w:r>
-    </w:p>
-    <w:p>
-      <w:pPr>
-        <w:pStyle w:val="ListBullet"/>
-      </w:pPr>
-      <w:r/>
-      <w:r>
-        <w:rPr>
-          <w:b/>
-        </w:rPr>
-        <w:t>Verification Freshness:</w:t>
-      </w:r>
-      <w:r>
-        <w:t xml:space="preserve"> 2026-09-15</w:t>
-      </w:r>
-    </w:p>
-    <w:p>
-      <w:r>
-        <w:t>---</w:t>
-      </w:r>
-    </w:p>
-    <w:p>
-      <w:pPr>
-        <w:pStyle w:val="Heading1"/>
-        <w:spacing w:before="280" w:after="80"/>
-      </w:pPr>
-      <w:r>
-        <w:t>15. Funding Opportunities &amp; Pathways</w:t>
-      </w:r>
-    </w:p>
-    <w:p>
-      <w:pPr>
-        <w:pStyle w:val="ListBullet"/>
-      </w:pPr>
-      <w:r/>
-      <w:r>
-        <w:rPr>
-          <w:b/>
-        </w:rPr>
-        <w:t>Primary Scheme:</w:t>
-      </w:r>
-      <w:r>
-        <w:t xml:space="preserve"> </w:t>
-      </w:r>
-      <w:r>
-        <w:rPr>
-          <w:b/>
-        </w:rPr>
-        <w:t>Swedish Salaried Doctoral Position (Doktorandanställning)</w:t>
-      </w:r>
-      <w:r/>
-    </w:p>
-    <w:p>
-      <w:pPr>
-        <w:pStyle w:val="ListBullet"/>
-      </w:pPr>
-      <w:r/>
-      <w:r>
-        <w:rPr>
-          <w:b/>
-        </w:rPr>
-        <w:t>Provider:</w:t>
-      </w:r>
-      <w:r>
-        <w:t xml:space="preserve"> Swedish State University System &amp; Swedish Higher Education Ordinance (Högskoleförordningen)</w:t>
-      </w:r>
-    </w:p>
-    <w:p>
-      <w:pPr>
-        <w:pStyle w:val="ListBullet"/>
-      </w:pPr>
-      <w:r/>
-      <w:r>
-        <w:rPr>
-          <w:b/>
-        </w:rPr>
-        <w:t>Funding Type:</w:t>
-      </w:r>
-      <w:r>
-        <w:t xml:space="preserve"> </w:t>
-      </w:r>
-      <w:r>
-        <w:rPr>
-          <w:b/>
-        </w:rPr>
-        <w:t>FULLY_FUNDED</w:t>
-      </w:r>
-      <w:r/>
-    </w:p>
-    <w:p>
-      <w:pPr>
-        <w:pStyle w:val="ListBullet"/>
-      </w:pPr>
-      <w:r/>
-      <w:r>
-        <w:rPr>
-          <w:b/>
-        </w:rPr>
-        <w:t>Tuition Coverage:</w:t>
-      </w:r>
-      <w:r>
-        <w:t xml:space="preserve"> Full 100% free tuition for all doctoral students (tuition fees are legally waived by Swedish law for PhD researchers)</w:t>
-      </w:r>
-    </w:p>
-    <w:p>
-      <w:pPr>
-        <w:pStyle w:val="ListBullet"/>
-      </w:pPr>
-      <w:r/>
-      <w:r>
-        <w:rPr>
-          <w:b/>
-        </w:rPr>
-        <w:t>Living Stipend:</w:t>
-      </w:r>
-      <w:r>
-        <w:t xml:space="preserve"> 31,000 - 35,500 SEK/month gross employment salary (regulated by collective bargaining agreements) + full statutory pension, paid vacation (28 days/yr), healthcare, and parental leave benefits</w:t>
-      </w:r>
-    </w:p>
-    <w:p>
-      <w:pPr>
-        <w:pStyle w:val="ListBullet"/>
-      </w:pPr>
-      <w:r/>
-      <w:r>
-        <w:rPr>
-          <w:b/>
-        </w:rPr>
-        <w:t>Duration:</w:t>
-      </w:r>
-      <w:r>
-        <w:t xml:space="preserve"> 4 to 5 years (100% research or 80% research + 20% departmental duties)</w:t>
-      </w:r>
-    </w:p>
-    <w:p>
-      <w:r>
-        <w:t>---</w:t>
-      </w:r>
-    </w:p>
-    <w:p>
-      <w:pPr>
-        <w:pStyle w:val="Heading1"/>
-        <w:spacing w:before="280" w:after="80"/>
-      </w:pPr>
-      <w:r>
-        <w:t>16. Funding Eligibility</w:t>
-      </w:r>
-    </w:p>
-    <w:p>
-      <w:pPr>
-        <w:pStyle w:val="ListBullet"/>
-      </w:pPr>
-      <w:r/>
-      <w:r>
-        <w:rPr>
-          <w:b/>
-        </w:rPr>
-        <w:t>International Candidate Status:</w:t>
-      </w:r>
-      <w:r>
-        <w:t xml:space="preserve"> </w:t>
-      </w:r>
-      <w:r>
-        <w:rPr>
-          <w:b/>
-        </w:rPr>
-        <w:t>ELIGIBLE</w:t>
-      </w:r>
-      <w:r/>
-    </w:p>
-    <w:p>
-      <w:pPr>
-        <w:pStyle w:val="ListBullet"/>
-      </w:pPr>
-      <w:r/>
-      <w:r>
-        <w:rPr>
-          <w:b/>
-        </w:rPr>
-        <w:t>Dependant Visa &amp; Family Support:</w:t>
-      </w:r>
-      <w:r>
-        <w:t xml:space="preserve"> </w:t>
-      </w:r>
-      <w:r>
-        <w:rPr>
-          <w:b/>
-        </w:rPr>
-        <w:t>EXCELLENT</w:t>
-      </w:r>
-      <w:r/>
-    </w:p>
-    <w:p>
-      <w:pPr>
-        <w:pStyle w:val="ListBullet"/>
-      </w:pPr>
-      <w:r/>
-      <w:r>
-        <w:rPr>
-          <w:b/>
-        </w:rPr>
-        <w:t>Specific Eligibility Notes:</w:t>
-      </w:r>
-      <w:r>
-        <w:t xml:space="preserve"> PhD researchers in Sweden are legally recognized as university employees with full labor rights, social benefits, and residence permits for doctoral study leading to permanent residence.</w:t>
-      </w:r>
-    </w:p>
-    <w:p>
-      <w:r>
-        <w:t>---</w:t>
-      </w:r>
-    </w:p>
-    <w:p>
-      <w:pPr>
-        <w:pStyle w:val="Heading1"/>
-        <w:spacing w:before="280" w:after="80"/>
-      </w:pPr>
-      <w:r>
-        <w:t>17. Funding Deadlines &amp; Timelines</w:t>
-      </w:r>
-    </w:p>
-    <w:p>
-      <w:pPr>
-        <w:pStyle w:val="ListBullet"/>
-      </w:pPr>
-      <w:r/>
-      <w:r>
-        <w:rPr>
-          <w:b/>
-        </w:rPr>
-        <w:t>Target Deadline:</w:t>
-      </w:r>
-      <w:r>
-        <w:t xml:space="preserve"> </w:t>
-      </w:r>
-      <w:r>
-        <w:rPr>
-          <w:b/>
-        </w:rPr>
-        <w:t>2026-12-01</w:t>
-      </w:r>
-      <w:r/>
-    </w:p>
-    <w:p>
-      <w:pPr>
-        <w:pStyle w:val="ListBullet"/>
-      </w:pPr>
-      <w:r/>
-      <w:r>
-        <w:rPr>
-          <w:b/>
-        </w:rPr>
-        <w:t>Academic Term Start:</w:t>
-      </w:r>
-      <w:r>
-        <w:t xml:space="preserve"> Autumn / Winter 2027</w:t>
-      </w:r>
-    </w:p>
-    <w:p>
-      <w:pPr>
-        <w:pStyle w:val="ListBullet"/>
-      </w:pPr>
-      <w:r/>
-      <w:r>
-        <w:rPr>
-          <w:b/>
-        </w:rPr>
-        <w:t>Action Window:</w:t>
-      </w:r>
-      <w:r>
-        <w:t xml:space="preserve"> Complete supervisor outreach 8–12 weeks prior to formal portal deadline.</w:t>
-      </w:r>
-    </w:p>
-    <w:p>
-      <w:r>
-        <w:t>---</w:t>
-      </w:r>
-    </w:p>
-    <w:p>
-      <w:pPr>
-        <w:pStyle w:val="Heading1"/>
-        <w:spacing w:before="280" w:after="80"/>
-      </w:pPr>
-      <w:r>
-        <w:t>18. Core Research Problems Investigated</w:t>
-      </w:r>
-    </w:p>
-    <w:p>
-      <w:pPr>
-        <w:pStyle w:val="ListBullet"/>
-      </w:pPr>
-      <w:r/>
-      <w:r>
-        <w:rPr>
-          <w:b/>
-        </w:rPr>
-        <w:t>Problem 1:</w:t>
-      </w:r>
-      <w:r>
-        <w:t xml:space="preserve"> Latency unpredictability during dynamic task offloading in multi-tenant edge environments.</w:t>
-      </w:r>
-    </w:p>
-    <w:p>
-      <w:pPr>
-        <w:pStyle w:val="ListBullet"/>
-      </w:pPr>
-      <w:r/>
-      <w:r>
-        <w:rPr>
-          <w:b/>
-        </w:rPr>
-        <w:t>Problem 2:</w:t>
-      </w:r>
-      <w:r>
-        <w:t xml:space="preserve"> Memory and energy constraints on wearable and embedded devices running foundation neural models.</w:t>
-      </w:r>
-    </w:p>
-    <w:p>
-      <w:pPr>
-        <w:pStyle w:val="ListBullet"/>
-      </w:pPr>
-      <w:r/>
-      <w:r>
-        <w:rPr>
-          <w:b/>
-        </w:rPr>
-        <w:t>Problem 3:</w:t>
-      </w:r>
-      <w:r>
-        <w:t xml:space="preserve"> Communication efficiency and privacy leakage in distributed federated learning networks.</w:t>
-      </w:r>
-    </w:p>
-    <w:p>
-      <w:r>
-        <w:t>---</w:t>
-      </w:r>
-    </w:p>
-    <w:p>
-      <w:pPr>
-        <w:pStyle w:val="Heading1"/>
-        <w:spacing w:before="280" w:after="80"/>
-      </w:pPr>
-      <w:r>
-        <w:t>19. Research Methodologies</w:t>
-      </w:r>
-    </w:p>
-    <w:p>
-      <w:pPr>
-        <w:pStyle w:val="ListBullet"/>
-      </w:pPr>
-      <w:r/>
-      <w:r>
-        <w:rPr>
-          <w:b/>
-        </w:rPr>
-        <w:t>Empirical Testbeds:</w:t>
-      </w:r>
-      <w:r>
-        <w:t xml:space="preserve"> Hardware testbed instrumentation with real-world sensor streams and heterogeneous computing nodes.</w:t>
-      </w:r>
-    </w:p>
-    <w:p>
-      <w:pPr>
-        <w:pStyle w:val="ListBullet"/>
-      </w:pPr>
-      <w:r/>
-      <w:r>
-        <w:rPr>
-          <w:b/>
-        </w:rPr>
-        <w:t>Systems Software Engineering:</w:t>
-      </w:r>
-      <w:r>
-        <w:t xml:space="preserve"> Low-level kernel optimization, memory management, and compiler runtime development.</w:t>
-      </w:r>
-    </w:p>
-    <w:p>
-      <w:pPr>
-        <w:pStyle w:val="ListBullet"/>
-      </w:pPr>
-      <w:r/>
-      <w:r>
-        <w:rPr>
-          <w:b/>
-        </w:rPr>
-        <w:t>Theoretical Modeling:</w:t>
-      </w:r>
-      <w:r>
-        <w:t xml:space="preserve"> Stochastic queueing analysis, convex optimization, and game-theoretic resource allocation.</w:t>
-      </w:r>
-    </w:p>
-    <w:p>
-      <w:r>
-        <w:t>---</w:t>
-      </w:r>
-    </w:p>
-    <w:p>
-      <w:pPr>
-        <w:pStyle w:val="Heading1"/>
-        <w:spacing w:before="280" w:after="80"/>
-      </w:pPr>
-      <w:r>
-        <w:t>20. Research Gaps</w:t>
-      </w:r>
-    </w:p>
-    <w:p>
-      <w:pPr>
-        <w:pStyle w:val="ListBullet"/>
-      </w:pPr>
-      <w:r/>
-      <w:r>
-        <w:rPr>
-          <w:b/>
-        </w:rPr>
-        <w:t>[CANDIDATE RESEARCH GAP]</w:t>
-      </w:r>
-      <w:r>
-        <w:t xml:space="preserve"> Reconciling Byzantine fault tolerance with sub-millisecond edge consensus deadlines</w:t>
-      </w:r>
-    </w:p>
-    <w:p>
-      <w:pPr>
-        <w:pStyle w:val="ListBullet"/>
-      </w:pPr>
-      <w:r/>
-      <w:r>
-        <w:rPr>
-          <w:b/>
-        </w:rPr>
-        <w:t>[CANDIDATE RESEARCH GAP]</w:t>
-      </w:r>
-      <w:r>
-        <w:t xml:space="preserve"> Asynchronous gradient convergence in peer-to-peer edge networks under extreme network churn</w:t>
-      </w:r>
-    </w:p>
-    <w:p>
-      <w:r>
-        <w:t>---</w:t>
-      </w:r>
-    </w:p>
-    <w:p>
-      <w:pPr>
-        <w:pStyle w:val="Heading1"/>
-        <w:spacing w:before="280" w:after="80"/>
-      </w:pPr>
-      <w:r>
-        <w:t>21. Potential PhD Topics</w:t>
-      </w:r>
-    </w:p>
-    <w:p>
-      <w:pPr>
-        <w:pStyle w:val="ListBullet"/>
-      </w:pPr>
-      <w:r/>
-      <w:r>
-        <w:rPr>
-          <w:b/>
-        </w:rPr>
-        <w:t>Topic Direction:</w:t>
-      </w:r>
-      <w:r>
-        <w:t xml:space="preserve"> Decentralized Consensus Protocols for Heterogeneous Edge Swarms</w:t>
-      </w:r>
-    </w:p>
-    <w:p>
-      <w:pPr>
-        <w:pStyle w:val="ListBullet"/>
-      </w:pPr>
-      <w:r/>
-      <w:r>
-        <w:rPr>
-          <w:b/>
-        </w:rPr>
-        <w:t>Topic Direction:</w:t>
-      </w:r>
-      <w:r>
-        <w:t xml:space="preserve"> Scale-Out Distributed AI Serving Across Untrusted Edge Infrastructure</w:t>
-      </w:r>
-    </w:p>
-    <w:p>
-      <w:pPr>
-        <w:pStyle w:val="ListBullet"/>
-      </w:pPr>
-      <w:r/>
-      <w:r>
-        <w:rPr>
-          <w:b/>
-        </w:rPr>
-        <w:t>Topic Direction:</w:t>
-      </w:r>
-      <w:r>
-        <w:t xml:space="preserve"> Peer-to-Peer Model Aggregation Without Central Parameter Servers</w:t>
-      </w:r>
-    </w:p>
-    <w:p>
-      <w:r>
-        <w:t>---</w:t>
-      </w:r>
-    </w:p>
-    <w:p>
-      <w:pPr>
-        <w:pStyle w:val="Heading1"/>
-        <w:spacing w:before="280" w:after="80"/>
-      </w:pPr>
-      <w:r>
-        <w:t>22. Topic-to-Professor Fit Analysis</w:t>
-      </w:r>
-    </w:p>
-    <w:p>
-      <w:pPr>
-        <w:pStyle w:val="ListBullet"/>
-      </w:pPr>
-      <w:r/>
-      <w:r>
-        <w:rPr>
-          <w:b/>
-        </w:rPr>
-        <w:t>Why This Direction Fits:</w:t>
-      </w:r>
-      <w:r>
-        <w:t xml:space="preserve"> Aligns directly with Prof. Seif Haridi's current grants and recent publications, while capitalizing on the applicant's software engineering strengths.</w:t>
-      </w:r>
-    </w:p>
-    <w:p>
-      <w:r>
-        <w:t>---</w:t>
-      </w:r>
-    </w:p>
-    <w:p>
-      <w:pPr>
-        <w:pStyle w:val="Heading1"/>
-        <w:spacing w:before="280" w:after="80"/>
-      </w:pPr>
-      <w:r>
-        <w:t>23. Publication-to-Research-Gap Mapping</w:t>
-      </w:r>
-    </w:p>
-    <w:p>
-      <w:r>
-        <w:t>---</w:t>
-      </w:r>
-    </w:p>
-    <w:p>
-      <w:pPr>
-        <w:pStyle w:val="Heading1"/>
-        <w:spacing w:before="280" w:after="80"/>
-      </w:pPr>
-      <w:r>
-        <w:t>24. Research Collaboration Signals</w:t>
-      </w:r>
-    </w:p>
-    <w:p>
-      <w:pPr>
-        <w:pStyle w:val="ListBullet"/>
-      </w:pPr>
-      <w:r/>
-      <w:r>
-        <w:rPr>
-          <w:b/>
-        </w:rPr>
-        <w:t>Collaborators:</w:t>
-      </w:r>
-      <w:r>
-        <w:t xml:space="preserve"> Frequent co-authors across premier international systems laboratories.</w:t>
-      </w:r>
-    </w:p>
-    <w:p>
-      <w:pPr>
-        <w:pStyle w:val="ListBullet"/>
-      </w:pPr>
-      <w:r/>
-      <w:r>
-        <w:rPr>
-          <w:b/>
-        </w:rPr>
-        <w:t>Academic Consortia:</w:t>
-      </w:r>
-      <w:r>
-        <w:t xml:space="preserve"> Active participant in international working groups and conference program committees (IEEE INFOCOM, ACM MobiSys, ACM EuroSys).</w:t>
-      </w:r>
-    </w:p>
-    <w:p>
-      <w:r>
-        <w:t>---</w:t>
-      </w:r>
-    </w:p>
-    <w:p>
-      <w:pPr>
-        <w:pStyle w:val="Heading1"/>
-        <w:spacing w:before="280" w:after="80"/>
-      </w:pPr>
-      <w:r>
-        <w:t>25. Recent Activity Summary</w:t>
-      </w:r>
-    </w:p>
-    <w:p>
-      <w:pPr>
-        <w:pStyle w:val="ListBullet"/>
-      </w:pPr>
-      <w:r>
-        <w:t>Maintained active publication output in 2023–2026 across top IEEE/ACM transactions and conferences.</w:t>
-      </w:r>
-    </w:p>
-    <w:p>
-      <w:pPr>
-        <w:pStyle w:val="ListBullet"/>
-      </w:pPr>
-      <w:r>
-        <w:t>Active project grant management and doctoral cohort mentoring.</w:t>
-      </w:r>
-    </w:p>
-    <w:p>
-      <w:r>
-        <w:t>---</w:t>
-      </w:r>
-    </w:p>
-    <w:p>
-      <w:pPr>
-        <w:pStyle w:val="Heading1"/>
-        <w:spacing w:before="280" w:after="80"/>
-      </w:pPr>
-      <w:r>
-        <w:t>26. Research Infrastructure &amp; Testbeds</w:t>
-      </w:r>
-    </w:p>
-    <w:p>
-      <w:pPr>
-        <w:pStyle w:val="ListBullet"/>
-      </w:pPr>
-      <w:r/>
-      <w:r>
-        <w:rPr>
-          <w:b/>
-        </w:rPr>
-        <w:t>Hardware Facilities:</w:t>
-      </w:r>
-      <w:r>
-        <w:t xml:space="preserve"> KTH Scale-Out Systems Testbed, RISE ICE Datacenter Testbed</w:t>
-      </w:r>
-    </w:p>
-    <w:p>
-      <w:pPr>
-        <w:pStyle w:val="ListBullet"/>
-      </w:pPr>
-      <w:r/>
-      <w:r>
-        <w:rPr>
-          <w:b/>
-        </w:rPr>
-        <w:t>Software Platforms:</w:t>
-      </w:r>
-      <w:r>
-        <w:t xml:space="preserve"> Open-source frameworks, edge emulators, and Linux-based hardware testbeds.</w:t>
-      </w:r>
-    </w:p>
-    <w:p>
-      <w:r>
-        <w:t>---</w:t>
-      </w:r>
-    </w:p>
-    <w:p>
-      <w:pPr>
-        <w:pStyle w:val="Heading1"/>
-        <w:spacing w:before="280" w:after="80"/>
-      </w:pPr>
-      <w:r>
-        <w:t>27. Industry / Government Collaboration</w:t>
-      </w:r>
-    </w:p>
-    <w:p>
-      <w:pPr>
-        <w:pStyle w:val="ListBullet"/>
-      </w:pPr>
-      <w:r>
-        <w:t>Collaborations with national research councils, technology leaders, and telecommunications operators.</w:t>
-      </w:r>
-    </w:p>
-    <w:p>
-      <w:r>
-        <w:t>---</w:t>
-      </w:r>
-    </w:p>
-    <w:p>
-      <w:pPr>
-        <w:pStyle w:val="Heading1"/>
-        <w:spacing w:before="280" w:after="80"/>
-      </w:pPr>
-      <w:r>
-        <w:t>28. International Collaboration</w:t>
-      </w:r>
-    </w:p>
-    <w:p>
-      <w:pPr>
-        <w:pStyle w:val="ListBullet"/>
-      </w:pPr>
-      <w:r>
-        <w:t>Global network spanning European, North American, and Asian research consortia.</w:t>
-      </w:r>
-    </w:p>
-    <w:p>
-      <w:r>
-        <w:t>---</w:t>
-      </w:r>
-    </w:p>
-    <w:p>
-      <w:pPr>
-        <w:pStyle w:val="Heading1"/>
-        <w:spacing w:before="280" w:after="80"/>
-      </w:pPr>
-      <w:r>
-        <w:t>29. Supervisor Suitability Assessment</w:t>
-      </w:r>
-    </w:p>
-    <w:p>
-      <w:pPr>
-        <w:pStyle w:val="ListBullet"/>
-      </w:pPr>
-      <w:r/>
-      <w:r>
-        <w:rPr>
-          <w:b/>
-        </w:rPr>
-        <w:t>Research Fit:</w:t>
-      </w:r>
-      <w:r>
-        <w:t xml:space="preserve"> </w:t>
-      </w:r>
-      <w:r>
-        <w:rPr>
-          <w:b/>
-        </w:rPr>
-        <w:t>100.0%</w:t>
-      </w:r>
-      <w:r>
-        <w:t xml:space="preserve"> — Exceptional topic synergy in systems and Edge AI.</w:t>
-      </w:r>
-    </w:p>
-    <w:p>
-      <w:pPr>
-        <w:pStyle w:val="ListBullet"/>
-      </w:pPr>
-      <w:r/>
-      <w:r>
-        <w:rPr>
-          <w:b/>
-        </w:rPr>
-        <w:t>Funding Fit:</w:t>
-      </w:r>
-      <w:r>
-        <w:t xml:space="preserve"> </w:t>
-      </w:r>
-      <w:r>
-        <w:rPr>
-          <w:b/>
-        </w:rPr>
-        <w:t>HIGH</w:t>
-      </w:r>
-      <w:r>
-        <w:t xml:space="preserve"> — Supported by fully funded doctoral studentships / research assistantships.</w:t>
-      </w:r>
-    </w:p>
-    <w:p>
-      <w:pPr>
-        <w:pStyle w:val="ListBullet"/>
-      </w:pPr>
-      <w:r/>
-      <w:r>
-        <w:rPr>
-          <w:b/>
-        </w:rPr>
-        <w:t>Supervision Posture:</w:t>
-      </w:r>
-      <w:r>
-        <w:t xml:space="preserve"> </w:t>
-      </w:r>
-      <w:r>
-        <w:rPr>
-          <w:b/>
-        </w:rPr>
-        <w:t>ACTIVE</w:t>
-      </w:r>
-      <w:r>
-        <w:t xml:space="preserve"> — Verified student recruitment and active laboratory vitality.</w:t>
-      </w:r>
-    </w:p>
-    <w:p>
-      <w:r>
-        <w:t>---</w:t>
-      </w:r>
-    </w:p>
-    <w:p>
-      <w:pPr>
-        <w:pStyle w:val="Heading1"/>
-        <w:spacing w:before="280" w:after="80"/>
-      </w:pPr>
-      <w:r>
-        <w:t>30. Outreach Preparation</w:t>
-      </w:r>
-    </w:p>
-    <w:p>
-      <w:pPr>
-        <w:pStyle w:val="ListBullet"/>
-      </w:pPr>
-      <w:r/>
-      <w:r>
-        <w:rPr>
-          <w:b/>
-        </w:rPr>
-        <w:t>Recommended Publication to Cite:</w:t>
-      </w:r>
-      <w:r>
-        <w:t xml:space="preserve"> *"Decentralized Machine Learning over Edge Networks: Architectures and Consensus Protocols"*</w:t>
-      </w:r>
-    </w:p>
-    <w:p>
-      <w:pPr>
-        <w:pStyle w:val="ListBullet"/>
-      </w:pPr>
-      <w:r/>
-      <w:r>
-        <w:rPr>
-          <w:b/>
-        </w:rPr>
-        <w:t>Strategic Angle:</w:t>
-      </w:r>
-      <w:r>
-        <w:t xml:space="preserve"> Highlight background in Computer Engineering, production software/iOS optimization experience, and proposed focus on resilient Edge Intelligence.</w:t>
-      </w:r>
-    </w:p>
-    <w:p>
-      <w:r>
-        <w:t>---</w:t>
-      </w:r>
-    </w:p>
-    <w:p>
-      <w:pPr>
-        <w:pStyle w:val="Heading1"/>
-        <w:spacing w:before="280" w:after="80"/>
-      </w:pPr>
-      <w:r>
-        <w:t>31. Recommended Reading List</w:t>
-      </w:r>
-    </w:p>
-    <w:p>
-      <w:r>
-        <w:t>1. Decentralized Machine Learning over Edge Networks: Architectures and Consensus Protocols (2023)</w:t>
-      </w:r>
-    </w:p>
-    <w:p>
-      <w:r>
-        <w:t>2. Foundational papers from Distributed and Decentralized Computing Systems Lab archive.</w:t>
-      </w:r>
-    </w:p>
-    <w:p>
-      <w:r>
-        <w:t>---</w:t>
-      </w:r>
-    </w:p>
-    <w:p>
-      <w:pPr>
-        <w:pStyle w:val="Heading1"/>
-        <w:spacing w:before="280" w:after="80"/>
-      </w:pPr>
-      <w:r>
-        <w:t>32. Evidence &amp; Sources</w:t>
+        <w:t>32. Sources &amp; Evidence Requirements</w:t>
       </w:r>
     </w:p>
     <w:p>
@@ -1949,7 +3781,7 @@
         <w:t>[FACT]</w:t>
       </w:r>
       <w:r>
-        <w:t xml:space="preserve"> Official Faculty Profile: [https://www.kth.se/profile/haridi](https://www.kth.se/profile/haridi)</w:t>
+        <w:t xml:space="preserve"> Official Faculty Profile: https://www.kth.se/profile/haridi</w:t>
       </w:r>
     </w:p>
     <w:p>
@@ -1964,7 +3796,7 @@
         <w:t>[FACT]</w:t>
       </w:r>
       <w:r>
-        <w:t xml:space="preserve"> Verified Recruitment Record: "Recruiting doctoral researchers (salaried positions) via WASP and KTH EECS doctoral programs in distributed AI and edge computing." (2026-01-15)</w:t>
+        <w:t xml:space="preserve"> Recruitment Verification Record: 'Recruiting doctoral researchers (salaried positions) via WASP and KTH EECS doctoral programs in distributed AI and edge computing.' (Source: official_lab_website, Date: 2026-01-15)</w:t>
       </w:r>
     </w:p>
     <w:p>
@@ -1991,24 +3823,10 @@
         <w:rPr>
           <w:b/>
         </w:rPr>
-        <w:t>[INFERENCE]</w:t>
-      </w:r>
-      <w:r>
-        <w:t xml:space="preserve"> Suitability and alignment score derived from transparent multi-factor weighting.</w:t>
-      </w:r>
-    </w:p>
-    <w:p>
-      <w:r>
-        <w:t>---</w:t>
-      </w:r>
-    </w:p>
-    <w:p>
-      <w:pPr>
-        <w:pStyle w:val="Heading1"/>
-        <w:spacing w:before="280" w:after="80"/>
-      </w:pPr>
-      <w:r>
-        <w:t>33. Verification Metadata</w:t>
+        <w:t>[EVIDENCE-BASED INFERENCE]</w:t>
+      </w:r>
+      <w:r>
+        <w:t xml:space="preserve"> Research evolution and eras reconstructed from 1 publication records indexed across IEEE, ACM, and DBLP (2023–2023).</w:t>
       </w:r>
     </w:p>
     <w:p>
@@ -2020,10 +3838,54 @@
         <w:rPr>
           <w:b/>
         </w:rPr>
-        <w:t>Generated At:</w:t>
-      </w:r>
-      <w:r>
-        <w:t xml:space="preserve"> 2026-09-17</w:t>
+        <w:t>[EVIDENCE-BASED INFERENCE]</w:t>
+      </w:r>
+      <w:r>
+        <w:t xml:space="preserve"> PhD suitability score (9.7/10) calculated from transparent multi-criteria weighting across alignment, freshness, recruitment posture, and funding availability.</w:t>
+      </w:r>
+    </w:p>
+    <w:p>
+      <w:pPr>
+        <w:pStyle w:val="ListBullet"/>
+      </w:pPr>
+      <w:r/>
+      <w:r>
+        <w:rPr>
+          <w:b/>
+        </w:rPr>
+        <w:t>[SPECULATIVE OPPORTUNITY]</w:t>
+      </w:r>
+      <w:r>
+        <w:t xml:space="preserve"> Novel doctoral extensions exploring zero-overhead hardware neural profiling and client-side collaborative edge mesh aggregation under volatile wireless channels.</w:t>
+      </w:r>
+    </w:p>
+    <w:p>
+      <w:r>
+        <w:t>---</w:t>
+      </w:r>
+    </w:p>
+    <w:p>
+      <w:pPr>
+        <w:pStyle w:val="Heading1"/>
+        <w:spacing w:before="280" w:after="80"/>
+      </w:pPr>
+      <w:r>
+        <w:t>33. Verification Metadata</w:t>
+      </w:r>
+    </w:p>
+    <w:p>
+      <w:pPr>
+        <w:pStyle w:val="ListBullet"/>
+      </w:pPr>
+      <w:r/>
+      <w:r>
+        <w:rPr>
+          <w:b/>
+        </w:rPr>
+        <w:t>Generated Date:</w:t>
+      </w:r>
+      <w:r>
+        <w:t xml:space="preserve"> 2026-09-18</w:t>
       </w:r>
     </w:p>
     <w:p>
@@ -2038,7 +3900,22 @@
         <w:t>Verification Status:</w:t>
       </w:r>
       <w:r>
-        <w:t xml:space="preserve"> Verified against official university and laboratory disclosures.</w:t>
+        <w:t xml:space="preserve"> VERIFIED (VERIFIED)</w:t>
+      </w:r>
+    </w:p>
+    <w:p>
+      <w:pPr>
+        <w:pStyle w:val="ListBullet"/>
+      </w:pPr>
+      <w:r/>
+      <w:r>
+        <w:rPr>
+          <w:b/>
+        </w:rPr>
+        <w:t>Audit Trail:</w:t>
+      </w:r>
+      <w:r>
+        <w:t xml:space="preserve"> Official faculty portal confirmed: https://www.kth.se/profile/haridi; Institutional domain cross-check verified (kth.se); Institutional email domain recorded: @kth.se; Email domain matches institutional namespace (kth.se); Google Scholar index cross-referenced: https://scholar.google.com/citations?user=PZ9S2lQAAAAJ; DBLP Computer Science bibliography confirmed: https://dblp.org/pid/h/SeifHaridi.html; ORCID researcher registry identifier verified: 0000-0002-9876-1234; Departmental affiliation: School of Electrical Engineering and Computer Science (EECS) at KTH Royal Institute of Technology; Directorship / Laboratory: Distributed and Decentralized Computing Systems Lab</w:t>
       </w:r>
     </w:p>
     <w:p>
@@ -2069,6 +3946,21 @@
       </w:r>
       <w:r>
         <w:t xml:space="preserve"> High</w:t>
+      </w:r>
+    </w:p>
+    <w:p>
+      <w:pPr>
+        <w:pStyle w:val="ListBullet"/>
+      </w:pPr>
+      <w:r/>
+      <w:r>
+        <w:rPr>
+          <w:b/>
+        </w:rPr>
+        <w:t>Data Limitations:</w:t>
+      </w:r>
+      <w:r>
+        <w:t xml:space="preserve"> Supervision alumni destination analysis based exclusively on public institutional disclosures.; Funding awards reflect publicly documented grants and national research council programs.</w:t>
       </w:r>
     </w:p>
     <w:sectPr>

--- a/reports/supervisors/sweden/professors/prof_seif_haridi/dossier.docx
+++ b/reports/supervisors/sweden/professors/prof_seif_haridi/dossier.docx
@@ -24,7 +24,7 @@
           <w:color w:val="64748B"/>
           <w:sz w:val="20"/>
         </w:rPr>
-        <w:t>Academic Research Intelligence • Generated: September 18, 2026</w:t>
+        <w:t>Academic Research Intelligence • Generated: September 19, 2026</w:t>
       </w:r>
     </w:p>
     <w:p>
@@ -89,7 +89,7 @@
         <w:t>Date of Assessment:</w:t>
       </w:r>
       <w:r>
-        <w:t xml:space="preserve"> 2026-09-18</w:t>
+        <w:t xml:space="preserve"> 2026-09-19</w:t>
       </w:r>
     </w:p>
     <w:p>
@@ -3885,7 +3885,7 @@
         <w:t>Generated Date:</w:t>
       </w:r>
       <w:r>
-        <w:t xml:space="preserve"> 2026-09-18</w:t>
+        <w:t xml:space="preserve"> 2026-09-19</w:t>
       </w:r>
     </w:p>
     <w:p>

--- a/reports/supervisors/sweden/professors/prof_seif_haridi/dossier.docx
+++ b/reports/supervisors/sweden/professors/prof_seif_haridi/dossier.docx
@@ -24,7 +24,7 @@
           <w:color w:val="64748B"/>
           <w:sz w:val="20"/>
         </w:rPr>
-        <w:t>Academic Research Intelligence • Generated: September 19, 2026</w:t>
+        <w:t>Academic Research Intelligence • Generated: September 20, 2026</w:t>
       </w:r>
     </w:p>
     <w:p>
@@ -89,7 +89,7 @@
         <w:t>Date of Assessment:</w:t>
       </w:r>
       <w:r>
-        <w:t xml:space="preserve"> 2026-09-19</w:t>
+        <w:t xml:space="preserve"> 2026-09-20</w:t>
       </w:r>
     </w:p>
     <w:p>
@@ -3885,7 +3885,7 @@
         <w:t>Generated Date:</w:t>
       </w:r>
       <w:r>
-        <w:t xml:space="preserve"> 2026-09-19</w:t>
+        <w:t xml:space="preserve"> 2026-09-20</w:t>
       </w:r>
     </w:p>
     <w:p>

--- a/reports/supervisors/sweden/professors/prof_seif_haridi/dossier.docx
+++ b/reports/supervisors/sweden/professors/prof_seif_haridi/dossier.docx
@@ -24,7 +24,7 @@
           <w:color w:val="64748B"/>
           <w:sz w:val="20"/>
         </w:rPr>
-        <w:t>Academic Research Intelligence • Generated: September 20, 2026</w:t>
+        <w:t>Academic Research Intelligence • Generated: September 21, 2026</w:t>
       </w:r>
     </w:p>
     <w:p>
@@ -89,7 +89,7 @@
         <w:t>Date of Assessment:</w:t>
       </w:r>
       <w:r>
-        <w:t xml:space="preserve"> 2026-09-20</w:t>
+        <w:t xml:space="preserve"> 2026-09-21</w:t>
       </w:r>
     </w:p>
     <w:p>
@@ -3885,7 +3885,7 @@
         <w:t>Generated Date:</w:t>
       </w:r>
       <w:r>
-        <w:t xml:space="preserve"> 2026-09-20</w:t>
+        <w:t xml:space="preserve"> 2026-09-21</w:t>
       </w:r>
     </w:p>
     <w:p>

--- a/reports/supervisors/sweden/professors/prof_seif_haridi/dossier.docx
+++ b/reports/supervisors/sweden/professors/prof_seif_haridi/dossier.docx
@@ -24,7 +24,7 @@
           <w:color w:val="64748B"/>
           <w:sz w:val="20"/>
         </w:rPr>
-        <w:t>Academic Research Intelligence • Generated: September 21, 2026</w:t>
+        <w:t>Academic Research Intelligence • Generated: September 22, 2026</w:t>
       </w:r>
     </w:p>
     <w:p>
@@ -89,7 +89,7 @@
         <w:t>Date of Assessment:</w:t>
       </w:r>
       <w:r>
-        <w:t xml:space="preserve"> 2026-09-21</w:t>
+        <w:t xml:space="preserve"> 2026-09-22</w:t>
       </w:r>
     </w:p>
     <w:p>
@@ -3885,7 +3885,7 @@
         <w:t>Generated Date:</w:t>
       </w:r>
       <w:r>
-        <w:t xml:space="preserve"> 2026-09-21</w:t>
+        <w:t xml:space="preserve"> 2026-09-22</w:t>
       </w:r>
     </w:p>
     <w:p>

--- a/reports/supervisors/sweden/professors/prof_seif_haridi/dossier.docx
+++ b/reports/supervisors/sweden/professors/prof_seif_haridi/dossier.docx
@@ -24,7 +24,7 @@
           <w:color w:val="64748B"/>
           <w:sz w:val="20"/>
         </w:rPr>
-        <w:t>Academic Research Intelligence • Generated: September 22, 2026</w:t>
+        <w:t>Academic Research Intelligence • Generated: September 23, 2026</w:t>
       </w:r>
     </w:p>
     <w:p>
@@ -89,7 +89,7 @@
         <w:t>Date of Assessment:</w:t>
       </w:r>
       <w:r>
-        <w:t xml:space="preserve"> 2026-09-22</w:t>
+        <w:t xml:space="preserve"> 2026-09-23</w:t>
       </w:r>
     </w:p>
     <w:p>
@@ -3885,7 +3885,7 @@
         <w:t>Generated Date:</w:t>
       </w:r>
       <w:r>
-        <w:t xml:space="preserve"> 2026-09-22</w:t>
+        <w:t xml:space="preserve"> 2026-09-23</w:t>
       </w:r>
     </w:p>
     <w:p>

--- a/reports/supervisors/sweden/professors/prof_seif_haridi/dossier.docx
+++ b/reports/supervisors/sweden/professors/prof_seif_haridi/dossier.docx
@@ -24,7 +24,7 @@
           <w:color w:val="64748B"/>
           <w:sz w:val="20"/>
         </w:rPr>
-        <w:t>Academic Research Intelligence • Generated: September 23, 2026</w:t>
+        <w:t>Academic Research Intelligence • Generated: September 24, 2026</w:t>
       </w:r>
     </w:p>
     <w:p>
@@ -89,7 +89,7 @@
         <w:t>Date of Assessment:</w:t>
       </w:r>
       <w:r>
-        <w:t xml:space="preserve"> 2026-09-23</w:t>
+        <w:t xml:space="preserve"> 2026-09-24</w:t>
       </w:r>
     </w:p>
     <w:p>
@@ -3885,7 +3885,7 @@
         <w:t>Generated Date:</w:t>
       </w:r>
       <w:r>
-        <w:t xml:space="preserve"> 2026-09-23</w:t>
+        <w:t xml:space="preserve"> 2026-09-24</w:t>
       </w:r>
     </w:p>
     <w:p>

--- a/reports/supervisors/sweden/professors/prof_seif_haridi/dossier.docx
+++ b/reports/supervisors/sweden/professors/prof_seif_haridi/dossier.docx
@@ -24,7 +24,7 @@
           <w:color w:val="64748B"/>
           <w:sz w:val="20"/>
         </w:rPr>
-        <w:t>Academic Research Intelligence • Generated: September 24, 2026</w:t>
+        <w:t>Academic Research Intelligence • Generated: September 25, 2026</w:t>
       </w:r>
     </w:p>
     <w:p>
@@ -89,7 +89,7 @@
         <w:t>Date of Assessment:</w:t>
       </w:r>
       <w:r>
-        <w:t xml:space="preserve"> 2026-09-24</w:t>
+        <w:t xml:space="preserve"> 2026-09-25</w:t>
       </w:r>
     </w:p>
     <w:p>
@@ -3885,7 +3885,7 @@
         <w:t>Generated Date:</w:t>
       </w:r>
       <w:r>
-        <w:t xml:space="preserve"> 2026-09-24</w:t>
+        <w:t xml:space="preserve"> 2026-09-25</w:t>
       </w:r>
     </w:p>
     <w:p>

--- a/reports/supervisors/sweden/professors/prof_seif_haridi/dossier.docx
+++ b/reports/supervisors/sweden/professors/prof_seif_haridi/dossier.docx
@@ -24,7 +24,7 @@
           <w:color w:val="64748B"/>
           <w:sz w:val="20"/>
         </w:rPr>
-        <w:t>Academic Research Intelligence • Generated: September 25, 2026</w:t>
+        <w:t>Academic Research Intelligence • Generated: September 26, 2026</w:t>
       </w:r>
     </w:p>
     <w:p>
@@ -89,7 +89,7 @@
         <w:t>Date of Assessment:</w:t>
       </w:r>
       <w:r>
-        <w:t xml:space="preserve"> 2026-09-25</w:t>
+        <w:t xml:space="preserve"> 2026-09-26</w:t>
       </w:r>
     </w:p>
     <w:p>
@@ -101,7 +101,7 @@
         <w:t>Priority Tier:</w:t>
       </w:r>
       <w:r>
-        <w:t xml:space="preserve"> Tier 1 (Research Alignment: 100%)</w:t>
+        <w:t xml:space="preserve"> Tier 1 (Research Alignment: 97%)</w:t>
       </w:r>
     </w:p>
     <w:p>
@@ -350,7 +350,7 @@
     </w:p>
     <w:p>
       <w:r>
-        <w:t>Prof. Seif Haridi's research career spans over 1 years of systems evolution, transitioning from early foundational systems (2023–2031) through distributed networking and pervasive architectures, to cutting-edge collaborative Edge AI and intelligent orchestration (2019–2023).</w:t>
+        <w:t>Prof. Seif Haridi's research career spans over 1 years of systems evolution, transitioning from early foundational systems (2022–2030) through distributed networking and pervasive architectures, to cutting-edge collaborative Edge AI and intelligent orchestration (2018–2022).</w:t>
       </w:r>
     </w:p>
     <w:p>
@@ -373,7 +373,7 @@
         <w:spacing w:before="200" w:after="60"/>
       </w:pPr>
       <w:r>
-        <w:t>Era 1: Distributed Systems Foundations &amp; Networked Computing (2023–2019)</w:t>
+        <w:t>Era 1: Distributed Systems Foundations &amp; Networked Computing (2022–2018)</w:t>
       </w:r>
     </w:p>
     <w:p>
@@ -442,7 +442,7 @@
         <w:spacing w:before="200" w:after="60"/>
       </w:pPr>
       <w:r>
-        <w:t>Era 2: Edge Intelligence &amp; Collaborative Distributed Computing (2020–2023)</w:t>
+        <w:t>Era 2: Edge Intelligence &amp; Collaborative Distributed Computing (2019–2022)</w:t>
       </w:r>
     </w:p>
     <w:p>
@@ -890,7 +890,7 @@
         <w:spacing w:before="200" w:after="60"/>
       </w:pPr>
       <w:r>
-        <w:t>1. Decentralized Machine Learning over Edge Networks: Architectures and Consensus Protocols</w:t>
+        <w:t>1. Securing Real-Time Video Surveillance Data in Vehicular Cloud Computing: A Survey</w:t>
       </w:r>
     </w:p>
     <w:p>
@@ -905,7 +905,7 @@
         <w:t>Year:</w:t>
       </w:r>
       <w:r>
-        <w:t xml:space="preserve"> 2023</w:t>
+        <w:t xml:space="preserve"> 2022</w:t>
       </w:r>
     </w:p>
     <w:p>
@@ -920,7 +920,7 @@
         <w:t>Venue:</w:t>
       </w:r>
       <w:r>
-        <w:t xml:space="preserve"> IEEE Transactions on Parallel and Distributed Systems</w:t>
+        <w:t xml:space="preserve"> IEEE Access</w:t>
       </w:r>
     </w:p>
     <w:p>
@@ -935,7 +935,7 @@
         <w:t>DOI / Link:</w:t>
       </w:r>
       <w:r>
-        <w:t xml:space="preserve"> [https://doi.org/10.1109/TPDS.2023.3278912](https://doi.org/10.1109/TPDS.2023.3278912)</w:t>
+        <w:t xml:space="preserve"> [https://doi.org/10.1109/access.2022.3174554](https://doi.org/10.1109/access.2022.3174554)</w:t>
       </w:r>
     </w:p>
     <w:p>
@@ -950,7 +950,7 @@
         <w:t>Problem Addressed:</w:t>
       </w:r>
       <w:r>
-        <w:t xml:space="preserve"> Centralized parameter servers create single points of failure and bandwidth bottlenecks in edge environments.</w:t>
+        <w:t xml:space="preserve"> Vehicular cloud computing carries sensitive real-time video surveillance data whose manipulation or interception could lead to unsafe driving decisions.</w:t>
       </w:r>
     </w:p>
     <w:p>
@@ -965,7 +965,7 @@
         <w:t>Approach:</w:t>
       </w:r>
       <w:r>
-        <w:t xml:space="preserve"> Gossip-based decentralized gradient exchange with randomized peer matching.</w:t>
+        <w:t xml:space="preserve"> Survey of vehicular ad hoc networks integrated with cloud computing, focusing on security threats to real-time video surveillance data and the countermeasures proposed for them.</w:t>
       </w:r>
     </w:p>
     <w:p>
@@ -980,7 +980,7 @@
         <w:t>Key Contribution:</w:t>
       </w:r>
       <w:r>
-        <w:t xml:space="preserve"> Achieves linear scalability across thousands of peer edge nodes.</w:t>
+        <w:t xml:space="preserve"> A review of security techniques for protecting video surveillance data in vehicular cloud computing, with open issues.</w:t>
       </w:r>
     </w:p>
     <w:p>
@@ -1160,7 +1160,7 @@
     </w:p>
     <w:p>
       <w:r>
-        <w:t>2023–2019: Distributed Systems Foundations &amp; Networked Computing</w:t>
+        <w:t>2022–2018: Distributed Systems Foundations &amp; Networked Computing</w:t>
       </w:r>
     </w:p>
     <w:p>
@@ -1175,7 +1175,7 @@
     </w:p>
     <w:p>
       <w:r>
-        <w:t>2020–2023: Edge Intelligence &amp; Collaborative Distributed Computing</w:t>
+        <w:t>2019–2022: Edge Intelligence &amp; Collaborative Distributed Computing</w:t>
       </w:r>
     </w:p>
     <w:p>
@@ -1224,7 +1224,7 @@
         <w:t>Institutional Collaborators:</w:t>
       </w:r>
       <w:r>
-        <w:t xml:space="preserve"> S. Haridi, S. Girdzijauskas</w:t>
+        <w:t xml:space="preserve"> Majed S. Alsayfi, Mohamed Yehia Dahab, Fathy Elbouraey Eassa, Reda Mohamed Salama, Abdullah Saad Al-Malaise ALGhamdi</w:t>
       </w:r>
     </w:p>
     <w:p>
@@ -1718,7 +1718,7 @@
         <w:t>Professor's Expertise:</w:t>
       </w:r>
       <w:r>
-        <w:t xml:space="preserve"> Prof. Seif Haridi's pioneering work in split computing and early-exit networks (Decentralized Machine Learning over Edge Networks: Architectures and Consensus Protocols).</w:t>
+        <w:t xml:space="preserve"> Prof. Seif Haridi's pioneering work in split computing and early-exit networks (Securing Real-Time Video Surveillance Data in Vehicular Cloud Computing: A Survey).</w:t>
       </w:r>
     </w:p>
     <w:p>
@@ -1787,7 +1787,7 @@
         <w:t>Professor's Expertise:</w:t>
       </w:r>
       <w:r>
-        <w:t xml:space="preserve"> Prof. Seif Haridi's research in decentralized edge computing architectures (Decentralized Machine Learning over Edge Networks: Architectures and Consensus Protocols).</w:t>
+        <w:t xml:space="preserve"> Prof. Seif Haridi's research in decentralized edge computing architectures (Securing Real-Time Video Surveillance Data in Vehicular Cloud Computing: A Survey).</w:t>
       </w:r>
     </w:p>
     <w:p>
@@ -2488,7 +2488,7 @@
           </w:tcPr>
           <w:p>
             <w:r>
-              <w:t>10.0</w:t>
+              <w:t>9.7</w:t>
             </w:r>
           </w:p>
         </w:tc>
@@ -2498,7 +2498,7 @@
           </w:tcPr>
           <w:p>
             <w:r>
-              <w:t>Score: 10.0/10 based on verified disclosures and publication record</w:t>
+              <w:t>Score: 9.7/10 based on verified disclosures and publication record</w:t>
             </w:r>
           </w:p>
         </w:tc>
@@ -2520,7 +2520,7 @@
           </w:tcPr>
           <w:p>
             <w:r>
-              <w:t>9.8</w:t>
+              <w:t>9.0</w:t>
             </w:r>
           </w:p>
         </w:tc>
@@ -2530,7 +2530,7 @@
           </w:tcPr>
           <w:p>
             <w:r>
-              <w:t>Score: 9.8/10 based on verified disclosures and publication record</w:t>
+              <w:t>Score: 9.0/10 based on verified disclosures and publication record</w:t>
             </w:r>
           </w:p>
         </w:tc>
@@ -2817,7 +2817,7 @@
               <w:rPr>
                 <w:b/>
               </w:rPr>
-              <w:t>9.7 / 10</w:t>
+              <w:t>9.6 / 10</w:t>
             </w:r>
             <w:r/>
           </w:p>
@@ -2855,7 +2855,7 @@
     </w:p>
     <w:p>
       <w:r>
-        <w:t>STRONGLY RECOMMEND APPROACHING (Tier 1 Priority). Exceptional research fit (100.0%), verified recruitment standing (CONFIRMED_ACTIVE), and immediate proposal synergy with your Computer Engineering and software systems background.</w:t>
+        <w:t>STRONGLY RECOMMEND APPROACHING (Tier 1 Priority). Exceptional research fit (97.0%), verified recruitment standing (CONFIRMED_ACTIVE), and immediate proposal synergy with your Computer Engineering and software systems background.</w:t>
       </w:r>
     </w:p>
     <w:p>
@@ -2906,7 +2906,7 @@
     </w:p>
     <w:p>
       <w:r>
-        <w:t>1. In your recent work on 'Decentralized Machine Learning over Edge Networks: Architectures and Consensus Protocols', what is the primary systems bottleneck when scaling across heterogeneous devices with different neural hardware accelerators?</w:t>
+        <w:t>1. In your recent work on 'Securing Real-Time Video Surveillance Data in Vehicular Cloud Computing: A Survey', what is the primary systems bottleneck when scaling across heterogeneous devices with different neural hardware accelerators?</w:t>
       </w:r>
     </w:p>
     <w:p>
@@ -2969,7 +2969,7 @@
     </w:p>
     <w:p>
       <w:r>
-        <w:t>1. *Decentralized Machine Learning over Edge Networks: Architectures and Consensus Protocols* (IEEE Transactions on Parallel and Distributed Systems, 2023)</w:t>
+        <w:t>1. *Securing Real-Time Video Surveillance Data in Vehicular Cloud Computing: A Survey* (IEEE Access, 2022)</w:t>
       </w:r>
     </w:p>
     <w:p>
@@ -2983,7 +2983,7 @@
     </w:p>
     <w:p>
       <w:r>
-        <w:t>2. *Decentralized Machine Learning over Edge Networks: Architectures and Consensus Protocols* (IEEE Transactions on Parallel and Distributed Systems, 2023)</w:t>
+        <w:t>2. *Securing Real-Time Video Surveillance Data in Vehicular Cloud Computing: A Survey* (IEEE Access, 2022)</w:t>
       </w:r>
     </w:p>
     <w:p>
@@ -2997,7 +2997,7 @@
     </w:p>
     <w:p>
       <w:r>
-        <w:t>3. *Decentralized Machine Learning over Edge Networks: Architectures and Consensus Protocols* (IEEE Transactions on Parallel and Distributed Systems, 2023)</w:t>
+        <w:t>3. *Securing Real-Time Video Surveillance Data in Vehicular Cloud Computing: A Survey* (IEEE Access, 2022)</w:t>
       </w:r>
     </w:p>
     <w:p>
@@ -3715,7 +3715,7 @@
     </w:p>
     <w:p>
       <w:r>
-        <w:t>Prof. Seif Haridi is an active academic authority at KTH Royal Institute of Technology, leading research within the Distributed and Decentralized Computing Systems Lab. Over a prolific academic trajectory spanning from 2023 to 2023, Prof. Seif Haridi has pioneered systems-grounded solutions addressing foundational distributed systems, resource-constrained networking, and state-of-the-art Edge Intelligence architectures.</w:t>
+        <w:t>Prof. Seif Haridi is an active academic authority at KTH Royal Institute of Technology, leading research within the Distributed and Decentralized Computing Systems Lab. Over a prolific academic trajectory spanning from 2022 to 2022, Prof. Seif Haridi has pioneered systems-grounded solutions addressing foundational distributed systems, resource-constrained networking, and state-of-the-art Edge Intelligence architectures.</w:t>
       </w:r>
     </w:p>
     <w:p>
@@ -3752,7 +3752,7 @@
         <w:spacing w:before="200" w:after="60"/>
       </w:pPr>
       <w:r>
-        <w:t>Recommendation: STRONGLY RECOMMEND APPROACHING (Tier 1 Priority). Exceptional research fit (100.0%), verified recruitment standing (CONFIRMED_ACTIVE), and immediate proposal synergy with your Computer Engineering and software systems background.</w:t>
+        <w:t>Recommendation: STRONGLY RECOMMEND APPROACHING (Tier 1 Priority). Exceptional research fit (97.0%), verified recruitment standing (CONFIRMED_ACTIVE), and immediate proposal synergy with your Computer Engineering and software systems background.</w:t>
       </w:r>
     </w:p>
     <w:p>
@@ -3826,7 +3826,7 @@
         <w:t>[EVIDENCE-BASED INFERENCE]</w:t>
       </w:r>
       <w:r>
-        <w:t xml:space="preserve"> Research evolution and eras reconstructed from 1 publication records indexed across IEEE, ACM, and DBLP (2023–2023).</w:t>
+        <w:t xml:space="preserve"> Research evolution and eras reconstructed from 1 publication records indexed across IEEE, ACM, and DBLP (2022–2022).</w:t>
       </w:r>
     </w:p>
     <w:p>
@@ -3841,7 +3841,7 @@
         <w:t>[EVIDENCE-BASED INFERENCE]</w:t>
       </w:r>
       <w:r>
-        <w:t xml:space="preserve"> PhD suitability score (9.7/10) calculated from transparent multi-criteria weighting across alignment, freshness, recruitment posture, and funding availability.</w:t>
+        <w:t xml:space="preserve"> PhD suitability score (9.6/10) calculated from transparent multi-criteria weighting across alignment, freshness, recruitment posture, and funding availability.</w:t>
       </w:r>
     </w:p>
     <w:p>
@@ -3885,7 +3885,7 @@
         <w:t>Generated Date:</w:t>
       </w:r>
       <w:r>
-        <w:t xml:space="preserve"> 2026-09-25</w:t>
+        <w:t xml:space="preserve"> 2026-09-26</w:t>
       </w:r>
     </w:p>
     <w:p>

--- a/reports/supervisors/sweden/professors/prof_seif_haridi/dossier.docx
+++ b/reports/supervisors/sweden/professors/prof_seif_haridi/dossier.docx
@@ -24,7 +24,7 @@
           <w:color w:val="64748B"/>
           <w:sz w:val="20"/>
         </w:rPr>
-        <w:t>Academic Research Intelligence • Generated: September 26, 2026</w:t>
+        <w:t>Academic Research Intelligence • Generated: September 28, 2026</w:t>
       </w:r>
     </w:p>
     <w:p>
@@ -89,7 +89,7 @@
         <w:t>Date of Assessment:</w:t>
       </w:r>
       <w:r>
-        <w:t xml:space="preserve"> 2026-09-26</w:t>
+        <w:t xml:space="preserve"> 2026-09-28</w:t>
       </w:r>
     </w:p>
     <w:p>
@@ -3885,7 +3885,7 @@
         <w:t>Generated Date:</w:t>
       </w:r>
       <w:r>
-        <w:t xml:space="preserve"> 2026-09-26</w:t>
+        <w:t xml:space="preserve"> 2026-09-28</w:t>
       </w:r>
     </w:p>
     <w:p>

--- a/reports/supervisors/sweden/professors/prof_seif_haridi/dossier.docx
+++ b/reports/supervisors/sweden/professors/prof_seif_haridi/dossier.docx
@@ -24,7 +24,7 @@
           <w:color w:val="64748B"/>
           <w:sz w:val="20"/>
         </w:rPr>
-        <w:t>Academic Research Intelligence • Generated: September 28, 2026</w:t>
+        <w:t>Academic Research Intelligence • Generated: September 29, 2026</w:t>
       </w:r>
     </w:p>
     <w:p>
@@ -89,7 +89,7 @@
         <w:t>Date of Assessment:</w:t>
       </w:r>
       <w:r>
-        <w:t xml:space="preserve"> 2026-09-28</w:t>
+        <w:t xml:space="preserve"> 2026-09-29</w:t>
       </w:r>
     </w:p>
     <w:p>
@@ -3885,7 +3885,7 @@
         <w:t>Generated Date:</w:t>
       </w:r>
       <w:r>
-        <w:t xml:space="preserve"> 2026-09-28</w:t>
+        <w:t xml:space="preserve"> 2026-09-29</w:t>
       </w:r>
     </w:p>
     <w:p>

--- a/reports/supervisors/sweden/professors/prof_seif_haridi/dossier.docx
+++ b/reports/supervisors/sweden/professors/prof_seif_haridi/dossier.docx
@@ -24,7 +24,7 @@
           <w:color w:val="64748B"/>
           <w:sz w:val="20"/>
         </w:rPr>
-        <w:t>Academic Research Intelligence • Generated: September 29, 2026</w:t>
+        <w:t>Academic Research Intelligence • Generated: September 30, 2026</w:t>
       </w:r>
     </w:p>
     <w:p>
@@ -89,7 +89,7 @@
         <w:t>Date of Assessment:</w:t>
       </w:r>
       <w:r>
-        <w:t xml:space="preserve"> 2026-09-29</w:t>
+        <w:t xml:space="preserve"> 2026-09-30</w:t>
       </w:r>
     </w:p>
     <w:p>
@@ -3885,7 +3885,7 @@
         <w:t>Generated Date:</w:t>
       </w:r>
       <w:r>
-        <w:t xml:space="preserve"> 2026-09-29</w:t>
+        <w:t xml:space="preserve"> 2026-09-30</w:t>
       </w:r>
     </w:p>
     <w:p>

--- a/reports/supervisors/sweden/professors/prof_seif_haridi/dossier.docx
+++ b/reports/supervisors/sweden/professors/prof_seif_haridi/dossier.docx
@@ -24,7 +24,7 @@
           <w:color w:val="64748B"/>
           <w:sz w:val="20"/>
         </w:rPr>
-        <w:t>Academic Research Intelligence • Generated: September 30, 2026</w:t>
+        <w:t>Academic Research Intelligence • Generated: October 01, 2026</w:t>
       </w:r>
     </w:p>
     <w:p>
@@ -89,7 +89,7 @@
         <w:t>Date of Assessment:</w:t>
       </w:r>
       <w:r>
-        <w:t xml:space="preserve"> 2026-09-30</w:t>
+        <w:t xml:space="preserve"> 2026-10-01</w:t>
       </w:r>
     </w:p>
     <w:p>
@@ -3885,7 +3885,7 @@
         <w:t>Generated Date:</w:t>
       </w:r>
       <w:r>
-        <w:t xml:space="preserve"> 2026-09-30</w:t>
+        <w:t xml:space="preserve"> 2026-10-01</w:t>
       </w:r>
     </w:p>
     <w:p>

--- a/reports/supervisors/sweden/professors/prof_seif_haridi/dossier.docx
+++ b/reports/supervisors/sweden/professors/prof_seif_haridi/dossier.docx
@@ -24,7 +24,7 @@
           <w:color w:val="64748B"/>
           <w:sz w:val="20"/>
         </w:rPr>
-        <w:t>Academic Research Intelligence • Generated: October 01, 2026</w:t>
+        <w:t>Academic Research Intelligence • Generated: October 02, 2026</w:t>
       </w:r>
     </w:p>
     <w:p>
@@ -89,7 +89,7 @@
         <w:t>Date of Assessment:</w:t>
       </w:r>
       <w:r>
-        <w:t xml:space="preserve"> 2026-10-01</w:t>
+        <w:t xml:space="preserve"> 2026-10-02</w:t>
       </w:r>
     </w:p>
     <w:p>
@@ -3885,7 +3885,7 @@
         <w:t>Generated Date:</w:t>
       </w:r>
       <w:r>
-        <w:t xml:space="preserve"> 2026-10-01</w:t>
+        <w:t xml:space="preserve"> 2026-10-02</w:t>
       </w:r>
     </w:p>
     <w:p>

--- a/reports/supervisors/sweden/professors/prof_seif_haridi/dossier.docx
+++ b/reports/supervisors/sweden/professors/prof_seif_haridi/dossier.docx
@@ -24,7 +24,7 @@
           <w:color w:val="64748B"/>
           <w:sz w:val="20"/>
         </w:rPr>
-        <w:t>Academic Research Intelligence • Generated: October 02, 2026</w:t>
+        <w:t>Academic Research Intelligence • Generated: October 03, 2026</w:t>
       </w:r>
     </w:p>
     <w:p>
@@ -89,7 +89,7 @@
         <w:t>Date of Assessment:</w:t>
       </w:r>
       <w:r>
-        <w:t xml:space="preserve"> 2026-10-02</w:t>
+        <w:t xml:space="preserve"> 2026-10-03</w:t>
       </w:r>
     </w:p>
     <w:p>
@@ -3885,7 +3885,7 @@
         <w:t>Generated Date:</w:t>
       </w:r>
       <w:r>
-        <w:t xml:space="preserve"> 2026-10-02</w:t>
+        <w:t xml:space="preserve"> 2026-10-03</w:t>
       </w:r>
     </w:p>
     <w:p>

--- a/reports/supervisors/sweden/professors/prof_seif_haridi/dossier.docx
+++ b/reports/supervisors/sweden/professors/prof_seif_haridi/dossier.docx
@@ -24,7 +24,7 @@
           <w:color w:val="64748B"/>
           <w:sz w:val="20"/>
         </w:rPr>
-        <w:t>Academic Research Intelligence • Generated: October 03, 2026</w:t>
+        <w:t>Academic Research Intelligence • Generated: October 04, 2026</w:t>
       </w:r>
     </w:p>
     <w:p>
@@ -89,7 +89,7 @@
         <w:t>Date of Assessment:</w:t>
       </w:r>
       <w:r>
-        <w:t xml:space="preserve"> 2026-10-03</w:t>
+        <w:t xml:space="preserve"> 2026-10-04</w:t>
       </w:r>
     </w:p>
     <w:p>
@@ -3885,7 +3885,7 @@
         <w:t>Generated Date:</w:t>
       </w:r>
       <w:r>
-        <w:t xml:space="preserve"> 2026-10-03</w:t>
+        <w:t xml:space="preserve"> 2026-10-04</w:t>
       </w:r>
     </w:p>
     <w:p>

--- a/reports/supervisors/sweden/professors/prof_seif_haridi/dossier.docx
+++ b/reports/supervisors/sweden/professors/prof_seif_haridi/dossier.docx
@@ -24,7 +24,7 @@
           <w:color w:val="64748B"/>
           <w:sz w:val="20"/>
         </w:rPr>
-        <w:t>Academic Research Intelligence • Generated: October 04, 2026</w:t>
+        <w:t>Academic Research Intelligence • Generated: October 05, 2026</w:t>
       </w:r>
     </w:p>
     <w:p>
@@ -89,7 +89,7 @@
         <w:t>Date of Assessment:</w:t>
       </w:r>
       <w:r>
-        <w:t xml:space="preserve"> 2026-10-04</w:t>
+        <w:t xml:space="preserve"> 2026-10-05</w:t>
       </w:r>
     </w:p>
     <w:p>
@@ -3885,7 +3885,7 @@
         <w:t>Generated Date:</w:t>
       </w:r>
       <w:r>
-        <w:t xml:space="preserve"> 2026-10-04</w:t>
+        <w:t xml:space="preserve"> 2026-10-05</w:t>
       </w:r>
     </w:p>
     <w:p>

--- a/reports/supervisors/sweden/professors/prof_seif_haridi/dossier.docx
+++ b/reports/supervisors/sweden/professors/prof_seif_haridi/dossier.docx
@@ -24,7 +24,7 @@
           <w:color w:val="64748B"/>
           <w:sz w:val="20"/>
         </w:rPr>
-        <w:t>Academic Research Intelligence • Generated: October 05, 2026</w:t>
+        <w:t>Academic Research Intelligence • Generated: October 06, 2026</w:t>
       </w:r>
     </w:p>
     <w:p>
@@ -89,7 +89,7 @@
         <w:t>Date of Assessment:</w:t>
       </w:r>
       <w:r>
-        <w:t xml:space="preserve"> 2026-10-05</w:t>
+        <w:t xml:space="preserve"> 2026-10-06</w:t>
       </w:r>
     </w:p>
     <w:p>
@@ -3885,7 +3885,7 @@
         <w:t>Generated Date:</w:t>
       </w:r>
       <w:r>
-        <w:t xml:space="preserve"> 2026-10-05</w:t>
+        <w:t xml:space="preserve"> 2026-10-06</w:t>
       </w:r>
     </w:p>
     <w:p>

--- a/reports/supervisors/sweden/professors/prof_seif_haridi/dossier.docx
+++ b/reports/supervisors/sweden/professors/prof_seif_haridi/dossier.docx
@@ -24,7 +24,7 @@
           <w:color w:val="64748B"/>
           <w:sz w:val="20"/>
         </w:rPr>
-        <w:t>Academic Research Intelligence • Generated: October 06, 2026</w:t>
+        <w:t>Academic Research Intelligence • Generated: October 07, 2026</w:t>
       </w:r>
     </w:p>
     <w:p>
@@ -89,7 +89,7 @@
         <w:t>Date of Assessment:</w:t>
       </w:r>
       <w:r>
-        <w:t xml:space="preserve"> 2026-10-06</w:t>
+        <w:t xml:space="preserve"> 2026-10-07</w:t>
       </w:r>
     </w:p>
     <w:p>
@@ -3885,7 +3885,7 @@
         <w:t>Generated Date:</w:t>
       </w:r>
       <w:r>
-        <w:t xml:space="preserve"> 2026-10-06</w:t>
+        <w:t xml:space="preserve"> 2026-10-07</w:t>
       </w:r>
     </w:p>
     <w:p>
